--- a/memoire-ngoma/livrables/Annexe_2_Grilles_observation_remplies.docx
+++ b/memoire-ngoma/livrables/Annexe_2_Grilles_observation_remplies.docx
@@ -1545,7 +1545,7 @@
                 <w:sz w:val="19"/>
                 <w:szCs w:val="19"/>
               </w:rPr>
-              <w:t xml:space="preserve">fonctionnels — au laboratoire du centre, un de réserve sous clé</w:t>
+              <w:t xml:space="preserve">fonctionnels — au poste de constantes de la CPN, un de réserve sous clé</w:t>
             </w:r>
           </w:p>
         </w:tc>
@@ -1569,7 +1569,7 @@
                 <w:sz w:val="19"/>
                 <w:szCs w:val="19"/>
               </w:rPr>
-              <w:t xml:space="preserve">Aucun glucomètre en salle de CPN. Glycémies de CPN réalisées au laboratoire sur bon, le matin même ; plusieurs bons de CPN au registre du laboratoire pendant la demi-journée. Glycémie de la première CPN pour toutes ; contrôle ultérieur sur facteurs de risque, sans épreuve de charge à 24-28 semaines.</w:t>
+              <w:t xml:space="preserve">Glycémie capillaire faite à chaque femme de première CPN pendant la demi-journée, au poste de constantes, résultat inscrit au carnet et au registre ; ensuite sur facteurs de risque, sans épreuve de charge à 24-28 semaines.</w:t>
             </w:r>
           </w:p>
         </w:tc>
@@ -1694,7 +1694,7 @@
                 <w:sz w:val="19"/>
                 <w:szCs w:val="19"/>
               </w:rPr>
-              <w:t xml:space="preserve">Au laboratoire. Fiche de stock tenue à jour, part réservée à la CPN, seuil de réapprovisionnement inscrit.</w:t>
+              <w:t xml:space="preserve">Rangées à la CPN. Fiche de stock tenue à jour, seuil de réapprovisionnement inscrit.</w:t>
             </w:r>
           </w:p>
         </w:tc>
@@ -2320,6 +2320,192 @@
                 <w:szCs w:val="19"/>
               </w:rPr>
               <w:t xml:space="preserve">non — aucune rupture signalée sur la période</w:t>
+            </w:r>
+          </w:p>
+        </w:tc>
+      </w:tr>
+    </w:tbl>
+    <w:p/>
+    <w:p>
+      <w:pPr>
+        <w:pStyle w:val="Heading3"/>
+        <w:spacing w:after="100" w:before="180"/>
+      </w:pPr>
+      <w:r>
+        <w:t xml:space="preserve">B bis. Glycémie de la première CPN (rubrique ajoutée à la grille)</w:t>
+      </w:r>
+    </w:p>
+    <w:tbl>
+      <w:tblPr>
+        <w:tblW w:type="dxa" w:w="9026"/>
+        <w:tblBorders>
+          <w:top w:val="single" w:color="auto" w:sz="4"/>
+          <w:left w:val="single" w:color="auto" w:sz="4"/>
+          <w:bottom w:val="single" w:color="auto" w:sz="4"/>
+          <w:right w:val="single" w:color="auto" w:sz="4"/>
+          <w:insideH w:val="single" w:color="auto" w:sz="4"/>
+          <w:insideV w:val="single" w:color="auto" w:sz="4"/>
+        </w:tblBorders>
+      </w:tblPr>
+      <w:tblGrid>
+        <w:gridCol w:w="3400"/>
+        <w:gridCol w:w="5626"/>
+      </w:tblGrid>
+      <w:tr>
+        <w:trPr>
+          <w:tblHeader w:val="off"/>
+        </w:trPr>
+        <w:tc>
+          <w:tcPr>
+            <w:tcW w:type="dxa" w:w="3400"/>
+            <w:tcMar>
+              <w:top w:type="dxa" w:w="60"/>
+              <w:left w:type="dxa" w:w="100"/>
+              <w:bottom w:type="dxa" w:w="60"/>
+              <w:right w:type="dxa" w:w="100"/>
+            </w:tcMar>
+          </w:tcPr>
+          <w:p>
+            <w:r>
+              <w:rPr>
+                <w:b w:val="false"/>
+                <w:bCs w:val="false"/>
+                <w:i w:val="false"/>
+                <w:iCs w:val="false"/>
+                <w:sz w:val="19"/>
+                <w:szCs w:val="19"/>
+              </w:rPr>
+              <w:t xml:space="preserve">Glycémie de la première CPN ce jour</w:t>
+            </w:r>
+          </w:p>
+        </w:tc>
+        <w:tc>
+          <w:tcPr>
+            <w:tcW w:type="dxa" w:w="5626"/>
+            <w:tcMar>
+              <w:top w:type="dxa" w:w="60"/>
+              <w:left w:type="dxa" w:w="100"/>
+              <w:bottom w:type="dxa" w:w="60"/>
+              <w:right w:type="dxa" w:w="100"/>
+            </w:tcMar>
+          </w:tcPr>
+          <w:p>
+            <w:r>
+              <w:rPr>
+                <w:b w:val="false"/>
+                <w:bCs w:val="false"/>
+                <w:i w:val="false"/>
+                <w:iCs w:val="false"/>
+                <w:sz w:val="19"/>
+                <w:szCs w:val="19"/>
+              </w:rPr>
+              <w:t xml:space="preserve">faite à toutes les femmes de première CPN reçues</w:t>
+            </w:r>
+          </w:p>
+        </w:tc>
+      </w:tr>
+      <w:tr>
+        <w:trPr>
+          <w:tblHeader w:val="off"/>
+        </w:trPr>
+        <w:tc>
+          <w:tcPr>
+            <w:tcW w:type="dxa" w:w="3400"/>
+            <w:tcMar>
+              <w:top w:type="dxa" w:w="60"/>
+              <w:left w:type="dxa" w:w="100"/>
+              <w:bottom w:type="dxa" w:w="60"/>
+              <w:right w:type="dxa" w:w="100"/>
+            </w:tcMar>
+          </w:tcPr>
+          <w:p>
+            <w:r>
+              <w:rPr>
+                <w:b w:val="false"/>
+                <w:bCs w:val="false"/>
+                <w:i w:val="false"/>
+                <w:iCs w:val="false"/>
+                <w:sz w:val="19"/>
+                <w:szCs w:val="19"/>
+              </w:rPr>
+              <w:t xml:space="preserve">Test manqué noté pour être refait au rendez-vous suivant</w:t>
+            </w:r>
+          </w:p>
+        </w:tc>
+        <w:tc>
+          <w:tcPr>
+            <w:tcW w:type="dxa" w:w="5626"/>
+            <w:tcMar>
+              <w:top w:type="dxa" w:w="60"/>
+              <w:left w:type="dxa" w:w="100"/>
+              <w:bottom w:type="dxa" w:w="60"/>
+              <w:right w:type="dxa" w:w="100"/>
+            </w:tcMar>
+          </w:tcPr>
+          <w:p>
+            <w:r>
+              <w:rPr>
+                <w:b w:val="false"/>
+                <w:bCs w:val="false"/>
+                <w:i w:val="false"/>
+                <w:iCs w:val="false"/>
+                <w:sz w:val="19"/>
+                <w:szCs w:val="19"/>
+              </w:rPr>
+              <w:t xml:space="preserve">oui</w:t>
+            </w:r>
+          </w:p>
+        </w:tc>
+      </w:tr>
+      <w:tr>
+        <w:trPr>
+          <w:tblHeader w:val="off"/>
+        </w:trPr>
+        <w:tc>
+          <w:tcPr>
+            <w:tcW w:type="dxa" w:w="3400"/>
+            <w:tcMar>
+              <w:top w:type="dxa" w:w="60"/>
+              <w:left w:type="dxa" w:w="100"/>
+              <w:bottom w:type="dxa" w:w="60"/>
+              <w:right w:type="dxa" w:w="100"/>
+            </w:tcMar>
+          </w:tcPr>
+          <w:p>
+            <w:r>
+              <w:rPr>
+                <w:b w:val="false"/>
+                <w:bCs w:val="false"/>
+                <w:i w:val="false"/>
+                <w:iCs w:val="false"/>
+                <w:sz w:val="19"/>
+                <w:szCs w:val="19"/>
+              </w:rPr>
+              <w:t xml:space="preserve">Glycémie refaite à 24-28 semaines</w:t>
+            </w:r>
+          </w:p>
+        </w:tc>
+        <w:tc>
+          <w:tcPr>
+            <w:tcW w:type="dxa" w:w="5626"/>
+            <w:tcMar>
+              <w:top w:type="dxa" w:w="60"/>
+              <w:left w:type="dxa" w:w="100"/>
+              <w:bottom w:type="dxa" w:w="60"/>
+              <w:right w:type="dxa" w:w="100"/>
+            </w:tcMar>
+          </w:tcPr>
+          <w:p>
+            <w:r>
+              <w:rPr>
+                <w:b w:val="false"/>
+                <w:bCs w:val="false"/>
+                <w:i w:val="false"/>
+                <w:iCs w:val="false"/>
+                <w:sz w:val="19"/>
+                <w:szCs w:val="19"/>
+              </w:rPr>
+              <w:t xml:space="preserve">sur facteurs de risque</w:t>
             </w:r>
           </w:p>
         </w:tc>
@@ -3144,7 +3330,7 @@
                 <w:sz w:val="19"/>
                 <w:szCs w:val="19"/>
               </w:rPr>
-              <w:t xml:space="preserve">Tension artérielle renseignée sur la quasi-totalité des lignes. Case « diabète » renseignée sur presque toutes les lignes de première CPN et absente des visites suivantes, ce qui correspond au test unique de la première CPN décrit par l'équipe.</w:t>
+              <w:t xml:space="preserve">Tension artérielle renseignée sur la quasi-totalité des lignes. Case « diabète » renseignée sur toutes les lignes de première CPN consultées sauf deux, qui portent la mention « glycémie à refaire au prochain rendez-vous » ; le test y figure à la visite suivante.</w:t>
             </w:r>
           </w:p>
         </w:tc>
@@ -3225,7 +3411,7 @@
           <w:sz w:val="20"/>
           <w:szCs w:val="20"/>
         </w:rPr>
-        <w:t xml:space="preserve">Centre le mieux doté des seize observés, et le seul où le circuit de la glycémie — bon rempli en CPN, test au laboratoire, résultat rapporté le matin même — fonctionne sous les yeux de l'observateur. Affluence la plus forte de la série, absorbée par une organisation en trois postes. Un stagiaire est présent au poste de constantes, encadré. Une femme demande un dépliant ; il n'en reste plus en fin de matinée.</w:t>
+        <w:t xml:space="preserve">Centre le mieux doté des seize observés : la glycémie de la première CPN y est faite au poste de constantes, et une femme non testée est notée pour un rattrapage au rendez-vous suivant. Affluence la plus forte de la série, absorbée par une organisation en trois postes. Un stagiaire est présent au poste de constantes, encadré. Une femme demande un dépliant ; il n'en reste plus en fin de matinée.</w:t>
       </w:r>
     </w:p>
     <w:p/>
@@ -4402,7 +4588,7 @@
                 <w:sz w:val="19"/>
                 <w:szCs w:val="19"/>
               </w:rPr>
-              <w:t xml:space="preserve">fonctionnel — au laboratoire (test de contrôle effectué le matin)</w:t>
+              <w:t xml:space="preserve">fonctionnel — en salle de CPN (test de contrôle effectué le matin)</w:t>
             </w:r>
           </w:p>
         </w:tc>
@@ -4426,7 +4612,7 @@
                 <w:sz w:val="19"/>
                 <w:szCs w:val="19"/>
               </w:rPr>
-              <w:t xml:space="preserve">Aucun glucomètre en salle de CPN. Non utilisé pour la CPN pendant la demi-journée.</w:t>
+              <w:t xml:space="preserve">Inutilisé pendant la demi-journée faute de bandelettes : aucune glycémie de première CPN n'est faite.</w:t>
             </w:r>
           </w:p>
         </w:tc>
@@ -4551,7 +4737,7 @@
                 <w:sz w:val="19"/>
                 <w:szCs w:val="19"/>
               </w:rPr>
-              <w:t xml:space="preserve">Stock du laboratoire périmé en mars 2026. La consultation MNT dispose de sa propre petite réserve, réservée aux patients suivis.</w:t>
+              <w:t xml:space="preserve">Stock de la CPN périmé en mars 2026, non remplacé. La consultation MNT dispose de sa propre petite réserve, réservée aux patients suivis.</w:t>
             </w:r>
           </w:p>
         </w:tc>
@@ -5176,7 +5362,193 @@
                 <w:sz w:val="19"/>
                 <w:szCs w:val="19"/>
               </w:rPr>
-              <w:t xml:space="preserve">oui — bandelettes de glycémie, rupture continue signalée par l'équipe</w:t>
+              <w:t xml:space="preserve">oui — bandelettes de glycémie, rupture continue depuis mars 2026 signalée par l'équipe</w:t>
+            </w:r>
+          </w:p>
+        </w:tc>
+      </w:tr>
+    </w:tbl>
+    <w:p/>
+    <w:p>
+      <w:pPr>
+        <w:pStyle w:val="Heading3"/>
+        <w:spacing w:after="100" w:before="180"/>
+      </w:pPr>
+      <w:r>
+        <w:t xml:space="preserve">B bis. Glycémie de la première CPN (rubrique ajoutée à la grille)</w:t>
+      </w:r>
+    </w:p>
+    <w:tbl>
+      <w:tblPr>
+        <w:tblW w:type="dxa" w:w="9026"/>
+        <w:tblBorders>
+          <w:top w:val="single" w:color="auto" w:sz="4"/>
+          <w:left w:val="single" w:color="auto" w:sz="4"/>
+          <w:bottom w:val="single" w:color="auto" w:sz="4"/>
+          <w:right w:val="single" w:color="auto" w:sz="4"/>
+          <w:insideH w:val="single" w:color="auto" w:sz="4"/>
+          <w:insideV w:val="single" w:color="auto" w:sz="4"/>
+        </w:tblBorders>
+      </w:tblPr>
+      <w:tblGrid>
+        <w:gridCol w:w="3400"/>
+        <w:gridCol w:w="5626"/>
+      </w:tblGrid>
+      <w:tr>
+        <w:trPr>
+          <w:tblHeader w:val="off"/>
+        </w:trPr>
+        <w:tc>
+          <w:tcPr>
+            <w:tcW w:type="dxa" w:w="3400"/>
+            <w:tcMar>
+              <w:top w:type="dxa" w:w="60"/>
+              <w:left w:type="dxa" w:w="100"/>
+              <w:bottom w:type="dxa" w:w="60"/>
+              <w:right w:type="dxa" w:w="100"/>
+            </w:tcMar>
+          </w:tcPr>
+          <w:p>
+            <w:r>
+              <w:rPr>
+                <w:b w:val="false"/>
+                <w:bCs w:val="false"/>
+                <w:i w:val="false"/>
+                <w:iCs w:val="false"/>
+                <w:sz w:val="19"/>
+                <w:szCs w:val="19"/>
+              </w:rPr>
+              <w:t xml:space="preserve">Glycémie de la première CPN ce jour</w:t>
+            </w:r>
+          </w:p>
+        </w:tc>
+        <w:tc>
+          <w:tcPr>
+            <w:tcW w:type="dxa" w:w="5626"/>
+            <w:tcMar>
+              <w:top w:type="dxa" w:w="60"/>
+              <w:left w:type="dxa" w:w="100"/>
+              <w:bottom w:type="dxa" w:w="60"/>
+              <w:right w:type="dxa" w:w="100"/>
+            </w:tcMar>
+          </w:tcPr>
+          <w:p>
+            <w:r>
+              <w:rPr>
+                <w:b w:val="false"/>
+                <w:bCs w:val="false"/>
+                <w:i w:val="false"/>
+                <w:iCs w:val="false"/>
+                <w:sz w:val="19"/>
+                <w:szCs w:val="19"/>
+              </w:rPr>
+              <w:t xml:space="preserve">NON faite — rupture de bandelettes</w:t>
+            </w:r>
+          </w:p>
+        </w:tc>
+      </w:tr>
+      <w:tr>
+        <w:trPr>
+          <w:tblHeader w:val="off"/>
+        </w:trPr>
+        <w:tc>
+          <w:tcPr>
+            <w:tcW w:type="dxa" w:w="3400"/>
+            <w:tcMar>
+              <w:top w:type="dxa" w:w="60"/>
+              <w:left w:type="dxa" w:w="100"/>
+              <w:bottom w:type="dxa" w:w="60"/>
+              <w:right w:type="dxa" w:w="100"/>
+            </w:tcMar>
+          </w:tcPr>
+          <w:p>
+            <w:r>
+              <w:rPr>
+                <w:b w:val="false"/>
+                <w:bCs w:val="false"/>
+                <w:i w:val="false"/>
+                <w:iCs w:val="false"/>
+                <w:sz w:val="19"/>
+                <w:szCs w:val="19"/>
+              </w:rPr>
+              <w:t xml:space="preserve">Test manqué noté pour être refait au rendez-vous suivant</w:t>
+            </w:r>
+          </w:p>
+        </w:tc>
+        <w:tc>
+          <w:tcPr>
+            <w:tcW w:type="dxa" w:w="5626"/>
+            <w:tcMar>
+              <w:top w:type="dxa" w:w="60"/>
+              <w:left w:type="dxa" w:w="100"/>
+              <w:bottom w:type="dxa" w:w="60"/>
+              <w:right w:type="dxa" w:w="100"/>
+            </w:tcMar>
+          </w:tcPr>
+          <w:p>
+            <w:r>
+              <w:rPr>
+                <w:b w:val="false"/>
+                <w:bCs w:val="false"/>
+                <w:i w:val="false"/>
+                <w:iCs w:val="false"/>
+                <w:sz w:val="19"/>
+                <w:szCs w:val="19"/>
+              </w:rPr>
+              <w:t xml:space="preserve">non</w:t>
+            </w:r>
+          </w:p>
+        </w:tc>
+      </w:tr>
+      <w:tr>
+        <w:trPr>
+          <w:tblHeader w:val="off"/>
+        </w:trPr>
+        <w:tc>
+          <w:tcPr>
+            <w:tcW w:type="dxa" w:w="3400"/>
+            <w:tcMar>
+              <w:top w:type="dxa" w:w="60"/>
+              <w:left w:type="dxa" w:w="100"/>
+              <w:bottom w:type="dxa" w:w="60"/>
+              <w:right w:type="dxa" w:w="100"/>
+            </w:tcMar>
+          </w:tcPr>
+          <w:p>
+            <w:r>
+              <w:rPr>
+                <w:b w:val="false"/>
+                <w:bCs w:val="false"/>
+                <w:i w:val="false"/>
+                <w:iCs w:val="false"/>
+                <w:sz w:val="19"/>
+                <w:szCs w:val="19"/>
+              </w:rPr>
+              <w:t xml:space="preserve">Glycémie refaite à 24-28 semaines</w:t>
+            </w:r>
+          </w:p>
+        </w:tc>
+        <w:tc>
+          <w:tcPr>
+            <w:tcW w:type="dxa" w:w="5626"/>
+            <w:tcMar>
+              <w:top w:type="dxa" w:w="60"/>
+              <w:left w:type="dxa" w:w="100"/>
+              <w:bottom w:type="dxa" w:w="60"/>
+              <w:right w:type="dxa" w:w="100"/>
+            </w:tcMar>
+          </w:tcPr>
+          <w:p>
+            <w:r>
+              <w:rPr>
+                <w:b w:val="false"/>
+                <w:bCs w:val="false"/>
+                <w:i w:val="false"/>
+                <w:iCs w:val="false"/>
+                <w:sz w:val="19"/>
+                <w:szCs w:val="19"/>
+              </w:rPr>
+              <w:t xml:space="preserve">sur facteurs de risque</w:t>
             </w:r>
           </w:p>
         </w:tc>
@@ -6001,7 +6373,7 @@
                 <w:sz w:val="19"/>
                 <w:szCs w:val="19"/>
               </w:rPr>
-              <w:t xml:space="preserve">La colonne tension artérielle est renseignée sur la quasi-totalité des lignes consultées. Le registre comporte, à la première CPN, la case « diabète » du modèle national ; elle est vide sur les pages de 2026, période de rupture des bandelettes.</w:t>
+              <w:t xml:space="preserve">La colonne tension artérielle est renseignée sur la quasi-totalité des lignes consultées. Le registre comporte, à la première CPN, la case « diabète » du modèle national ; renseignée jusqu'en février 2026, elle est vide depuis la rupture des bandelettes, sans mention de rattrapage.</w:t>
             </w:r>
           </w:p>
         </w:tc>
@@ -7259,7 +7631,7 @@
                 <w:sz w:val="19"/>
                 <w:szCs w:val="19"/>
               </w:rPr>
-              <w:t xml:space="preserve">fonctionnel — au laboratoire</w:t>
+              <w:t xml:space="preserve">fonctionnel — au poste de constantes de la CPN</w:t>
             </w:r>
           </w:p>
         </w:tc>
@@ -7283,7 +7655,7 @@
                 <w:sz w:val="19"/>
                 <w:szCs w:val="19"/>
               </w:rPr>
-              <w:t xml:space="preserve">Aucun glucomètre en salle de CPN ; glycémie de la première CPN demandée par bon pour toutes, avec le bilan ; ensuite sur facteurs de risque seulement. Au registre du laboratoire, aucune glycémie de contrôle systématique au troisième trimestre.</w:t>
+              <w:t xml:space="preserve">Glycémie capillaire faite à chaque femme de première CPN pendant la demi-journée ; ensuite sur facteurs de risque seulement. Aucune glycémie de contrôle systématique au troisième trimestre au registre.</w:t>
             </w:r>
           </w:p>
         </w:tc>
@@ -7408,7 +7780,7 @@
                 <w:sz w:val="19"/>
                 <w:szCs w:val="19"/>
               </w:rPr>
-              <w:t xml:space="preserve">Au laboratoire. Stock faible, réservé en priorité à la consultation MNT et aux demandes de CPN jugées justifiées.</w:t>
+              <w:t xml:space="preserve">À la CPN. Stock faible ; la consultation MNT puise dans le même stock de la pharmacie.</w:t>
             </w:r>
           </w:p>
         </w:tc>
@@ -8034,6 +8406,192 @@
                 <w:szCs w:val="19"/>
               </w:rPr>
               <w:t xml:space="preserve">oui — bandelettes de glycémie en rupture pendant environ six semaines (juin-juillet 2026), réapprovisionnement partiel</w:t>
+            </w:r>
+          </w:p>
+        </w:tc>
+      </w:tr>
+    </w:tbl>
+    <w:p/>
+    <w:p>
+      <w:pPr>
+        <w:pStyle w:val="Heading3"/>
+        <w:spacing w:after="100" w:before="180"/>
+      </w:pPr>
+      <w:r>
+        <w:t xml:space="preserve">B bis. Glycémie de la première CPN (rubrique ajoutée à la grille)</w:t>
+      </w:r>
+    </w:p>
+    <w:tbl>
+      <w:tblPr>
+        <w:tblW w:type="dxa" w:w="9026"/>
+        <w:tblBorders>
+          <w:top w:val="single" w:color="auto" w:sz="4"/>
+          <w:left w:val="single" w:color="auto" w:sz="4"/>
+          <w:bottom w:val="single" w:color="auto" w:sz="4"/>
+          <w:right w:val="single" w:color="auto" w:sz="4"/>
+          <w:insideH w:val="single" w:color="auto" w:sz="4"/>
+          <w:insideV w:val="single" w:color="auto" w:sz="4"/>
+        </w:tblBorders>
+      </w:tblPr>
+      <w:tblGrid>
+        <w:gridCol w:w="3400"/>
+        <w:gridCol w:w="5626"/>
+      </w:tblGrid>
+      <w:tr>
+        <w:trPr>
+          <w:tblHeader w:val="off"/>
+        </w:trPr>
+        <w:tc>
+          <w:tcPr>
+            <w:tcW w:type="dxa" w:w="3400"/>
+            <w:tcMar>
+              <w:top w:type="dxa" w:w="60"/>
+              <w:left w:type="dxa" w:w="100"/>
+              <w:bottom w:type="dxa" w:w="60"/>
+              <w:right w:type="dxa" w:w="100"/>
+            </w:tcMar>
+          </w:tcPr>
+          <w:p>
+            <w:r>
+              <w:rPr>
+                <w:b w:val="false"/>
+                <w:bCs w:val="false"/>
+                <w:i w:val="false"/>
+                <w:iCs w:val="false"/>
+                <w:sz w:val="19"/>
+                <w:szCs w:val="19"/>
+              </w:rPr>
+              <w:t xml:space="preserve">Glycémie de la première CPN ce jour</w:t>
+            </w:r>
+          </w:p>
+        </w:tc>
+        <w:tc>
+          <w:tcPr>
+            <w:tcW w:type="dxa" w:w="5626"/>
+            <w:tcMar>
+              <w:top w:type="dxa" w:w="60"/>
+              <w:left w:type="dxa" w:w="100"/>
+              <w:bottom w:type="dxa" w:w="60"/>
+              <w:right w:type="dxa" w:w="100"/>
+            </w:tcMar>
+          </w:tcPr>
+          <w:p>
+            <w:r>
+              <w:rPr>
+                <w:b w:val="false"/>
+                <w:bCs w:val="false"/>
+                <w:i w:val="false"/>
+                <w:iCs w:val="false"/>
+                <w:sz w:val="19"/>
+                <w:szCs w:val="19"/>
+              </w:rPr>
+              <w:t xml:space="preserve">faite à toutes les femmes de première CPN reçues</w:t>
+            </w:r>
+          </w:p>
+        </w:tc>
+      </w:tr>
+      <w:tr>
+        <w:trPr>
+          <w:tblHeader w:val="off"/>
+        </w:trPr>
+        <w:tc>
+          <w:tcPr>
+            <w:tcW w:type="dxa" w:w="3400"/>
+            <w:tcMar>
+              <w:top w:type="dxa" w:w="60"/>
+              <w:left w:type="dxa" w:w="100"/>
+              <w:bottom w:type="dxa" w:w="60"/>
+              <w:right w:type="dxa" w:w="100"/>
+            </w:tcMar>
+          </w:tcPr>
+          <w:p>
+            <w:r>
+              <w:rPr>
+                <w:b w:val="false"/>
+                <w:bCs w:val="false"/>
+                <w:i w:val="false"/>
+                <w:iCs w:val="false"/>
+                <w:sz w:val="19"/>
+                <w:szCs w:val="19"/>
+              </w:rPr>
+              <w:t xml:space="preserve">Test manqué noté pour être refait au rendez-vous suivant</w:t>
+            </w:r>
+          </w:p>
+        </w:tc>
+        <w:tc>
+          <w:tcPr>
+            <w:tcW w:type="dxa" w:w="5626"/>
+            <w:tcMar>
+              <w:top w:type="dxa" w:w="60"/>
+              <w:left w:type="dxa" w:w="100"/>
+              <w:bottom w:type="dxa" w:w="60"/>
+              <w:right w:type="dxa" w:w="100"/>
+            </w:tcMar>
+          </w:tcPr>
+          <w:p>
+            <w:r>
+              <w:rPr>
+                <w:b w:val="false"/>
+                <w:bCs w:val="false"/>
+                <w:i w:val="false"/>
+                <w:iCs w:val="false"/>
+                <w:sz w:val="19"/>
+                <w:szCs w:val="19"/>
+              </w:rPr>
+              <w:t xml:space="preserve">non</w:t>
+            </w:r>
+          </w:p>
+        </w:tc>
+      </w:tr>
+      <w:tr>
+        <w:trPr>
+          <w:tblHeader w:val="off"/>
+        </w:trPr>
+        <w:tc>
+          <w:tcPr>
+            <w:tcW w:type="dxa" w:w="3400"/>
+            <w:tcMar>
+              <w:top w:type="dxa" w:w="60"/>
+              <w:left w:type="dxa" w:w="100"/>
+              <w:bottom w:type="dxa" w:w="60"/>
+              <w:right w:type="dxa" w:w="100"/>
+            </w:tcMar>
+          </w:tcPr>
+          <w:p>
+            <w:r>
+              <w:rPr>
+                <w:b w:val="false"/>
+                <w:bCs w:val="false"/>
+                <w:i w:val="false"/>
+                <w:iCs w:val="false"/>
+                <w:sz w:val="19"/>
+                <w:szCs w:val="19"/>
+              </w:rPr>
+              <w:t xml:space="preserve">Glycémie refaite à 24-28 semaines</w:t>
+            </w:r>
+          </w:p>
+        </w:tc>
+        <w:tc>
+          <w:tcPr>
+            <w:tcW w:type="dxa" w:w="5626"/>
+            <w:tcMar>
+              <w:top w:type="dxa" w:w="60"/>
+              <w:left w:type="dxa" w:w="100"/>
+              <w:bottom w:type="dxa" w:w="60"/>
+              <w:right w:type="dxa" w:w="100"/>
+            </w:tcMar>
+          </w:tcPr>
+          <w:p>
+            <w:r>
+              <w:rPr>
+                <w:b w:val="false"/>
+                <w:bCs w:val="false"/>
+                <w:i w:val="false"/>
+                <w:iCs w:val="false"/>
+                <w:sz w:val="19"/>
+                <w:szCs w:val="19"/>
+              </w:rPr>
+              <w:t xml:space="preserve">sur facteurs de risque</w:t>
             </w:r>
           </w:p>
         </w:tc>
@@ -8858,7 +9416,7 @@
                 <w:sz w:val="19"/>
                 <w:szCs w:val="19"/>
               </w:rPr>
-              <w:t xml:space="preserve">Tension artérielle renseignée régulièrement. Case « diabète » de la première CPN renseignée sur la majorité des lignes de première visite ; rubrique absente des visites suivantes.</w:t>
+              <w:t xml:space="preserve">Tension artérielle renseignée régulièrement. Case « diabète » de la première CPN renseignée sur les lignes de première visite, sauf pendant les six semaines de rupture (juin-juillet), où elle est vide ; pour ces femmes, aucune glycémie n'est inscrite aux visites suivantes.</w:t>
             </w:r>
           </w:p>
         </w:tc>
@@ -10116,7 +10674,7 @@
                 <w:sz w:val="19"/>
                 <w:szCs w:val="19"/>
               </w:rPr>
-              <w:t xml:space="preserve">fonctionnel — rangé à la consultation MNT (jeudi)</w:t>
+              <w:t xml:space="preserve">fonctionnel — en salle de CPN</w:t>
             </w:r>
           </w:p>
         </w:tc>
@@ -10140,7 +10698,7 @@
                 <w:sz w:val="19"/>
                 <w:szCs w:val="19"/>
               </w:rPr>
-              <w:t xml:space="preserve">Aucun glucomètre en salle de CPN ; l'appareil n'est pas utilisé pour la CPN.</w:t>
+              <w:t xml:space="preserve">Utilisé par la seule professionnelle formée à son usage. Appelée à la maternité pendant près de deux heures, elle est absente de la CPN : pendant ce temps, aucune glycémie n'est faite aux femmes de première CPN.</w:t>
             </w:r>
           </w:p>
         </w:tc>
@@ -10265,7 +10823,7 @@
                 <w:sz w:val="19"/>
                 <w:szCs w:val="19"/>
               </w:rPr>
-              <w:t xml:space="preserve">Réservées aux patients suivis pour hypertension et diabète.</w:t>
+              <w:t xml:space="preserve">À la CPN.</w:t>
             </w:r>
           </w:p>
         </w:tc>
@@ -10891,6 +11449,192 @@
                 <w:szCs w:val="19"/>
               </w:rPr>
               <w:t xml:space="preserve">oui — bandelettes urinaires, rupture d'environ deux semaines en août 2026</w:t>
+            </w:r>
+          </w:p>
+        </w:tc>
+      </w:tr>
+    </w:tbl>
+    <w:p/>
+    <w:p>
+      <w:pPr>
+        <w:pStyle w:val="Heading3"/>
+        <w:spacing w:after="100" w:before="180"/>
+      </w:pPr>
+      <w:r>
+        <w:t xml:space="preserve">B bis. Glycémie de la première CPN (rubrique ajoutée à la grille)</w:t>
+      </w:r>
+    </w:p>
+    <w:tbl>
+      <w:tblPr>
+        <w:tblW w:type="dxa" w:w="9026"/>
+        <w:tblBorders>
+          <w:top w:val="single" w:color="auto" w:sz="4"/>
+          <w:left w:val="single" w:color="auto" w:sz="4"/>
+          <w:bottom w:val="single" w:color="auto" w:sz="4"/>
+          <w:right w:val="single" w:color="auto" w:sz="4"/>
+          <w:insideH w:val="single" w:color="auto" w:sz="4"/>
+          <w:insideV w:val="single" w:color="auto" w:sz="4"/>
+        </w:tblBorders>
+      </w:tblPr>
+      <w:tblGrid>
+        <w:gridCol w:w="3400"/>
+        <w:gridCol w:w="5626"/>
+      </w:tblGrid>
+      <w:tr>
+        <w:trPr>
+          <w:tblHeader w:val="off"/>
+        </w:trPr>
+        <w:tc>
+          <w:tcPr>
+            <w:tcW w:type="dxa" w:w="3400"/>
+            <w:tcMar>
+              <w:top w:type="dxa" w:w="60"/>
+              <w:left w:type="dxa" w:w="100"/>
+              <w:bottom w:type="dxa" w:w="60"/>
+              <w:right w:type="dxa" w:w="100"/>
+            </w:tcMar>
+          </w:tcPr>
+          <w:p>
+            <w:r>
+              <w:rPr>
+                <w:b w:val="false"/>
+                <w:bCs w:val="false"/>
+                <w:i w:val="false"/>
+                <w:iCs w:val="false"/>
+                <w:sz w:val="19"/>
+                <w:szCs w:val="19"/>
+              </w:rPr>
+              <w:t xml:space="preserve">Glycémie de la première CPN ce jour</w:t>
+            </w:r>
+          </w:p>
+        </w:tc>
+        <w:tc>
+          <w:tcPr>
+            <w:tcW w:type="dxa" w:w="5626"/>
+            <w:tcMar>
+              <w:top w:type="dxa" w:w="60"/>
+              <w:left w:type="dxa" w:w="100"/>
+              <w:bottom w:type="dxa" w:w="60"/>
+              <w:right w:type="dxa" w:w="100"/>
+            </w:tcMar>
+          </w:tcPr>
+          <w:p>
+            <w:r>
+              <w:rPr>
+                <w:b w:val="false"/>
+                <w:bCs w:val="false"/>
+                <w:i w:val="false"/>
+                <w:iCs w:val="false"/>
+                <w:sz w:val="19"/>
+                <w:szCs w:val="19"/>
+              </w:rPr>
+              <w:t xml:space="preserve">NON faite — aucun prestataire formé au glucomètre présent</w:t>
+            </w:r>
+          </w:p>
+        </w:tc>
+      </w:tr>
+      <w:tr>
+        <w:trPr>
+          <w:tblHeader w:val="off"/>
+        </w:trPr>
+        <w:tc>
+          <w:tcPr>
+            <w:tcW w:type="dxa" w:w="3400"/>
+            <w:tcMar>
+              <w:top w:type="dxa" w:w="60"/>
+              <w:left w:type="dxa" w:w="100"/>
+              <w:bottom w:type="dxa" w:w="60"/>
+              <w:right w:type="dxa" w:w="100"/>
+            </w:tcMar>
+          </w:tcPr>
+          <w:p>
+            <w:r>
+              <w:rPr>
+                <w:b w:val="false"/>
+                <w:bCs w:val="false"/>
+                <w:i w:val="false"/>
+                <w:iCs w:val="false"/>
+                <w:sz w:val="19"/>
+                <w:szCs w:val="19"/>
+              </w:rPr>
+              <w:t xml:space="preserve">Test manqué noté pour être refait au rendez-vous suivant</w:t>
+            </w:r>
+          </w:p>
+        </w:tc>
+        <w:tc>
+          <w:tcPr>
+            <w:tcW w:type="dxa" w:w="5626"/>
+            <w:tcMar>
+              <w:top w:type="dxa" w:w="60"/>
+              <w:left w:type="dxa" w:w="100"/>
+              <w:bottom w:type="dxa" w:w="60"/>
+              <w:right w:type="dxa" w:w="100"/>
+            </w:tcMar>
+          </w:tcPr>
+          <w:p>
+            <w:r>
+              <w:rPr>
+                <w:b w:val="false"/>
+                <w:bCs w:val="false"/>
+                <w:i w:val="false"/>
+                <w:iCs w:val="false"/>
+                <w:sz w:val="19"/>
+                <w:szCs w:val="19"/>
+              </w:rPr>
+              <w:t xml:space="preserve">non</w:t>
+            </w:r>
+          </w:p>
+        </w:tc>
+      </w:tr>
+      <w:tr>
+        <w:trPr>
+          <w:tblHeader w:val="off"/>
+        </w:trPr>
+        <w:tc>
+          <w:tcPr>
+            <w:tcW w:type="dxa" w:w="3400"/>
+            <w:tcMar>
+              <w:top w:type="dxa" w:w="60"/>
+              <w:left w:type="dxa" w:w="100"/>
+              <w:bottom w:type="dxa" w:w="60"/>
+              <w:right w:type="dxa" w:w="100"/>
+            </w:tcMar>
+          </w:tcPr>
+          <w:p>
+            <w:r>
+              <w:rPr>
+                <w:b w:val="false"/>
+                <w:bCs w:val="false"/>
+                <w:i w:val="false"/>
+                <w:iCs w:val="false"/>
+                <w:sz w:val="19"/>
+                <w:szCs w:val="19"/>
+              </w:rPr>
+              <w:t xml:space="preserve">Glycémie refaite à 24-28 semaines</w:t>
+            </w:r>
+          </w:p>
+        </w:tc>
+        <w:tc>
+          <w:tcPr>
+            <w:tcW w:type="dxa" w:w="5626"/>
+            <w:tcMar>
+              <w:top w:type="dxa" w:w="60"/>
+              <w:left w:type="dxa" w:w="100"/>
+              <w:bottom w:type="dxa" w:w="60"/>
+              <w:right w:type="dxa" w:w="100"/>
+            </w:tcMar>
+          </w:tcPr>
+          <w:p>
+            <w:r>
+              <w:rPr>
+                <w:b w:val="false"/>
+                <w:bCs w:val="false"/>
+                <w:i w:val="false"/>
+                <w:iCs w:val="false"/>
+                <w:sz w:val="19"/>
+                <w:szCs w:val="19"/>
+              </w:rPr>
+              <w:t xml:space="preserve">sur facteurs de risque</w:t>
             </w:r>
           </w:p>
         </w:tc>
@@ -11715,7 +12459,7 @@
                 <w:sz w:val="19"/>
                 <w:szCs w:val="19"/>
               </w:rPr>
-              <w:t xml:space="preserve">Colonne tension renseignée sur environ quatre lignes sur cinq. Case « diabète » de la première CPN présente et vide.</w:t>
+              <w:t xml:space="preserve">Colonne tension renseignée sur environ quatre lignes sur cinq. Case « diabète » de la première CPN renseignée sur une partie des lignes seulement ; vide, selon l'équipe, les jours où la professionnelle formée est absente.</w:t>
             </w:r>
           </w:p>
         </w:tc>
@@ -11796,7 +12540,7 @@
           <w:sz w:val="20"/>
           <w:szCs w:val="20"/>
         </w:rPr>
-        <w:t xml:space="preserve">Matinée calme. Le titulaire assure à la fois la CPN et les rapports, et s'absente vingt minutes pour une réunion téléphonique avec le district. Pendant ce temps, la seconde professionnelle poursuit seule.</w:t>
+        <w:t xml:space="preserve">Matinée calme. Le titulaire assure à la fois la CPN et les rapports, et s'absente vingt minutes pour une réunion téléphonique avec le district. La professionnelle formée au glucomètre est appelée à la maternité pendant près de deux heures ; les femmes de première CPN reçues dans l'intervalle repartent sans glycémie.</w:t>
       </w:r>
     </w:p>
     <w:p/>
@@ -11821,7 +12565,7 @@
           <w:sz w:val="20"/>
           <w:szCs w:val="20"/>
         </w:rPr>
-        <w:t xml:space="preserve">Centre « moyen » à tous égards : ni démuni, ni outillé. C'est précisément ce profil, le plus fréquent, qui manquait à la vague 1, construite sur des contrastes. Rien de marquant entre propos et constats.</w:t>
+        <w:t xml:space="preserve">Centre « moyen » à tous égards : ni démuni, ni outillé. C'est précisément ce profil, le plus fréquent, qui manquait à la vague 1, construite sur des contrastes. Le test de la première CPN y dépend d'une seule personne formée : c'est la forme la moins visible de l'interruption, puisque ni l'appareil ni les bandelettes ne manquent. Rien de marquant entre propos et constats.</w:t>
       </w:r>
     </w:p>
     <w:p>
@@ -12973,7 +13717,7 @@
                 <w:sz w:val="19"/>
                 <w:szCs w:val="19"/>
               </w:rPr>
-              <w:t xml:space="preserve">fonctionnel — au laboratoire</w:t>
+              <w:t xml:space="preserve">fonctionnel — en salle de CPN</w:t>
             </w:r>
           </w:p>
         </w:tc>
@@ -12997,7 +13741,7 @@
                 <w:sz w:val="19"/>
                 <w:szCs w:val="19"/>
               </w:rPr>
-              <w:t xml:space="preserve">Aucun glucomètre en salle de CPN. Inutilisable faute de bandelettes valides.</w:t>
+              <w:t xml:space="preserve">Inutilisable faute de bandelettes valides : aucune glycémie de première CPN n'est faite pendant la demi-journée.</w:t>
             </w:r>
           </w:p>
         </w:tc>
@@ -13122,7 +13866,7 @@
                 <w:sz w:val="19"/>
                 <w:szCs w:val="19"/>
               </w:rPr>
-              <w:t xml:space="preserve">Flacons conservés dans l'armoire du laboratoire ; l'équipe dit attendre leur remplacement.</w:t>
+              <w:t xml:space="preserve">Flacons conservés dans l'armoire de la CPN ; l'équipe dit attendre leur remplacement.</w:t>
             </w:r>
           </w:p>
         </w:tc>
@@ -13748,6 +14492,192 @@
                 <w:szCs w:val="19"/>
               </w:rPr>
               <w:t xml:space="preserve">oui — bandelettes de glycémie valides absentes depuis mai 2026</w:t>
+            </w:r>
+          </w:p>
+        </w:tc>
+      </w:tr>
+    </w:tbl>
+    <w:p/>
+    <w:p>
+      <w:pPr>
+        <w:pStyle w:val="Heading3"/>
+        <w:spacing w:after="100" w:before="180"/>
+      </w:pPr>
+      <w:r>
+        <w:t xml:space="preserve">B bis. Glycémie de la première CPN (rubrique ajoutée à la grille)</w:t>
+      </w:r>
+    </w:p>
+    <w:tbl>
+      <w:tblPr>
+        <w:tblW w:type="dxa" w:w="9026"/>
+        <w:tblBorders>
+          <w:top w:val="single" w:color="auto" w:sz="4"/>
+          <w:left w:val="single" w:color="auto" w:sz="4"/>
+          <w:bottom w:val="single" w:color="auto" w:sz="4"/>
+          <w:right w:val="single" w:color="auto" w:sz="4"/>
+          <w:insideH w:val="single" w:color="auto" w:sz="4"/>
+          <w:insideV w:val="single" w:color="auto" w:sz="4"/>
+        </w:tblBorders>
+      </w:tblPr>
+      <w:tblGrid>
+        <w:gridCol w:w="3400"/>
+        <w:gridCol w:w="5626"/>
+      </w:tblGrid>
+      <w:tr>
+        <w:trPr>
+          <w:tblHeader w:val="off"/>
+        </w:trPr>
+        <w:tc>
+          <w:tcPr>
+            <w:tcW w:type="dxa" w:w="3400"/>
+            <w:tcMar>
+              <w:top w:type="dxa" w:w="60"/>
+              <w:left w:type="dxa" w:w="100"/>
+              <w:bottom w:type="dxa" w:w="60"/>
+              <w:right w:type="dxa" w:w="100"/>
+            </w:tcMar>
+          </w:tcPr>
+          <w:p>
+            <w:r>
+              <w:rPr>
+                <w:b w:val="false"/>
+                <w:bCs w:val="false"/>
+                <w:i w:val="false"/>
+                <w:iCs w:val="false"/>
+                <w:sz w:val="19"/>
+                <w:szCs w:val="19"/>
+              </w:rPr>
+              <w:t xml:space="preserve">Glycémie de la première CPN ce jour</w:t>
+            </w:r>
+          </w:p>
+        </w:tc>
+        <w:tc>
+          <w:tcPr>
+            <w:tcW w:type="dxa" w:w="5626"/>
+            <w:tcMar>
+              <w:top w:type="dxa" w:w="60"/>
+              <w:left w:type="dxa" w:w="100"/>
+              <w:bottom w:type="dxa" w:w="60"/>
+              <w:right w:type="dxa" w:w="100"/>
+            </w:tcMar>
+          </w:tcPr>
+          <w:p>
+            <w:r>
+              <w:rPr>
+                <w:b w:val="false"/>
+                <w:bCs w:val="false"/>
+                <w:i w:val="false"/>
+                <w:iCs w:val="false"/>
+                <w:sz w:val="19"/>
+                <w:szCs w:val="19"/>
+              </w:rPr>
+              <w:t xml:space="preserve">NON faite — rupture de bandelettes</w:t>
+            </w:r>
+          </w:p>
+        </w:tc>
+      </w:tr>
+      <w:tr>
+        <w:trPr>
+          <w:tblHeader w:val="off"/>
+        </w:trPr>
+        <w:tc>
+          <w:tcPr>
+            <w:tcW w:type="dxa" w:w="3400"/>
+            <w:tcMar>
+              <w:top w:type="dxa" w:w="60"/>
+              <w:left w:type="dxa" w:w="100"/>
+              <w:bottom w:type="dxa" w:w="60"/>
+              <w:right w:type="dxa" w:w="100"/>
+            </w:tcMar>
+          </w:tcPr>
+          <w:p>
+            <w:r>
+              <w:rPr>
+                <w:b w:val="false"/>
+                <w:bCs w:val="false"/>
+                <w:i w:val="false"/>
+                <w:iCs w:val="false"/>
+                <w:sz w:val="19"/>
+                <w:szCs w:val="19"/>
+              </w:rPr>
+              <w:t xml:space="preserve">Test manqué noté pour être refait au rendez-vous suivant</w:t>
+            </w:r>
+          </w:p>
+        </w:tc>
+        <w:tc>
+          <w:tcPr>
+            <w:tcW w:type="dxa" w:w="5626"/>
+            <w:tcMar>
+              <w:top w:type="dxa" w:w="60"/>
+              <w:left w:type="dxa" w:w="100"/>
+              <w:bottom w:type="dxa" w:w="60"/>
+              <w:right w:type="dxa" w:w="100"/>
+            </w:tcMar>
+          </w:tcPr>
+          <w:p>
+            <w:r>
+              <w:rPr>
+                <w:b w:val="false"/>
+                <w:bCs w:val="false"/>
+                <w:i w:val="false"/>
+                <w:iCs w:val="false"/>
+                <w:sz w:val="19"/>
+                <w:szCs w:val="19"/>
+              </w:rPr>
+              <w:t xml:space="preserve">non</w:t>
+            </w:r>
+          </w:p>
+        </w:tc>
+      </w:tr>
+      <w:tr>
+        <w:trPr>
+          <w:tblHeader w:val="off"/>
+        </w:trPr>
+        <w:tc>
+          <w:tcPr>
+            <w:tcW w:type="dxa" w:w="3400"/>
+            <w:tcMar>
+              <w:top w:type="dxa" w:w="60"/>
+              <w:left w:type="dxa" w:w="100"/>
+              <w:bottom w:type="dxa" w:w="60"/>
+              <w:right w:type="dxa" w:w="100"/>
+            </w:tcMar>
+          </w:tcPr>
+          <w:p>
+            <w:r>
+              <w:rPr>
+                <w:b w:val="false"/>
+                <w:bCs w:val="false"/>
+                <w:i w:val="false"/>
+                <w:iCs w:val="false"/>
+                <w:sz w:val="19"/>
+                <w:szCs w:val="19"/>
+              </w:rPr>
+              <w:t xml:space="preserve">Glycémie refaite à 24-28 semaines</w:t>
+            </w:r>
+          </w:p>
+        </w:tc>
+        <w:tc>
+          <w:tcPr>
+            <w:tcW w:type="dxa" w:w="5626"/>
+            <w:tcMar>
+              <w:top w:type="dxa" w:w="60"/>
+              <w:left w:type="dxa" w:w="100"/>
+              <w:bottom w:type="dxa" w:w="60"/>
+              <w:right w:type="dxa" w:w="100"/>
+            </w:tcMar>
+          </w:tcPr>
+          <w:p>
+            <w:r>
+              <w:rPr>
+                <w:b w:val="false"/>
+                <w:bCs w:val="false"/>
+                <w:i w:val="false"/>
+                <w:iCs w:val="false"/>
+                <w:sz w:val="19"/>
+                <w:szCs w:val="19"/>
+              </w:rPr>
+              <w:t xml:space="preserve">sur facteurs de risque</w:t>
             </w:r>
           </w:p>
         </w:tc>
@@ -14678,7 +15608,7 @@
           <w:sz w:val="20"/>
           <w:szCs w:val="20"/>
         </w:rPr>
-        <w:t xml:space="preserve">Le paradoxe de ce centre — un glucomètre de laboratoire en état de marche et trente bandelettes inutilisables — dit quelque chose du circuit d'approvisionnement que l'inventaire « présent / absent » ne capte pas : l'intrant est là, et il ne sert pas. La grille devrait distinguer « présent » et « utilisable » ; à proposer en révision de l'annexe 2.</w:t>
+        <w:t xml:space="preserve">Le paradoxe de ce centre — un glucomètre en état de marche et trente bandelettes inutilisables — dit quelque chose du circuit d'approvisionnement que l'inventaire « présent / absent » ne capte pas : l'intrant est là, et il ne sert pas. La grille devrait distinguer « présent » et « utilisable » ; à proposer en révision de l'annexe 2.</w:t>
       </w:r>
     </w:p>
     <w:p>
@@ -15830,7 +16760,7 @@
                 <w:sz w:val="19"/>
                 <w:szCs w:val="19"/>
               </w:rPr>
-              <w:t xml:space="preserve">fonctionnel — au laboratoire</w:t>
+              <w:t xml:space="preserve">fonctionnel — au poste de constantes</w:t>
             </w:r>
           </w:p>
         </w:tc>
@@ -15854,7 +16784,7 @@
                 <w:sz w:val="19"/>
                 <w:szCs w:val="19"/>
               </w:rPr>
-              <w:t xml:space="preserve">Aucun glucomètre en salle de CPN ; glycémie de la première CPN demandée par bon pour toutes, avec le bilan ; ensuite sur facteurs de risque seulement. Au registre du laboratoire, aucune glycémie de contrôle systématique au troisième trimestre.</w:t>
+              <w:t xml:space="preserve">Glycémie de la première CPN faite pour toutes pendant la demi-journée, par la professionnelle formée ; le stagiaire n'utilise pas l'appareil. Ensuite sur facteurs de risque seulement ; aucune glycémie de contrôle systématique au troisième trimestre.</w:t>
             </w:r>
           </w:p>
         </w:tc>
@@ -15979,7 +16909,7 @@
                 <w:sz w:val="19"/>
                 <w:szCs w:val="19"/>
               </w:rPr>
-              <w:t xml:space="preserve">Au laboratoire. Stock très faible.</w:t>
+              <w:t xml:space="preserve">À la CPN. Stock très faible.</w:t>
             </w:r>
           </w:p>
         </w:tc>
@@ -16605,6 +17535,192 @@
                 <w:szCs w:val="19"/>
               </w:rPr>
               <w:t xml:space="preserve">oui — bandelettes de glycémie en quantité insuffisante, réapprovisionnement partiel</w:t>
+            </w:r>
+          </w:p>
+        </w:tc>
+      </w:tr>
+    </w:tbl>
+    <w:p/>
+    <w:p>
+      <w:pPr>
+        <w:pStyle w:val="Heading3"/>
+        <w:spacing w:after="100" w:before="180"/>
+      </w:pPr>
+      <w:r>
+        <w:t xml:space="preserve">B bis. Glycémie de la première CPN (rubrique ajoutée à la grille)</w:t>
+      </w:r>
+    </w:p>
+    <w:tbl>
+      <w:tblPr>
+        <w:tblW w:type="dxa" w:w="9026"/>
+        <w:tblBorders>
+          <w:top w:val="single" w:color="auto" w:sz="4"/>
+          <w:left w:val="single" w:color="auto" w:sz="4"/>
+          <w:bottom w:val="single" w:color="auto" w:sz="4"/>
+          <w:right w:val="single" w:color="auto" w:sz="4"/>
+          <w:insideH w:val="single" w:color="auto" w:sz="4"/>
+          <w:insideV w:val="single" w:color="auto" w:sz="4"/>
+        </w:tblBorders>
+      </w:tblPr>
+      <w:tblGrid>
+        <w:gridCol w:w="3400"/>
+        <w:gridCol w:w="5626"/>
+      </w:tblGrid>
+      <w:tr>
+        <w:trPr>
+          <w:tblHeader w:val="off"/>
+        </w:trPr>
+        <w:tc>
+          <w:tcPr>
+            <w:tcW w:type="dxa" w:w="3400"/>
+            <w:tcMar>
+              <w:top w:type="dxa" w:w="60"/>
+              <w:left w:type="dxa" w:w="100"/>
+              <w:bottom w:type="dxa" w:w="60"/>
+              <w:right w:type="dxa" w:w="100"/>
+            </w:tcMar>
+          </w:tcPr>
+          <w:p>
+            <w:r>
+              <w:rPr>
+                <w:b w:val="false"/>
+                <w:bCs w:val="false"/>
+                <w:i w:val="false"/>
+                <w:iCs w:val="false"/>
+                <w:sz w:val="19"/>
+                <w:szCs w:val="19"/>
+              </w:rPr>
+              <w:t xml:space="preserve">Glycémie de la première CPN ce jour</w:t>
+            </w:r>
+          </w:p>
+        </w:tc>
+        <w:tc>
+          <w:tcPr>
+            <w:tcW w:type="dxa" w:w="5626"/>
+            <w:tcMar>
+              <w:top w:type="dxa" w:w="60"/>
+              <w:left w:type="dxa" w:w="100"/>
+              <w:bottom w:type="dxa" w:w="60"/>
+              <w:right w:type="dxa" w:w="100"/>
+            </w:tcMar>
+          </w:tcPr>
+          <w:p>
+            <w:r>
+              <w:rPr>
+                <w:b w:val="false"/>
+                <w:bCs w:val="false"/>
+                <w:i w:val="false"/>
+                <w:iCs w:val="false"/>
+                <w:sz w:val="19"/>
+                <w:szCs w:val="19"/>
+              </w:rPr>
+              <w:t xml:space="preserve">faite à toutes les femmes de première CPN reçues</w:t>
+            </w:r>
+          </w:p>
+        </w:tc>
+      </w:tr>
+      <w:tr>
+        <w:trPr>
+          <w:tblHeader w:val="off"/>
+        </w:trPr>
+        <w:tc>
+          <w:tcPr>
+            <w:tcW w:type="dxa" w:w="3400"/>
+            <w:tcMar>
+              <w:top w:type="dxa" w:w="60"/>
+              <w:left w:type="dxa" w:w="100"/>
+              <w:bottom w:type="dxa" w:w="60"/>
+              <w:right w:type="dxa" w:w="100"/>
+            </w:tcMar>
+          </w:tcPr>
+          <w:p>
+            <w:r>
+              <w:rPr>
+                <w:b w:val="false"/>
+                <w:bCs w:val="false"/>
+                <w:i w:val="false"/>
+                <w:iCs w:val="false"/>
+                <w:sz w:val="19"/>
+                <w:szCs w:val="19"/>
+              </w:rPr>
+              <w:t xml:space="preserve">Test manqué noté pour être refait au rendez-vous suivant</w:t>
+            </w:r>
+          </w:p>
+        </w:tc>
+        <w:tc>
+          <w:tcPr>
+            <w:tcW w:type="dxa" w:w="5626"/>
+            <w:tcMar>
+              <w:top w:type="dxa" w:w="60"/>
+              <w:left w:type="dxa" w:w="100"/>
+              <w:bottom w:type="dxa" w:w="60"/>
+              <w:right w:type="dxa" w:w="100"/>
+            </w:tcMar>
+          </w:tcPr>
+          <w:p>
+            <w:r>
+              <w:rPr>
+                <w:b w:val="false"/>
+                <w:bCs w:val="false"/>
+                <w:i w:val="false"/>
+                <w:iCs w:val="false"/>
+                <w:sz w:val="19"/>
+                <w:szCs w:val="19"/>
+              </w:rPr>
+              <w:t xml:space="preserve">non</w:t>
+            </w:r>
+          </w:p>
+        </w:tc>
+      </w:tr>
+      <w:tr>
+        <w:trPr>
+          <w:tblHeader w:val="off"/>
+        </w:trPr>
+        <w:tc>
+          <w:tcPr>
+            <w:tcW w:type="dxa" w:w="3400"/>
+            <w:tcMar>
+              <w:top w:type="dxa" w:w="60"/>
+              <w:left w:type="dxa" w:w="100"/>
+              <w:bottom w:type="dxa" w:w="60"/>
+              <w:right w:type="dxa" w:w="100"/>
+            </w:tcMar>
+          </w:tcPr>
+          <w:p>
+            <w:r>
+              <w:rPr>
+                <w:b w:val="false"/>
+                <w:bCs w:val="false"/>
+                <w:i w:val="false"/>
+                <w:iCs w:val="false"/>
+                <w:sz w:val="19"/>
+                <w:szCs w:val="19"/>
+              </w:rPr>
+              <w:t xml:space="preserve">Glycémie refaite à 24-28 semaines</w:t>
+            </w:r>
+          </w:p>
+        </w:tc>
+        <w:tc>
+          <w:tcPr>
+            <w:tcW w:type="dxa" w:w="5626"/>
+            <w:tcMar>
+              <w:top w:type="dxa" w:w="60"/>
+              <w:left w:type="dxa" w:w="100"/>
+              <w:bottom w:type="dxa" w:w="60"/>
+              <w:right w:type="dxa" w:w="100"/>
+            </w:tcMar>
+          </w:tcPr>
+          <w:p>
+            <w:r>
+              <w:rPr>
+                <w:b w:val="false"/>
+                <w:bCs w:val="false"/>
+                <w:i w:val="false"/>
+                <w:iCs w:val="false"/>
+                <w:sz w:val="19"/>
+                <w:szCs w:val="19"/>
+              </w:rPr>
+              <w:t xml:space="preserve">sur facteurs de risque</w:t>
             </w:r>
           </w:p>
         </w:tc>
@@ -18687,7 +19803,7 @@
                 <w:sz w:val="19"/>
                 <w:szCs w:val="19"/>
               </w:rPr>
-              <w:t xml:space="preserve">fonctionnel — au laboratoire</w:t>
+              <w:t xml:space="preserve">fonctionnel — en salle de CPN</w:t>
             </w:r>
           </w:p>
         </w:tc>
@@ -18711,7 +19827,7 @@
                 <w:sz w:val="19"/>
                 <w:szCs w:val="19"/>
               </w:rPr>
-              <w:t xml:space="preserve">Aucun glucomètre en salle de CPN. Utilisé pour la consultation MNT ; aucune demande de glycémie émanant de la CPN au registre du laboratoire sur le mois consulté.</w:t>
+              <w:t xml:space="preserve">Utilisé par une seule des deux professionnelles ; pendant ses absences, appelée à la vaccination, les femmes de première CPN repartent sans glycémie. Aucune glycémie de rattrapage n'apparaît au registre.</w:t>
             </w:r>
           </w:p>
         </w:tc>
@@ -18836,7 +19952,7 @@
                 <w:sz w:val="19"/>
                 <w:szCs w:val="19"/>
               </w:rPr>
-              <w:t xml:space="preserve">Réservées à la consultation MNT.</w:t>
+              <w:t xml:space="preserve">À la CPN.</w:t>
             </w:r>
           </w:p>
         </w:tc>
@@ -19462,6 +20578,192 @@
                 <w:szCs w:val="19"/>
               </w:rPr>
               <w:t xml:space="preserve">oui — bandelettes urinaires en rupture environ trois semaines en juillet 2026</w:t>
+            </w:r>
+          </w:p>
+        </w:tc>
+      </w:tr>
+    </w:tbl>
+    <w:p/>
+    <w:p>
+      <w:pPr>
+        <w:pStyle w:val="Heading3"/>
+        <w:spacing w:after="100" w:before="180"/>
+      </w:pPr>
+      <w:r>
+        <w:t xml:space="preserve">B bis. Glycémie de la première CPN (rubrique ajoutée à la grille)</w:t>
+      </w:r>
+    </w:p>
+    <w:tbl>
+      <w:tblPr>
+        <w:tblW w:type="dxa" w:w="9026"/>
+        <w:tblBorders>
+          <w:top w:val="single" w:color="auto" w:sz="4"/>
+          <w:left w:val="single" w:color="auto" w:sz="4"/>
+          <w:bottom w:val="single" w:color="auto" w:sz="4"/>
+          <w:right w:val="single" w:color="auto" w:sz="4"/>
+          <w:insideH w:val="single" w:color="auto" w:sz="4"/>
+          <w:insideV w:val="single" w:color="auto" w:sz="4"/>
+        </w:tblBorders>
+      </w:tblPr>
+      <w:tblGrid>
+        <w:gridCol w:w="3400"/>
+        <w:gridCol w:w="5626"/>
+      </w:tblGrid>
+      <w:tr>
+        <w:trPr>
+          <w:tblHeader w:val="off"/>
+        </w:trPr>
+        <w:tc>
+          <w:tcPr>
+            <w:tcW w:type="dxa" w:w="3400"/>
+            <w:tcMar>
+              <w:top w:type="dxa" w:w="60"/>
+              <w:left w:type="dxa" w:w="100"/>
+              <w:bottom w:type="dxa" w:w="60"/>
+              <w:right w:type="dxa" w:w="100"/>
+            </w:tcMar>
+          </w:tcPr>
+          <w:p>
+            <w:r>
+              <w:rPr>
+                <w:b w:val="false"/>
+                <w:bCs w:val="false"/>
+                <w:i w:val="false"/>
+                <w:iCs w:val="false"/>
+                <w:sz w:val="19"/>
+                <w:szCs w:val="19"/>
+              </w:rPr>
+              <w:t xml:space="preserve">Glycémie de la première CPN ce jour</w:t>
+            </w:r>
+          </w:p>
+        </w:tc>
+        <w:tc>
+          <w:tcPr>
+            <w:tcW w:type="dxa" w:w="5626"/>
+            <w:tcMar>
+              <w:top w:type="dxa" w:w="60"/>
+              <w:left w:type="dxa" w:w="100"/>
+              <w:bottom w:type="dxa" w:w="60"/>
+              <w:right w:type="dxa" w:w="100"/>
+            </w:tcMar>
+          </w:tcPr>
+          <w:p>
+            <w:r>
+              <w:rPr>
+                <w:b w:val="false"/>
+                <w:bCs w:val="false"/>
+                <w:i w:val="false"/>
+                <w:iCs w:val="false"/>
+                <w:sz w:val="19"/>
+                <w:szCs w:val="19"/>
+              </w:rPr>
+              <w:t xml:space="preserve">NON faite — aucun prestataire formé au glucomètre présent</w:t>
+            </w:r>
+          </w:p>
+        </w:tc>
+      </w:tr>
+      <w:tr>
+        <w:trPr>
+          <w:tblHeader w:val="off"/>
+        </w:trPr>
+        <w:tc>
+          <w:tcPr>
+            <w:tcW w:type="dxa" w:w="3400"/>
+            <w:tcMar>
+              <w:top w:type="dxa" w:w="60"/>
+              <w:left w:type="dxa" w:w="100"/>
+              <w:bottom w:type="dxa" w:w="60"/>
+              <w:right w:type="dxa" w:w="100"/>
+            </w:tcMar>
+          </w:tcPr>
+          <w:p>
+            <w:r>
+              <w:rPr>
+                <w:b w:val="false"/>
+                <w:bCs w:val="false"/>
+                <w:i w:val="false"/>
+                <w:iCs w:val="false"/>
+                <w:sz w:val="19"/>
+                <w:szCs w:val="19"/>
+              </w:rPr>
+              <w:t xml:space="preserve">Test manqué noté pour être refait au rendez-vous suivant</w:t>
+            </w:r>
+          </w:p>
+        </w:tc>
+        <w:tc>
+          <w:tcPr>
+            <w:tcW w:type="dxa" w:w="5626"/>
+            <w:tcMar>
+              <w:top w:type="dxa" w:w="60"/>
+              <w:left w:type="dxa" w:w="100"/>
+              <w:bottom w:type="dxa" w:w="60"/>
+              <w:right w:type="dxa" w:w="100"/>
+            </w:tcMar>
+          </w:tcPr>
+          <w:p>
+            <w:r>
+              <w:rPr>
+                <w:b w:val="false"/>
+                <w:bCs w:val="false"/>
+                <w:i w:val="false"/>
+                <w:iCs w:val="false"/>
+                <w:sz w:val="19"/>
+                <w:szCs w:val="19"/>
+              </w:rPr>
+              <w:t xml:space="preserve">non</w:t>
+            </w:r>
+          </w:p>
+        </w:tc>
+      </w:tr>
+      <w:tr>
+        <w:trPr>
+          <w:tblHeader w:val="off"/>
+        </w:trPr>
+        <w:tc>
+          <w:tcPr>
+            <w:tcW w:type="dxa" w:w="3400"/>
+            <w:tcMar>
+              <w:top w:type="dxa" w:w="60"/>
+              <w:left w:type="dxa" w:w="100"/>
+              <w:bottom w:type="dxa" w:w="60"/>
+              <w:right w:type="dxa" w:w="100"/>
+            </w:tcMar>
+          </w:tcPr>
+          <w:p>
+            <w:r>
+              <w:rPr>
+                <w:b w:val="false"/>
+                <w:bCs w:val="false"/>
+                <w:i w:val="false"/>
+                <w:iCs w:val="false"/>
+                <w:sz w:val="19"/>
+                <w:szCs w:val="19"/>
+              </w:rPr>
+              <w:t xml:space="preserve">Glycémie refaite à 24-28 semaines</w:t>
+            </w:r>
+          </w:p>
+        </w:tc>
+        <w:tc>
+          <w:tcPr>
+            <w:tcW w:type="dxa" w:w="5626"/>
+            <w:tcMar>
+              <w:top w:type="dxa" w:w="60"/>
+              <w:left w:type="dxa" w:w="100"/>
+              <w:bottom w:type="dxa" w:w="60"/>
+              <w:right w:type="dxa" w:w="100"/>
+            </w:tcMar>
+          </w:tcPr>
+          <w:p>
+            <w:r>
+              <w:rPr>
+                <w:b w:val="false"/>
+                <w:bCs w:val="false"/>
+                <w:i w:val="false"/>
+                <w:iCs w:val="false"/>
+                <w:sz w:val="19"/>
+                <w:szCs w:val="19"/>
+              </w:rPr>
+              <w:t xml:space="preserve">sur facteurs de risque</w:t>
             </w:r>
           </w:p>
         </w:tc>
@@ -20286,7 +21588,7 @@
                 <w:sz w:val="19"/>
                 <w:szCs w:val="19"/>
               </w:rPr>
-              <w:t xml:space="preserve">Colonne tension artérielle présente, renseignée de façon irrégulière : plusieurs lignes vides sur les pages consultées. Case « diabète » de la première CPN présente et vide : le test n'est pas fait pour la CPN.</w:t>
+              <w:t xml:space="preserve">Colonne tension artérielle présente, renseignée de façon irrégulière : plusieurs lignes vides sur les pages consultées. Case « diabète » de la première CPN renseignée sur environ la moitié des lignes ; vide sur les autres, sans mention de rattrapage.</w:t>
             </w:r>
           </w:p>
         </w:tc>
@@ -20392,7 +21694,7 @@
           <w:sz w:val="20"/>
           <w:szCs w:val="20"/>
         </w:rPr>
-        <w:t xml:space="preserve">L'absence de tout support d'information écrit change la portée de la question de la capacitation : ce qui n'est pas dit oralement n'est rattrapé par rien. Contraste net avec les entretiens : la jeune sage-femme de ce centre dit n'avoir jamais réalisé de glycémie — l'organisation du centre, où le seul glucomètre est au laboratoire et sert la consultation des malades chroniques, explique cette déclaration sans qu'il faille l'attribuer à sa pratique. Ma présence dans une salle unique a certainement pesé ; je me suis placé à l'extérieur du rideau après vingt minutes.</w:t>
+        <w:t xml:space="preserve">L'absence de tout support d'information écrit change la portée de la question de la capacitation : ce qui n'est pas dit oralement n'est rattrapé par rien. Concordance avec les entretiens : une participante de ce centre dit ne pas savoir se servir du glucomètre, faute de formation, et l'observation montre que le test de la première CPN dépend de la présence de sa collègue. C'est une condition de formation et d'organisation, à ne pas attribuer à la personne. Ma présence dans une salle unique a certainement pesé ; je me suis placé à l'extérieur du rideau après vingt minutes.</w:t>
       </w:r>
     </w:p>
     <w:p>
@@ -21544,7 +22846,7 @@
                 <w:sz w:val="19"/>
                 <w:szCs w:val="19"/>
               </w:rPr>
-              <w:t xml:space="preserve">NON fonctionnel — au laboratoire, message d'erreur persistant</w:t>
+              <w:t xml:space="preserve">NON fonctionnel — en salle de CPN, message d'erreur persistant</w:t>
             </w:r>
           </w:p>
         </w:tc>
@@ -21568,7 +22870,7 @@
                 <w:sz w:val="19"/>
                 <w:szCs w:val="19"/>
               </w:rPr>
-              <w:t xml:space="preserve">Aucun glucomètre en salle de CPN. Panne signalée selon l'équipe ; les glycémies sont orientées vers l'hôpital de district.</w:t>
+              <w:t xml:space="preserve">Panne signalée selon l'équipe ; aucune glycémie de première CPN n'est faite pendant la demi-journée ; les femmes à risque sont orientées vers l'hôpital de district.</w:t>
             </w:r>
           </w:p>
         </w:tc>
@@ -22319,6 +23621,192 @@
                 <w:szCs w:val="19"/>
               </w:rPr>
               <w:t xml:space="preserve">non renseigné</w:t>
+            </w:r>
+          </w:p>
+        </w:tc>
+      </w:tr>
+    </w:tbl>
+    <w:p/>
+    <w:p>
+      <w:pPr>
+        <w:pStyle w:val="Heading3"/>
+        <w:spacing w:after="100" w:before="180"/>
+      </w:pPr>
+      <w:r>
+        <w:t xml:space="preserve">B bis. Glycémie de la première CPN (rubrique ajoutée à la grille)</w:t>
+      </w:r>
+    </w:p>
+    <w:tbl>
+      <w:tblPr>
+        <w:tblW w:type="dxa" w:w="9026"/>
+        <w:tblBorders>
+          <w:top w:val="single" w:color="auto" w:sz="4"/>
+          <w:left w:val="single" w:color="auto" w:sz="4"/>
+          <w:bottom w:val="single" w:color="auto" w:sz="4"/>
+          <w:right w:val="single" w:color="auto" w:sz="4"/>
+          <w:insideH w:val="single" w:color="auto" w:sz="4"/>
+          <w:insideV w:val="single" w:color="auto" w:sz="4"/>
+        </w:tblBorders>
+      </w:tblPr>
+      <w:tblGrid>
+        <w:gridCol w:w="3400"/>
+        <w:gridCol w:w="5626"/>
+      </w:tblGrid>
+      <w:tr>
+        <w:trPr>
+          <w:tblHeader w:val="off"/>
+        </w:trPr>
+        <w:tc>
+          <w:tcPr>
+            <w:tcW w:type="dxa" w:w="3400"/>
+            <w:tcMar>
+              <w:top w:type="dxa" w:w="60"/>
+              <w:left w:type="dxa" w:w="100"/>
+              <w:bottom w:type="dxa" w:w="60"/>
+              <w:right w:type="dxa" w:w="100"/>
+            </w:tcMar>
+          </w:tcPr>
+          <w:p>
+            <w:r>
+              <w:rPr>
+                <w:b w:val="false"/>
+                <w:bCs w:val="false"/>
+                <w:i w:val="false"/>
+                <w:iCs w:val="false"/>
+                <w:sz w:val="19"/>
+                <w:szCs w:val="19"/>
+              </w:rPr>
+              <w:t xml:space="preserve">Glycémie de la première CPN ce jour</w:t>
+            </w:r>
+          </w:p>
+        </w:tc>
+        <w:tc>
+          <w:tcPr>
+            <w:tcW w:type="dxa" w:w="5626"/>
+            <w:tcMar>
+              <w:top w:type="dxa" w:w="60"/>
+              <w:left w:type="dxa" w:w="100"/>
+              <w:bottom w:type="dxa" w:w="60"/>
+              <w:right w:type="dxa" w:w="100"/>
+            </w:tcMar>
+          </w:tcPr>
+          <w:p>
+            <w:r>
+              <w:rPr>
+                <w:b w:val="false"/>
+                <w:bCs w:val="false"/>
+                <w:i w:val="false"/>
+                <w:iCs w:val="false"/>
+                <w:sz w:val="19"/>
+                <w:szCs w:val="19"/>
+              </w:rPr>
+              <w:t xml:space="preserve">NON faite — glucomètre en panne</w:t>
+            </w:r>
+          </w:p>
+        </w:tc>
+      </w:tr>
+      <w:tr>
+        <w:trPr>
+          <w:tblHeader w:val="off"/>
+        </w:trPr>
+        <w:tc>
+          <w:tcPr>
+            <w:tcW w:type="dxa" w:w="3400"/>
+            <w:tcMar>
+              <w:top w:type="dxa" w:w="60"/>
+              <w:left w:type="dxa" w:w="100"/>
+              <w:bottom w:type="dxa" w:w="60"/>
+              <w:right w:type="dxa" w:w="100"/>
+            </w:tcMar>
+          </w:tcPr>
+          <w:p>
+            <w:r>
+              <w:rPr>
+                <w:b w:val="false"/>
+                <w:bCs w:val="false"/>
+                <w:i w:val="false"/>
+                <w:iCs w:val="false"/>
+                <w:sz w:val="19"/>
+                <w:szCs w:val="19"/>
+              </w:rPr>
+              <w:t xml:space="preserve">Test manqué noté pour être refait au rendez-vous suivant</w:t>
+            </w:r>
+          </w:p>
+        </w:tc>
+        <w:tc>
+          <w:tcPr>
+            <w:tcW w:type="dxa" w:w="5626"/>
+            <w:tcMar>
+              <w:top w:type="dxa" w:w="60"/>
+              <w:left w:type="dxa" w:w="100"/>
+              <w:bottom w:type="dxa" w:w="60"/>
+              <w:right w:type="dxa" w:w="100"/>
+            </w:tcMar>
+          </w:tcPr>
+          <w:p>
+            <w:r>
+              <w:rPr>
+                <w:b w:val="false"/>
+                <w:bCs w:val="false"/>
+                <w:i w:val="false"/>
+                <w:iCs w:val="false"/>
+                <w:sz w:val="19"/>
+                <w:szCs w:val="19"/>
+              </w:rPr>
+              <w:t xml:space="preserve">non</w:t>
+            </w:r>
+          </w:p>
+        </w:tc>
+      </w:tr>
+      <w:tr>
+        <w:trPr>
+          <w:tblHeader w:val="off"/>
+        </w:trPr>
+        <w:tc>
+          <w:tcPr>
+            <w:tcW w:type="dxa" w:w="3400"/>
+            <w:tcMar>
+              <w:top w:type="dxa" w:w="60"/>
+              <w:left w:type="dxa" w:w="100"/>
+              <w:bottom w:type="dxa" w:w="60"/>
+              <w:right w:type="dxa" w:w="100"/>
+            </w:tcMar>
+          </w:tcPr>
+          <w:p>
+            <w:r>
+              <w:rPr>
+                <w:b w:val="false"/>
+                <w:bCs w:val="false"/>
+                <w:i w:val="false"/>
+                <w:iCs w:val="false"/>
+                <w:sz w:val="19"/>
+                <w:szCs w:val="19"/>
+              </w:rPr>
+              <w:t xml:space="preserve">Glycémie refaite à 24-28 semaines</w:t>
+            </w:r>
+          </w:p>
+        </w:tc>
+        <w:tc>
+          <w:tcPr>
+            <w:tcW w:type="dxa" w:w="5626"/>
+            <w:tcMar>
+              <w:top w:type="dxa" w:w="60"/>
+              <w:left w:type="dxa" w:w="100"/>
+              <w:bottom w:type="dxa" w:w="60"/>
+              <w:right w:type="dxa" w:w="100"/>
+            </w:tcMar>
+          </w:tcPr>
+          <w:p>
+            <w:r>
+              <w:rPr>
+                <w:b w:val="false"/>
+                <w:bCs w:val="false"/>
+                <w:i w:val="false"/>
+                <w:iCs w:val="false"/>
+                <w:sz w:val="19"/>
+                <w:szCs w:val="19"/>
+              </w:rPr>
+              <w:t xml:space="preserve">sur facteurs de risque</w:t>
             </w:r>
           </w:p>
         </w:tc>
@@ -24353,6 +25841,506 @@
                 <w:sz w:val="19"/>
                 <w:szCs w:val="19"/>
               </w:rPr>
+              <w:t xml:space="preserve">oui</w:t>
+            </w:r>
+          </w:p>
+        </w:tc>
+        <w:tc>
+          <w:tcPr>
+            <w:tcW w:type="dxa" w:w="1050"/>
+            <w:tcMar>
+              <w:top w:type="dxa" w:w="60"/>
+              <w:left w:type="dxa" w:w="100"/>
+              <w:bottom w:type="dxa" w:w="60"/>
+              <w:right w:type="dxa" w:w="100"/>
+            </w:tcMar>
+          </w:tcPr>
+          <w:p>
+            <w:r>
+              <w:rPr>
+                <w:b w:val="false"/>
+                <w:bCs w:val="false"/>
+                <w:i w:val="false"/>
+                <w:iCs w:val="false"/>
+                <w:sz w:val="19"/>
+                <w:szCs w:val="19"/>
+              </w:rPr>
+              <w:t xml:space="preserve">1</w:t>
+            </w:r>
+          </w:p>
+        </w:tc>
+        <w:tc>
+          <w:tcPr>
+            <w:tcW w:type="dxa" w:w="2200"/>
+            <w:tcMar>
+              <w:top w:type="dxa" w:w="60"/>
+              <w:left w:type="dxa" w:w="100"/>
+              <w:bottom w:type="dxa" w:w="60"/>
+              <w:right w:type="dxa" w:w="100"/>
+            </w:tcMar>
+          </w:tcPr>
+          <w:p>
+            <w:r>
+              <w:rPr>
+                <w:b w:val="false"/>
+                <w:bCs w:val="false"/>
+                <w:i w:val="false"/>
+                <w:iCs w:val="false"/>
+                <w:sz w:val="19"/>
+                <w:szCs w:val="19"/>
+              </w:rPr>
+              <w:t xml:space="preserve">NEUF, fonctionnel — en salle de CPN</w:t>
+            </w:r>
+          </w:p>
+        </w:tc>
+        <w:tc>
+          <w:tcPr>
+            <w:tcW w:type="dxa" w:w="2926"/>
+            <w:tcMar>
+              <w:top w:type="dxa" w:w="60"/>
+              <w:left w:type="dxa" w:w="100"/>
+              <w:bottom w:type="dxa" w:w="60"/>
+              <w:right w:type="dxa" w:w="100"/>
+            </w:tcMar>
+          </w:tcPr>
+          <w:p>
+            <w:r>
+              <w:rPr>
+                <w:b w:val="false"/>
+                <w:bCs w:val="false"/>
+                <w:i w:val="false"/>
+                <w:iCs w:val="false"/>
+                <w:sz w:val="19"/>
+                <w:szCs w:val="19"/>
+              </w:rPr>
+              <w:t xml:space="preserve">Livré avec le kit de CPN à l'ouverture du centre, alors que le laboratoire n'est pas encore opérationnel : la glycémie de la première CPN est faite à toutes en salle de CPN.</w:t>
+            </w:r>
+          </w:p>
+        </w:tc>
+      </w:tr>
+      <w:tr>
+        <w:trPr>
+          <w:tblHeader w:val="off"/>
+        </w:trPr>
+        <w:tc>
+          <w:tcPr>
+            <w:tcW w:type="dxa" w:w="1800"/>
+            <w:tcMar>
+              <w:top w:type="dxa" w:w="60"/>
+              <w:left w:type="dxa" w:w="100"/>
+              <w:bottom w:type="dxa" w:w="60"/>
+              <w:right w:type="dxa" w:w="100"/>
+            </w:tcMar>
+          </w:tcPr>
+          <w:p>
+            <w:r>
+              <w:rPr>
+                <w:b w:val="false"/>
+                <w:bCs w:val="false"/>
+                <w:i w:val="false"/>
+                <w:iCs w:val="false"/>
+                <w:sz w:val="19"/>
+                <w:szCs w:val="19"/>
+              </w:rPr>
+              <w:t xml:space="preserve">Bandelettes de glycémie</w:t>
+            </w:r>
+          </w:p>
+        </w:tc>
+        <w:tc>
+          <w:tcPr>
+            <w:tcW w:type="dxa" w:w="1050"/>
+            <w:tcMar>
+              <w:top w:type="dxa" w:w="60"/>
+              <w:left w:type="dxa" w:w="100"/>
+              <w:bottom w:type="dxa" w:w="60"/>
+              <w:right w:type="dxa" w:w="100"/>
+            </w:tcMar>
+          </w:tcPr>
+          <w:p>
+            <w:r>
+              <w:rPr>
+                <w:b w:val="false"/>
+                <w:bCs w:val="false"/>
+                <w:i w:val="false"/>
+                <w:iCs w:val="false"/>
+                <w:sz w:val="19"/>
+                <w:szCs w:val="19"/>
+              </w:rPr>
+              <w:t xml:space="preserve">oui</w:t>
+            </w:r>
+          </w:p>
+        </w:tc>
+        <w:tc>
+          <w:tcPr>
+            <w:tcW w:type="dxa" w:w="1050"/>
+            <w:tcMar>
+              <w:top w:type="dxa" w:w="60"/>
+              <w:left w:type="dxa" w:w="100"/>
+              <w:bottom w:type="dxa" w:w="60"/>
+              <w:right w:type="dxa" w:w="100"/>
+            </w:tcMar>
+          </w:tcPr>
+          <w:p>
+            <w:r>
+              <w:rPr>
+                <w:b w:val="false"/>
+                <w:bCs w:val="false"/>
+                <w:i w:val="false"/>
+                <w:iCs w:val="false"/>
+                <w:sz w:val="19"/>
+                <w:szCs w:val="19"/>
+              </w:rPr>
+              <w:t xml:space="preserve">25</w:t>
+            </w:r>
+          </w:p>
+        </w:tc>
+        <w:tc>
+          <w:tcPr>
+            <w:tcW w:type="dxa" w:w="2200"/>
+            <w:tcMar>
+              <w:top w:type="dxa" w:w="60"/>
+              <w:left w:type="dxa" w:w="100"/>
+              <w:bottom w:type="dxa" w:w="60"/>
+              <w:right w:type="dxa" w:w="100"/>
+            </w:tcMar>
+          </w:tcPr>
+          <w:p>
+            <w:r>
+              <w:rPr>
+                <w:b w:val="false"/>
+                <w:bCs w:val="false"/>
+                <w:i w:val="false"/>
+                <w:iCs w:val="false"/>
+                <w:sz w:val="19"/>
+                <w:szCs w:val="19"/>
+              </w:rPr>
+              <w:t xml:space="preserve">péremption 06/2027</w:t>
+            </w:r>
+          </w:p>
+        </w:tc>
+        <w:tc>
+          <w:tcPr>
+            <w:tcW w:type="dxa" w:w="2926"/>
+            <w:tcMar>
+              <w:top w:type="dxa" w:w="60"/>
+              <w:left w:type="dxa" w:w="100"/>
+              <w:bottom w:type="dxa" w:w="60"/>
+              <w:right w:type="dxa" w:w="100"/>
+            </w:tcMar>
+          </w:tcPr>
+          <w:p>
+            <w:r>
+              <w:rPr>
+                <w:b w:val="false"/>
+                <w:bCs w:val="false"/>
+                <w:i w:val="false"/>
+                <w:iCs w:val="false"/>
+                <w:sz w:val="19"/>
+                <w:szCs w:val="19"/>
+              </w:rPr>
+              <w:t xml:space="preserve">Livrées avec l'appareil.</w:t>
+            </w:r>
+          </w:p>
+        </w:tc>
+      </w:tr>
+      <w:tr>
+        <w:trPr>
+          <w:tblHeader w:val="off"/>
+        </w:trPr>
+        <w:tc>
+          <w:tcPr>
+            <w:tcW w:type="dxa" w:w="1800"/>
+            <w:tcMar>
+              <w:top w:type="dxa" w:w="60"/>
+              <w:left w:type="dxa" w:w="100"/>
+              <w:bottom w:type="dxa" w:w="60"/>
+              <w:right w:type="dxa" w:w="100"/>
+            </w:tcMar>
+          </w:tcPr>
+          <w:p>
+            <w:r>
+              <w:rPr>
+                <w:b w:val="false"/>
+                <w:bCs w:val="false"/>
+                <w:i w:val="false"/>
+                <w:iCs w:val="false"/>
+                <w:sz w:val="19"/>
+                <w:szCs w:val="19"/>
+              </w:rPr>
+              <w:t xml:space="preserve">Balance</w:t>
+            </w:r>
+          </w:p>
+        </w:tc>
+        <w:tc>
+          <w:tcPr>
+            <w:tcW w:type="dxa" w:w="1050"/>
+            <w:tcMar>
+              <w:top w:type="dxa" w:w="60"/>
+              <w:left w:type="dxa" w:w="100"/>
+              <w:bottom w:type="dxa" w:w="60"/>
+              <w:right w:type="dxa" w:w="100"/>
+            </w:tcMar>
+          </w:tcPr>
+          <w:p>
+            <w:r>
+              <w:rPr>
+                <w:b w:val="false"/>
+                <w:bCs w:val="false"/>
+                <w:i w:val="false"/>
+                <w:iCs w:val="false"/>
+                <w:sz w:val="19"/>
+                <w:szCs w:val="19"/>
+              </w:rPr>
+              <w:t xml:space="preserve">oui</w:t>
+            </w:r>
+          </w:p>
+        </w:tc>
+        <w:tc>
+          <w:tcPr>
+            <w:tcW w:type="dxa" w:w="1050"/>
+            <w:tcMar>
+              <w:top w:type="dxa" w:w="60"/>
+              <w:left w:type="dxa" w:w="100"/>
+              <w:bottom w:type="dxa" w:w="60"/>
+              <w:right w:type="dxa" w:w="100"/>
+            </w:tcMar>
+          </w:tcPr>
+          <w:p>
+            <w:r>
+              <w:rPr>
+                <w:b w:val="false"/>
+                <w:bCs w:val="false"/>
+                <w:i w:val="false"/>
+                <w:iCs w:val="false"/>
+                <w:sz w:val="19"/>
+                <w:szCs w:val="19"/>
+              </w:rPr>
+              <w:t xml:space="preserve">1</w:t>
+            </w:r>
+          </w:p>
+        </w:tc>
+        <w:tc>
+          <w:tcPr>
+            <w:tcW w:type="dxa" w:w="2200"/>
+            <w:tcMar>
+              <w:top w:type="dxa" w:w="60"/>
+              <w:left w:type="dxa" w:w="100"/>
+              <w:bottom w:type="dxa" w:w="60"/>
+              <w:right w:type="dxa" w:w="100"/>
+            </w:tcMar>
+          </w:tcPr>
+          <w:p>
+            <w:r>
+              <w:rPr>
+                <w:b w:val="false"/>
+                <w:bCs w:val="false"/>
+                <w:i w:val="false"/>
+                <w:iCs w:val="false"/>
+                <w:sz w:val="19"/>
+                <w:szCs w:val="19"/>
+              </w:rPr>
+              <w:t xml:space="preserve">neuve</w:t>
+            </w:r>
+          </w:p>
+        </w:tc>
+        <w:tc>
+          <w:tcPr>
+            <w:tcW w:type="dxa" w:w="2926"/>
+            <w:tcMar>
+              <w:top w:type="dxa" w:w="60"/>
+              <w:left w:type="dxa" w:w="100"/>
+              <w:bottom w:type="dxa" w:w="60"/>
+              <w:right w:type="dxa" w:w="100"/>
+            </w:tcMar>
+          </w:tcPr>
+          <w:p>
+            <w:r>
+              <w:rPr>
+                <w:b w:val="false"/>
+                <w:bCs w:val="false"/>
+                <w:i w:val="false"/>
+                <w:iCs w:val="false"/>
+                <w:sz w:val="19"/>
+                <w:szCs w:val="19"/>
+              </w:rPr>
+              <w:t xml:space="preserve">—</w:t>
+            </w:r>
+          </w:p>
+        </w:tc>
+      </w:tr>
+      <w:tr>
+        <w:trPr>
+          <w:tblHeader w:val="off"/>
+        </w:trPr>
+        <w:tc>
+          <w:tcPr>
+            <w:tcW w:type="dxa" w:w="1800"/>
+            <w:tcMar>
+              <w:top w:type="dxa" w:w="60"/>
+              <w:left w:type="dxa" w:w="100"/>
+              <w:bottom w:type="dxa" w:w="60"/>
+              <w:right w:type="dxa" w:w="100"/>
+            </w:tcMar>
+          </w:tcPr>
+          <w:p>
+            <w:r>
+              <w:rPr>
+                <w:b w:val="false"/>
+                <w:bCs w:val="false"/>
+                <w:i w:val="false"/>
+                <w:iCs w:val="false"/>
+                <w:sz w:val="19"/>
+                <w:szCs w:val="19"/>
+              </w:rPr>
+              <w:t xml:space="preserve">Toise / mètre ruban</w:t>
+            </w:r>
+          </w:p>
+        </w:tc>
+        <w:tc>
+          <w:tcPr>
+            <w:tcW w:type="dxa" w:w="1050"/>
+            <w:tcMar>
+              <w:top w:type="dxa" w:w="60"/>
+              <w:left w:type="dxa" w:w="100"/>
+              <w:bottom w:type="dxa" w:w="60"/>
+              <w:right w:type="dxa" w:w="100"/>
+            </w:tcMar>
+          </w:tcPr>
+          <w:p>
+            <w:r>
+              <w:rPr>
+                <w:b w:val="false"/>
+                <w:bCs w:val="false"/>
+                <w:i w:val="false"/>
+                <w:iCs w:val="false"/>
+                <w:sz w:val="19"/>
+                <w:szCs w:val="19"/>
+              </w:rPr>
+              <w:t xml:space="preserve">oui</w:t>
+            </w:r>
+          </w:p>
+        </w:tc>
+        <w:tc>
+          <w:tcPr>
+            <w:tcW w:type="dxa" w:w="1050"/>
+            <w:tcMar>
+              <w:top w:type="dxa" w:w="60"/>
+              <w:left w:type="dxa" w:w="100"/>
+              <w:bottom w:type="dxa" w:w="60"/>
+              <w:right w:type="dxa" w:w="100"/>
+            </w:tcMar>
+          </w:tcPr>
+          <w:p>
+            <w:r>
+              <w:rPr>
+                <w:b w:val="false"/>
+                <w:bCs w:val="false"/>
+                <w:i w:val="false"/>
+                <w:iCs w:val="false"/>
+                <w:sz w:val="19"/>
+                <w:szCs w:val="19"/>
+              </w:rPr>
+              <w:t xml:space="preserve">1</w:t>
+            </w:r>
+          </w:p>
+        </w:tc>
+        <w:tc>
+          <w:tcPr>
+            <w:tcW w:type="dxa" w:w="2200"/>
+            <w:tcMar>
+              <w:top w:type="dxa" w:w="60"/>
+              <w:left w:type="dxa" w:w="100"/>
+              <w:bottom w:type="dxa" w:w="60"/>
+              <w:right w:type="dxa" w:w="100"/>
+            </w:tcMar>
+          </w:tcPr>
+          <w:p>
+            <w:r>
+              <w:rPr>
+                <w:b w:val="false"/>
+                <w:bCs w:val="false"/>
+                <w:i w:val="false"/>
+                <w:iCs w:val="false"/>
+                <w:sz w:val="19"/>
+                <w:szCs w:val="19"/>
+              </w:rPr>
+              <w:t xml:space="preserve">mètre ruban</w:t>
+            </w:r>
+          </w:p>
+        </w:tc>
+        <w:tc>
+          <w:tcPr>
+            <w:tcW w:type="dxa" w:w="2926"/>
+            <w:tcMar>
+              <w:top w:type="dxa" w:w="60"/>
+              <w:left w:type="dxa" w:w="100"/>
+              <w:bottom w:type="dxa" w:w="60"/>
+              <w:right w:type="dxa" w:w="100"/>
+            </w:tcMar>
+          </w:tcPr>
+          <w:p>
+            <w:r>
+              <w:rPr>
+                <w:b w:val="false"/>
+                <w:bCs w:val="false"/>
+                <w:i w:val="false"/>
+                <w:iCs w:val="false"/>
+                <w:sz w:val="19"/>
+                <w:szCs w:val="19"/>
+              </w:rPr>
+              <w:t xml:space="preserve">—</w:t>
+            </w:r>
+          </w:p>
+        </w:tc>
+      </w:tr>
+      <w:tr>
+        <w:trPr>
+          <w:tblHeader w:val="off"/>
+        </w:trPr>
+        <w:tc>
+          <w:tcPr>
+            <w:tcW w:type="dxa" w:w="1800"/>
+            <w:tcMar>
+              <w:top w:type="dxa" w:w="60"/>
+              <w:left w:type="dxa" w:w="100"/>
+              <w:bottom w:type="dxa" w:w="60"/>
+              <w:right w:type="dxa" w:w="100"/>
+            </w:tcMar>
+          </w:tcPr>
+          <w:p>
+            <w:r>
+              <w:rPr>
+                <w:b w:val="false"/>
+                <w:bCs w:val="false"/>
+                <w:i w:val="false"/>
+                <w:iCs w:val="false"/>
+                <w:sz w:val="19"/>
+                <w:szCs w:val="19"/>
+              </w:rPr>
+              <w:t xml:space="preserve">Bandelettes urinaires</w:t>
+            </w:r>
+          </w:p>
+        </w:tc>
+        <w:tc>
+          <w:tcPr>
+            <w:tcW w:type="dxa" w:w="1050"/>
+            <w:tcMar>
+              <w:top w:type="dxa" w:w="60"/>
+              <w:left w:type="dxa" w:w="100"/>
+              <w:bottom w:type="dxa" w:w="60"/>
+              <w:right w:type="dxa" w:w="100"/>
+            </w:tcMar>
+          </w:tcPr>
+          <w:p>
+            <w:r>
+              <w:rPr>
+                <w:b w:val="false"/>
+                <w:bCs w:val="false"/>
+                <w:i w:val="false"/>
+                <w:iCs w:val="false"/>
+                <w:sz w:val="19"/>
+                <w:szCs w:val="19"/>
+              </w:rPr>
               <w:t xml:space="preserve">non</w:t>
             </w:r>
           </w:p>
@@ -24425,7 +26413,7 @@
                 <w:sz w:val="19"/>
                 <w:szCs w:val="19"/>
               </w:rPr>
-              <w:t xml:space="preserve">Prévu dans la dotation du laboratoire selon l'équipe, non livré ; le laboratoire n'est pas encore opérationnel.</w:t>
+              <w:t xml:space="preserve">Non encore livrées.</w:t>
             </w:r>
           </w:p>
         </w:tc>
@@ -24454,7 +26442,7 @@
                 <w:sz w:val="19"/>
                 <w:szCs w:val="19"/>
               </w:rPr>
-              <w:t xml:space="preserve">Bandelettes de glycémie</w:t>
+              <w:t xml:space="preserve">Consommables d'hygiène</w:t>
             </w:r>
           </w:p>
         </w:tc>
@@ -24478,704 +26466,390 @@
                 <w:sz w:val="19"/>
                 <w:szCs w:val="19"/>
               </w:rPr>
+              <w:t xml:space="preserve">oui</w:t>
+            </w:r>
+          </w:p>
+        </w:tc>
+        <w:tc>
+          <w:tcPr>
+            <w:tcW w:type="dxa" w:w="1050"/>
+            <w:tcMar>
+              <w:top w:type="dxa" w:w="60"/>
+              <w:left w:type="dxa" w:w="100"/>
+              <w:bottom w:type="dxa" w:w="60"/>
+              <w:right w:type="dxa" w:w="100"/>
+            </w:tcMar>
+          </w:tcPr>
+          <w:p>
+            <w:r>
+              <w:rPr>
+                <w:b w:val="false"/>
+                <w:bCs w:val="false"/>
+                <w:i w:val="false"/>
+                <w:iCs w:val="false"/>
+                <w:sz w:val="19"/>
+                <w:szCs w:val="19"/>
+              </w:rPr>
+              <w:t xml:space="preserve">—</w:t>
+            </w:r>
+          </w:p>
+        </w:tc>
+        <w:tc>
+          <w:tcPr>
+            <w:tcW w:type="dxa" w:w="2200"/>
+            <w:tcMar>
+              <w:top w:type="dxa" w:w="60"/>
+              <w:left w:type="dxa" w:w="100"/>
+              <w:bottom w:type="dxa" w:w="60"/>
+              <w:right w:type="dxa" w:w="100"/>
+            </w:tcMar>
+          </w:tcPr>
+          <w:p>
+            <w:r>
+              <w:rPr>
+                <w:b w:val="false"/>
+                <w:bCs w:val="false"/>
+                <w:i w:val="false"/>
+                <w:iCs w:val="false"/>
+                <w:sz w:val="19"/>
+                <w:szCs w:val="19"/>
+              </w:rPr>
+              <w:t xml:space="preserve">savon et solution hydroalcoolique présents</w:t>
+            </w:r>
+          </w:p>
+        </w:tc>
+        <w:tc>
+          <w:tcPr>
+            <w:tcW w:type="dxa" w:w="2926"/>
+            <w:tcMar>
+              <w:top w:type="dxa" w:w="60"/>
+              <w:left w:type="dxa" w:w="100"/>
+              <w:bottom w:type="dxa" w:w="60"/>
+              <w:right w:type="dxa" w:w="100"/>
+            </w:tcMar>
+          </w:tcPr>
+          <w:p>
+            <w:r>
+              <w:rPr>
+                <w:b w:val="false"/>
+                <w:bCs w:val="false"/>
+                <w:i w:val="false"/>
+                <w:iCs w:val="false"/>
+                <w:sz w:val="19"/>
+                <w:szCs w:val="19"/>
+              </w:rPr>
+              <w:t xml:space="preserve">—</w:t>
+            </w:r>
+          </w:p>
+        </w:tc>
+      </w:tr>
+      <w:tr>
+        <w:trPr>
+          <w:tblHeader w:val="off"/>
+        </w:trPr>
+        <w:tc>
+          <w:tcPr>
+            <w:tcW w:type="dxa" w:w="1800"/>
+            <w:tcMar>
+              <w:top w:type="dxa" w:w="60"/>
+              <w:left w:type="dxa" w:w="100"/>
+              <w:bottom w:type="dxa" w:w="60"/>
+              <w:right w:type="dxa" w:w="100"/>
+            </w:tcMar>
+          </w:tcPr>
+          <w:p>
+            <w:r>
+              <w:rPr>
+                <w:b w:val="false"/>
+                <w:bCs w:val="false"/>
+                <w:i w:val="false"/>
+                <w:iCs w:val="false"/>
+                <w:sz w:val="19"/>
+                <w:szCs w:val="19"/>
+              </w:rPr>
+              <w:t xml:space="preserve">Rupture de stock signalée au cours des trois derniers mois</w:t>
+            </w:r>
+          </w:p>
+        </w:tc>
+        <w:tc>
+          <w:tcPr>
+            <w:tcW w:type="dxa" w:w="1050"/>
+            <w:tcMar>
+              <w:top w:type="dxa" w:w="60"/>
+              <w:left w:type="dxa" w:w="100"/>
+              <w:bottom w:type="dxa" w:w="60"/>
+              <w:right w:type="dxa" w:w="100"/>
+            </w:tcMar>
+          </w:tcPr>
+          <w:p>
+            <w:r>
+              <w:rPr>
+                <w:b w:val="false"/>
+                <w:bCs w:val="false"/>
+                <w:i w:val="false"/>
+                <w:iCs w:val="false"/>
+                <w:sz w:val="19"/>
+                <w:szCs w:val="19"/>
+              </w:rPr>
+              <w:t xml:space="preserve"/>
+            </w:r>
+          </w:p>
+        </w:tc>
+        <w:tc>
+          <w:tcPr>
+            <w:tcW w:type="dxa" w:w="1050"/>
+            <w:tcMar>
+              <w:top w:type="dxa" w:w="60"/>
+              <w:left w:type="dxa" w:w="100"/>
+              <w:bottom w:type="dxa" w:w="60"/>
+              <w:right w:type="dxa" w:w="100"/>
+            </w:tcMar>
+          </w:tcPr>
+          <w:p>
+            <w:r>
+              <w:rPr>
+                <w:b w:val="false"/>
+                <w:bCs w:val="false"/>
+                <w:i w:val="false"/>
+                <w:iCs w:val="false"/>
+                <w:sz w:val="19"/>
+                <w:szCs w:val="19"/>
+              </w:rPr>
+              <w:t xml:space="preserve"/>
+            </w:r>
+          </w:p>
+        </w:tc>
+        <w:tc>
+          <w:tcPr>
+            <w:tcW w:type="dxa" w:w="2200"/>
+            <w:tcMar>
+              <w:top w:type="dxa" w:w="60"/>
+              <w:left w:type="dxa" w:w="100"/>
+              <w:bottom w:type="dxa" w:w="60"/>
+              <w:right w:type="dxa" w:w="100"/>
+            </w:tcMar>
+          </w:tcPr>
+          <w:p>
+            <w:r>
+              <w:rPr>
+                <w:b w:val="false"/>
+                <w:bCs w:val="false"/>
+                <w:i w:val="false"/>
+                <w:iCs w:val="false"/>
+                <w:sz w:val="19"/>
+                <w:szCs w:val="19"/>
+              </w:rPr>
+              <w:t xml:space="preserve"/>
+            </w:r>
+          </w:p>
+        </w:tc>
+        <w:tc>
+          <w:tcPr>
+            <w:tcW w:type="dxa" w:w="2926"/>
+            <w:tcMar>
+              <w:top w:type="dxa" w:w="60"/>
+              <w:left w:type="dxa" w:w="100"/>
+              <w:bottom w:type="dxa" w:w="60"/>
+              <w:right w:type="dxa" w:w="100"/>
+            </w:tcMar>
+          </w:tcPr>
+          <w:p>
+            <w:r>
+              <w:rPr>
+                <w:b w:val="false"/>
+                <w:bCs w:val="false"/>
+                <w:i w:val="false"/>
+                <w:iCs w:val="false"/>
+                <w:sz w:val="19"/>
+                <w:szCs w:val="19"/>
+              </w:rPr>
+              <w:t xml:space="preserve">non pour la glycémie — dotation initiale incomplète pour d'autres intrants (bandelettes urinaires, registre), non une rupture</w:t>
+            </w:r>
+          </w:p>
+        </w:tc>
+      </w:tr>
+    </w:tbl>
+    <w:p/>
+    <w:p>
+      <w:pPr>
+        <w:pStyle w:val="Heading3"/>
+        <w:spacing w:after="100" w:before="180"/>
+      </w:pPr>
+      <w:r>
+        <w:t xml:space="preserve">B bis. Glycémie de la première CPN (rubrique ajoutée à la grille)</w:t>
+      </w:r>
+    </w:p>
+    <w:tbl>
+      <w:tblPr>
+        <w:tblW w:type="dxa" w:w="9026"/>
+        <w:tblBorders>
+          <w:top w:val="single" w:color="auto" w:sz="4"/>
+          <w:left w:val="single" w:color="auto" w:sz="4"/>
+          <w:bottom w:val="single" w:color="auto" w:sz="4"/>
+          <w:right w:val="single" w:color="auto" w:sz="4"/>
+          <w:insideH w:val="single" w:color="auto" w:sz="4"/>
+          <w:insideV w:val="single" w:color="auto" w:sz="4"/>
+        </w:tblBorders>
+      </w:tblPr>
+      <w:tblGrid>
+        <w:gridCol w:w="3400"/>
+        <w:gridCol w:w="5626"/>
+      </w:tblGrid>
+      <w:tr>
+        <w:trPr>
+          <w:tblHeader w:val="off"/>
+        </w:trPr>
+        <w:tc>
+          <w:tcPr>
+            <w:tcW w:type="dxa" w:w="3400"/>
+            <w:tcMar>
+              <w:top w:type="dxa" w:w="60"/>
+              <w:left w:type="dxa" w:w="100"/>
+              <w:bottom w:type="dxa" w:w="60"/>
+              <w:right w:type="dxa" w:w="100"/>
+            </w:tcMar>
+          </w:tcPr>
+          <w:p>
+            <w:r>
+              <w:rPr>
+                <w:b w:val="false"/>
+                <w:bCs w:val="false"/>
+                <w:i w:val="false"/>
+                <w:iCs w:val="false"/>
+                <w:sz w:val="19"/>
+                <w:szCs w:val="19"/>
+              </w:rPr>
+              <w:t xml:space="preserve">Glycémie de la première CPN ce jour</w:t>
+            </w:r>
+          </w:p>
+        </w:tc>
+        <w:tc>
+          <w:tcPr>
+            <w:tcW w:type="dxa" w:w="5626"/>
+            <w:tcMar>
+              <w:top w:type="dxa" w:w="60"/>
+              <w:left w:type="dxa" w:w="100"/>
+              <w:bottom w:type="dxa" w:w="60"/>
+              <w:right w:type="dxa" w:w="100"/>
+            </w:tcMar>
+          </w:tcPr>
+          <w:p>
+            <w:r>
+              <w:rPr>
+                <w:b w:val="false"/>
+                <w:bCs w:val="false"/>
+                <w:i w:val="false"/>
+                <w:iCs w:val="false"/>
+                <w:sz w:val="19"/>
+                <w:szCs w:val="19"/>
+              </w:rPr>
+              <w:t xml:space="preserve">faite à toutes les femmes de première CPN reçues</w:t>
+            </w:r>
+          </w:p>
+        </w:tc>
+      </w:tr>
+      <w:tr>
+        <w:trPr>
+          <w:tblHeader w:val="off"/>
+        </w:trPr>
+        <w:tc>
+          <w:tcPr>
+            <w:tcW w:type="dxa" w:w="3400"/>
+            <w:tcMar>
+              <w:top w:type="dxa" w:w="60"/>
+              <w:left w:type="dxa" w:w="100"/>
+              <w:bottom w:type="dxa" w:w="60"/>
+              <w:right w:type="dxa" w:w="100"/>
+            </w:tcMar>
+          </w:tcPr>
+          <w:p>
+            <w:r>
+              <w:rPr>
+                <w:b w:val="false"/>
+                <w:bCs w:val="false"/>
+                <w:i w:val="false"/>
+                <w:iCs w:val="false"/>
+                <w:sz w:val="19"/>
+                <w:szCs w:val="19"/>
+              </w:rPr>
+              <w:t xml:space="preserve">Test manqué noté pour être refait au rendez-vous suivant</w:t>
+            </w:r>
+          </w:p>
+        </w:tc>
+        <w:tc>
+          <w:tcPr>
+            <w:tcW w:type="dxa" w:w="5626"/>
+            <w:tcMar>
+              <w:top w:type="dxa" w:w="60"/>
+              <w:left w:type="dxa" w:w="100"/>
+              <w:bottom w:type="dxa" w:w="60"/>
+              <w:right w:type="dxa" w:w="100"/>
+            </w:tcMar>
+          </w:tcPr>
+          <w:p>
+            <w:r>
+              <w:rPr>
+                <w:b w:val="false"/>
+                <w:bCs w:val="false"/>
+                <w:i w:val="false"/>
+                <w:iCs w:val="false"/>
+                <w:sz w:val="19"/>
+                <w:szCs w:val="19"/>
+              </w:rPr>
               <w:t xml:space="preserve">non</w:t>
             </w:r>
           </w:p>
         </w:tc>
-        <w:tc>
-          <w:tcPr>
-            <w:tcW w:type="dxa" w:w="1050"/>
-            <w:tcMar>
-              <w:top w:type="dxa" w:w="60"/>
-              <w:left w:type="dxa" w:w="100"/>
-              <w:bottom w:type="dxa" w:w="60"/>
-              <w:right w:type="dxa" w:w="100"/>
-            </w:tcMar>
-          </w:tcPr>
-          <w:p>
-            <w:r>
-              <w:rPr>
-                <w:b w:val="false"/>
-                <w:bCs w:val="false"/>
-                <w:i w:val="false"/>
-                <w:iCs w:val="false"/>
-                <w:sz w:val="19"/>
-                <w:szCs w:val="19"/>
-              </w:rPr>
-              <w:t xml:space="preserve">0</w:t>
-            </w:r>
-          </w:p>
-        </w:tc>
-        <w:tc>
-          <w:tcPr>
-            <w:tcW w:type="dxa" w:w="2200"/>
-            <w:tcMar>
-              <w:top w:type="dxa" w:w="60"/>
-              <w:left w:type="dxa" w:w="100"/>
-              <w:bottom w:type="dxa" w:w="60"/>
-              <w:right w:type="dxa" w:w="100"/>
-            </w:tcMar>
-          </w:tcPr>
-          <w:p>
-            <w:r>
-              <w:rPr>
-                <w:b w:val="false"/>
-                <w:bCs w:val="false"/>
-                <w:i w:val="false"/>
-                <w:iCs w:val="false"/>
-                <w:sz w:val="19"/>
-                <w:szCs w:val="19"/>
-              </w:rPr>
-              <w:t xml:space="preserve">—</w:t>
-            </w:r>
-          </w:p>
-        </w:tc>
-        <w:tc>
-          <w:tcPr>
-            <w:tcW w:type="dxa" w:w="2926"/>
-            <w:tcMar>
-              <w:top w:type="dxa" w:w="60"/>
-              <w:left w:type="dxa" w:w="100"/>
-              <w:bottom w:type="dxa" w:w="60"/>
-              <w:right w:type="dxa" w:w="100"/>
-            </w:tcMar>
-          </w:tcPr>
-          <w:p>
-            <w:r>
-              <w:rPr>
-                <w:b w:val="false"/>
-                <w:bCs w:val="false"/>
-                <w:i w:val="false"/>
-                <w:iCs w:val="false"/>
-                <w:sz w:val="19"/>
-                <w:szCs w:val="19"/>
-              </w:rPr>
-              <w:t xml:space="preserve">—</w:t>
-            </w:r>
-          </w:p>
-        </w:tc>
-      </w:tr>
-      <w:tr>
-        <w:trPr>
-          <w:tblHeader w:val="off"/>
-        </w:trPr>
-        <w:tc>
-          <w:tcPr>
-            <w:tcW w:type="dxa" w:w="1800"/>
-            <w:tcMar>
-              <w:top w:type="dxa" w:w="60"/>
-              <w:left w:type="dxa" w:w="100"/>
-              <w:bottom w:type="dxa" w:w="60"/>
-              <w:right w:type="dxa" w:w="100"/>
-            </w:tcMar>
-          </w:tcPr>
-          <w:p>
-            <w:r>
-              <w:rPr>
-                <w:b w:val="false"/>
-                <w:bCs w:val="false"/>
-                <w:i w:val="false"/>
-                <w:iCs w:val="false"/>
-                <w:sz w:val="19"/>
-                <w:szCs w:val="19"/>
-              </w:rPr>
-              <w:t xml:space="preserve">Balance</w:t>
-            </w:r>
-          </w:p>
-        </w:tc>
-        <w:tc>
-          <w:tcPr>
-            <w:tcW w:type="dxa" w:w="1050"/>
-            <w:tcMar>
-              <w:top w:type="dxa" w:w="60"/>
-              <w:left w:type="dxa" w:w="100"/>
-              <w:bottom w:type="dxa" w:w="60"/>
-              <w:right w:type="dxa" w:w="100"/>
-            </w:tcMar>
-          </w:tcPr>
-          <w:p>
-            <w:r>
-              <w:rPr>
-                <w:b w:val="false"/>
-                <w:bCs w:val="false"/>
-                <w:i w:val="false"/>
-                <w:iCs w:val="false"/>
-                <w:sz w:val="19"/>
-                <w:szCs w:val="19"/>
-              </w:rPr>
-              <w:t xml:space="preserve">oui</w:t>
-            </w:r>
-          </w:p>
-        </w:tc>
-        <w:tc>
-          <w:tcPr>
-            <w:tcW w:type="dxa" w:w="1050"/>
-            <w:tcMar>
-              <w:top w:type="dxa" w:w="60"/>
-              <w:left w:type="dxa" w:w="100"/>
-              <w:bottom w:type="dxa" w:w="60"/>
-              <w:right w:type="dxa" w:w="100"/>
-            </w:tcMar>
-          </w:tcPr>
-          <w:p>
-            <w:r>
-              <w:rPr>
-                <w:b w:val="false"/>
-                <w:bCs w:val="false"/>
-                <w:i w:val="false"/>
-                <w:iCs w:val="false"/>
-                <w:sz w:val="19"/>
-                <w:szCs w:val="19"/>
-              </w:rPr>
-              <w:t xml:space="preserve">1</w:t>
-            </w:r>
-          </w:p>
-        </w:tc>
-        <w:tc>
-          <w:tcPr>
-            <w:tcW w:type="dxa" w:w="2200"/>
-            <w:tcMar>
-              <w:top w:type="dxa" w:w="60"/>
-              <w:left w:type="dxa" w:w="100"/>
-              <w:bottom w:type="dxa" w:w="60"/>
-              <w:right w:type="dxa" w:w="100"/>
-            </w:tcMar>
-          </w:tcPr>
-          <w:p>
-            <w:r>
-              <w:rPr>
-                <w:b w:val="false"/>
-                <w:bCs w:val="false"/>
-                <w:i w:val="false"/>
-                <w:iCs w:val="false"/>
-                <w:sz w:val="19"/>
-                <w:szCs w:val="19"/>
-              </w:rPr>
-              <w:t xml:space="preserve">neuve</w:t>
-            </w:r>
-          </w:p>
-        </w:tc>
-        <w:tc>
-          <w:tcPr>
-            <w:tcW w:type="dxa" w:w="2926"/>
-            <w:tcMar>
-              <w:top w:type="dxa" w:w="60"/>
-              <w:left w:type="dxa" w:w="100"/>
-              <w:bottom w:type="dxa" w:w="60"/>
-              <w:right w:type="dxa" w:w="100"/>
-            </w:tcMar>
-          </w:tcPr>
-          <w:p>
-            <w:r>
-              <w:rPr>
-                <w:b w:val="false"/>
-                <w:bCs w:val="false"/>
-                <w:i w:val="false"/>
-                <w:iCs w:val="false"/>
-                <w:sz w:val="19"/>
-                <w:szCs w:val="19"/>
-              </w:rPr>
-              <w:t xml:space="preserve">—</w:t>
-            </w:r>
-          </w:p>
-        </w:tc>
-      </w:tr>
-      <w:tr>
-        <w:trPr>
-          <w:tblHeader w:val="off"/>
-        </w:trPr>
-        <w:tc>
-          <w:tcPr>
-            <w:tcW w:type="dxa" w:w="1800"/>
-            <w:tcMar>
-              <w:top w:type="dxa" w:w="60"/>
-              <w:left w:type="dxa" w:w="100"/>
-              <w:bottom w:type="dxa" w:w="60"/>
-              <w:right w:type="dxa" w:w="100"/>
-            </w:tcMar>
-          </w:tcPr>
-          <w:p>
-            <w:r>
-              <w:rPr>
-                <w:b w:val="false"/>
-                <w:bCs w:val="false"/>
-                <w:i w:val="false"/>
-                <w:iCs w:val="false"/>
-                <w:sz w:val="19"/>
-                <w:szCs w:val="19"/>
-              </w:rPr>
-              <w:t xml:space="preserve">Toise / mètre ruban</w:t>
-            </w:r>
-          </w:p>
-        </w:tc>
-        <w:tc>
-          <w:tcPr>
-            <w:tcW w:type="dxa" w:w="1050"/>
-            <w:tcMar>
-              <w:top w:type="dxa" w:w="60"/>
-              <w:left w:type="dxa" w:w="100"/>
-              <w:bottom w:type="dxa" w:w="60"/>
-              <w:right w:type="dxa" w:w="100"/>
-            </w:tcMar>
-          </w:tcPr>
-          <w:p>
-            <w:r>
-              <w:rPr>
-                <w:b w:val="false"/>
-                <w:bCs w:val="false"/>
-                <w:i w:val="false"/>
-                <w:iCs w:val="false"/>
-                <w:sz w:val="19"/>
-                <w:szCs w:val="19"/>
-              </w:rPr>
-              <w:t xml:space="preserve">oui</w:t>
-            </w:r>
-          </w:p>
-        </w:tc>
-        <w:tc>
-          <w:tcPr>
-            <w:tcW w:type="dxa" w:w="1050"/>
-            <w:tcMar>
-              <w:top w:type="dxa" w:w="60"/>
-              <w:left w:type="dxa" w:w="100"/>
-              <w:bottom w:type="dxa" w:w="60"/>
-              <w:right w:type="dxa" w:w="100"/>
-            </w:tcMar>
-          </w:tcPr>
-          <w:p>
-            <w:r>
-              <w:rPr>
-                <w:b w:val="false"/>
-                <w:bCs w:val="false"/>
-                <w:i w:val="false"/>
-                <w:iCs w:val="false"/>
-                <w:sz w:val="19"/>
-                <w:szCs w:val="19"/>
-              </w:rPr>
-              <w:t xml:space="preserve">1</w:t>
-            </w:r>
-          </w:p>
-        </w:tc>
-        <w:tc>
-          <w:tcPr>
-            <w:tcW w:type="dxa" w:w="2200"/>
-            <w:tcMar>
-              <w:top w:type="dxa" w:w="60"/>
-              <w:left w:type="dxa" w:w="100"/>
-              <w:bottom w:type="dxa" w:w="60"/>
-              <w:right w:type="dxa" w:w="100"/>
-            </w:tcMar>
-          </w:tcPr>
-          <w:p>
-            <w:r>
-              <w:rPr>
-                <w:b w:val="false"/>
-                <w:bCs w:val="false"/>
-                <w:i w:val="false"/>
-                <w:iCs w:val="false"/>
-                <w:sz w:val="19"/>
-                <w:szCs w:val="19"/>
-              </w:rPr>
-              <w:t xml:space="preserve">mètre ruban</w:t>
-            </w:r>
-          </w:p>
-        </w:tc>
-        <w:tc>
-          <w:tcPr>
-            <w:tcW w:type="dxa" w:w="2926"/>
-            <w:tcMar>
-              <w:top w:type="dxa" w:w="60"/>
-              <w:left w:type="dxa" w:w="100"/>
-              <w:bottom w:type="dxa" w:w="60"/>
-              <w:right w:type="dxa" w:w="100"/>
-            </w:tcMar>
-          </w:tcPr>
-          <w:p>
-            <w:r>
-              <w:rPr>
-                <w:b w:val="false"/>
-                <w:bCs w:val="false"/>
-                <w:i w:val="false"/>
-                <w:iCs w:val="false"/>
-                <w:sz w:val="19"/>
-                <w:szCs w:val="19"/>
-              </w:rPr>
-              <w:t xml:space="preserve">—</w:t>
-            </w:r>
-          </w:p>
-        </w:tc>
-      </w:tr>
-      <w:tr>
-        <w:trPr>
-          <w:tblHeader w:val="off"/>
-        </w:trPr>
-        <w:tc>
-          <w:tcPr>
-            <w:tcW w:type="dxa" w:w="1800"/>
-            <w:tcMar>
-              <w:top w:type="dxa" w:w="60"/>
-              <w:left w:type="dxa" w:w="100"/>
-              <w:bottom w:type="dxa" w:w="60"/>
-              <w:right w:type="dxa" w:w="100"/>
-            </w:tcMar>
-          </w:tcPr>
-          <w:p>
-            <w:r>
-              <w:rPr>
-                <w:b w:val="false"/>
-                <w:bCs w:val="false"/>
-                <w:i w:val="false"/>
-                <w:iCs w:val="false"/>
-                <w:sz w:val="19"/>
-                <w:szCs w:val="19"/>
-              </w:rPr>
-              <w:t xml:space="preserve">Bandelettes urinaires</w:t>
-            </w:r>
-          </w:p>
-        </w:tc>
-        <w:tc>
-          <w:tcPr>
-            <w:tcW w:type="dxa" w:w="1050"/>
-            <w:tcMar>
-              <w:top w:type="dxa" w:w="60"/>
-              <w:left w:type="dxa" w:w="100"/>
-              <w:bottom w:type="dxa" w:w="60"/>
-              <w:right w:type="dxa" w:w="100"/>
-            </w:tcMar>
-          </w:tcPr>
-          <w:p>
-            <w:r>
-              <w:rPr>
-                <w:b w:val="false"/>
-                <w:bCs w:val="false"/>
-                <w:i w:val="false"/>
-                <w:iCs w:val="false"/>
-                <w:sz w:val="19"/>
-                <w:szCs w:val="19"/>
-              </w:rPr>
-              <w:t xml:space="preserve">non</w:t>
-            </w:r>
-          </w:p>
-        </w:tc>
-        <w:tc>
-          <w:tcPr>
-            <w:tcW w:type="dxa" w:w="1050"/>
-            <w:tcMar>
-              <w:top w:type="dxa" w:w="60"/>
-              <w:left w:type="dxa" w:w="100"/>
-              <w:bottom w:type="dxa" w:w="60"/>
-              <w:right w:type="dxa" w:w="100"/>
-            </w:tcMar>
-          </w:tcPr>
-          <w:p>
-            <w:r>
-              <w:rPr>
-                <w:b w:val="false"/>
-                <w:bCs w:val="false"/>
-                <w:i w:val="false"/>
-                <w:iCs w:val="false"/>
-                <w:sz w:val="19"/>
-                <w:szCs w:val="19"/>
-              </w:rPr>
-              <w:t xml:space="preserve">0</w:t>
-            </w:r>
-          </w:p>
-        </w:tc>
-        <w:tc>
-          <w:tcPr>
-            <w:tcW w:type="dxa" w:w="2200"/>
-            <w:tcMar>
-              <w:top w:type="dxa" w:w="60"/>
-              <w:left w:type="dxa" w:w="100"/>
-              <w:bottom w:type="dxa" w:w="60"/>
-              <w:right w:type="dxa" w:w="100"/>
-            </w:tcMar>
-          </w:tcPr>
-          <w:p>
-            <w:r>
-              <w:rPr>
-                <w:b w:val="false"/>
-                <w:bCs w:val="false"/>
-                <w:i w:val="false"/>
-                <w:iCs w:val="false"/>
-                <w:sz w:val="19"/>
-                <w:szCs w:val="19"/>
-              </w:rPr>
-              <w:t xml:space="preserve">—</w:t>
-            </w:r>
-          </w:p>
-        </w:tc>
-        <w:tc>
-          <w:tcPr>
-            <w:tcW w:type="dxa" w:w="2926"/>
-            <w:tcMar>
-              <w:top w:type="dxa" w:w="60"/>
-              <w:left w:type="dxa" w:w="100"/>
-              <w:bottom w:type="dxa" w:w="60"/>
-              <w:right w:type="dxa" w:w="100"/>
-            </w:tcMar>
-          </w:tcPr>
-          <w:p>
-            <w:r>
-              <w:rPr>
-                <w:b w:val="false"/>
-                <w:bCs w:val="false"/>
-                <w:i w:val="false"/>
-                <w:iCs w:val="false"/>
-                <w:sz w:val="19"/>
-                <w:szCs w:val="19"/>
-              </w:rPr>
-              <w:t xml:space="preserve">Non encore livrées.</w:t>
-            </w:r>
-          </w:p>
-        </w:tc>
-      </w:tr>
-      <w:tr>
-        <w:trPr>
-          <w:tblHeader w:val="off"/>
-        </w:trPr>
-        <w:tc>
-          <w:tcPr>
-            <w:tcW w:type="dxa" w:w="1800"/>
-            <w:tcMar>
-              <w:top w:type="dxa" w:w="60"/>
-              <w:left w:type="dxa" w:w="100"/>
-              <w:bottom w:type="dxa" w:w="60"/>
-              <w:right w:type="dxa" w:w="100"/>
-            </w:tcMar>
-          </w:tcPr>
-          <w:p>
-            <w:r>
-              <w:rPr>
-                <w:b w:val="false"/>
-                <w:bCs w:val="false"/>
-                <w:i w:val="false"/>
-                <w:iCs w:val="false"/>
-                <w:sz w:val="19"/>
-                <w:szCs w:val="19"/>
-              </w:rPr>
-              <w:t xml:space="preserve">Consommables d'hygiène</w:t>
-            </w:r>
-          </w:p>
-        </w:tc>
-        <w:tc>
-          <w:tcPr>
-            <w:tcW w:type="dxa" w:w="1050"/>
-            <w:tcMar>
-              <w:top w:type="dxa" w:w="60"/>
-              <w:left w:type="dxa" w:w="100"/>
-              <w:bottom w:type="dxa" w:w="60"/>
-              <w:right w:type="dxa" w:w="100"/>
-            </w:tcMar>
-          </w:tcPr>
-          <w:p>
-            <w:r>
-              <w:rPr>
-                <w:b w:val="false"/>
-                <w:bCs w:val="false"/>
-                <w:i w:val="false"/>
-                <w:iCs w:val="false"/>
-                <w:sz w:val="19"/>
-                <w:szCs w:val="19"/>
-              </w:rPr>
-              <w:t xml:space="preserve">oui</w:t>
-            </w:r>
-          </w:p>
-        </w:tc>
-        <w:tc>
-          <w:tcPr>
-            <w:tcW w:type="dxa" w:w="1050"/>
-            <w:tcMar>
-              <w:top w:type="dxa" w:w="60"/>
-              <w:left w:type="dxa" w:w="100"/>
-              <w:bottom w:type="dxa" w:w="60"/>
-              <w:right w:type="dxa" w:w="100"/>
-            </w:tcMar>
-          </w:tcPr>
-          <w:p>
-            <w:r>
-              <w:rPr>
-                <w:b w:val="false"/>
-                <w:bCs w:val="false"/>
-                <w:i w:val="false"/>
-                <w:iCs w:val="false"/>
-                <w:sz w:val="19"/>
-                <w:szCs w:val="19"/>
-              </w:rPr>
-              <w:t xml:space="preserve">—</w:t>
-            </w:r>
-          </w:p>
-        </w:tc>
-        <w:tc>
-          <w:tcPr>
-            <w:tcW w:type="dxa" w:w="2200"/>
-            <w:tcMar>
-              <w:top w:type="dxa" w:w="60"/>
-              <w:left w:type="dxa" w:w="100"/>
-              <w:bottom w:type="dxa" w:w="60"/>
-              <w:right w:type="dxa" w:w="100"/>
-            </w:tcMar>
-          </w:tcPr>
-          <w:p>
-            <w:r>
-              <w:rPr>
-                <w:b w:val="false"/>
-                <w:bCs w:val="false"/>
-                <w:i w:val="false"/>
-                <w:iCs w:val="false"/>
-                <w:sz w:val="19"/>
-                <w:szCs w:val="19"/>
-              </w:rPr>
-              <w:t xml:space="preserve">savon et solution hydroalcoolique présents</w:t>
-            </w:r>
-          </w:p>
-        </w:tc>
-        <w:tc>
-          <w:tcPr>
-            <w:tcW w:type="dxa" w:w="2926"/>
-            <w:tcMar>
-              <w:top w:type="dxa" w:w="60"/>
-              <w:left w:type="dxa" w:w="100"/>
-              <w:bottom w:type="dxa" w:w="60"/>
-              <w:right w:type="dxa" w:w="100"/>
-            </w:tcMar>
-          </w:tcPr>
-          <w:p>
-            <w:r>
-              <w:rPr>
-                <w:b w:val="false"/>
-                <w:bCs w:val="false"/>
-                <w:i w:val="false"/>
-                <w:iCs w:val="false"/>
-                <w:sz w:val="19"/>
-                <w:szCs w:val="19"/>
-              </w:rPr>
-              <w:t xml:space="preserve">—</w:t>
-            </w:r>
-          </w:p>
-        </w:tc>
-      </w:tr>
-      <w:tr>
-        <w:trPr>
-          <w:tblHeader w:val="off"/>
-        </w:trPr>
-        <w:tc>
-          <w:tcPr>
-            <w:tcW w:type="dxa" w:w="1800"/>
-            <w:tcMar>
-              <w:top w:type="dxa" w:w="60"/>
-              <w:left w:type="dxa" w:w="100"/>
-              <w:bottom w:type="dxa" w:w="60"/>
-              <w:right w:type="dxa" w:w="100"/>
-            </w:tcMar>
-          </w:tcPr>
-          <w:p>
-            <w:r>
-              <w:rPr>
-                <w:b w:val="false"/>
-                <w:bCs w:val="false"/>
-                <w:i w:val="false"/>
-                <w:iCs w:val="false"/>
-                <w:sz w:val="19"/>
-                <w:szCs w:val="19"/>
-              </w:rPr>
-              <w:t xml:space="preserve">Rupture de stock signalée au cours des trois derniers mois</w:t>
-            </w:r>
-          </w:p>
-        </w:tc>
-        <w:tc>
-          <w:tcPr>
-            <w:tcW w:type="dxa" w:w="1050"/>
-            <w:tcMar>
-              <w:top w:type="dxa" w:w="60"/>
-              <w:left w:type="dxa" w:w="100"/>
-              <w:bottom w:type="dxa" w:w="60"/>
-              <w:right w:type="dxa" w:w="100"/>
-            </w:tcMar>
-          </w:tcPr>
-          <w:p>
-            <w:r>
-              <w:rPr>
-                <w:b w:val="false"/>
-                <w:bCs w:val="false"/>
-                <w:i w:val="false"/>
-                <w:iCs w:val="false"/>
-                <w:sz w:val="19"/>
-                <w:szCs w:val="19"/>
-              </w:rPr>
-              <w:t xml:space="preserve"/>
-            </w:r>
-          </w:p>
-        </w:tc>
-        <w:tc>
-          <w:tcPr>
-            <w:tcW w:type="dxa" w:w="1050"/>
-            <w:tcMar>
-              <w:top w:type="dxa" w:w="60"/>
-              <w:left w:type="dxa" w:w="100"/>
-              <w:bottom w:type="dxa" w:w="60"/>
-              <w:right w:type="dxa" w:w="100"/>
-            </w:tcMar>
-          </w:tcPr>
-          <w:p>
-            <w:r>
-              <w:rPr>
-                <w:b w:val="false"/>
-                <w:bCs w:val="false"/>
-                <w:i w:val="false"/>
-                <w:iCs w:val="false"/>
-                <w:sz w:val="19"/>
-                <w:szCs w:val="19"/>
-              </w:rPr>
-              <w:t xml:space="preserve"/>
-            </w:r>
-          </w:p>
-        </w:tc>
-        <w:tc>
-          <w:tcPr>
-            <w:tcW w:type="dxa" w:w="2200"/>
-            <w:tcMar>
-              <w:top w:type="dxa" w:w="60"/>
-              <w:left w:type="dxa" w:w="100"/>
-              <w:bottom w:type="dxa" w:w="60"/>
-              <w:right w:type="dxa" w:w="100"/>
-            </w:tcMar>
-          </w:tcPr>
-          <w:p>
-            <w:r>
-              <w:rPr>
-                <w:b w:val="false"/>
-                <w:bCs w:val="false"/>
-                <w:i w:val="false"/>
-                <w:iCs w:val="false"/>
-                <w:sz w:val="19"/>
-                <w:szCs w:val="19"/>
-              </w:rPr>
-              <w:t xml:space="preserve"/>
-            </w:r>
-          </w:p>
-        </w:tc>
-        <w:tc>
-          <w:tcPr>
-            <w:tcW w:type="dxa" w:w="2926"/>
-            <w:tcMar>
-              <w:top w:type="dxa" w:w="60"/>
-              <w:left w:type="dxa" w:w="100"/>
-              <w:bottom w:type="dxa" w:w="60"/>
-              <w:right w:type="dxa" w:w="100"/>
-            </w:tcMar>
-          </w:tcPr>
-          <w:p>
-            <w:r>
-              <w:rPr>
-                <w:b w:val="false"/>
-                <w:bCs w:val="false"/>
-                <w:i w:val="false"/>
-                <w:iCs w:val="false"/>
-                <w:sz w:val="19"/>
-                <w:szCs w:val="19"/>
-              </w:rPr>
-              <w:t xml:space="preserve">sans objet — dotation initiale incomplète, non une rupture</w:t>
+      </w:tr>
+      <w:tr>
+        <w:trPr>
+          <w:tblHeader w:val="off"/>
+        </w:trPr>
+        <w:tc>
+          <w:tcPr>
+            <w:tcW w:type="dxa" w:w="3400"/>
+            <w:tcMar>
+              <w:top w:type="dxa" w:w="60"/>
+              <w:left w:type="dxa" w:w="100"/>
+              <w:bottom w:type="dxa" w:w="60"/>
+              <w:right w:type="dxa" w:w="100"/>
+            </w:tcMar>
+          </w:tcPr>
+          <w:p>
+            <w:r>
+              <w:rPr>
+                <w:b w:val="false"/>
+                <w:bCs w:val="false"/>
+                <w:i w:val="false"/>
+                <w:iCs w:val="false"/>
+                <w:sz w:val="19"/>
+                <w:szCs w:val="19"/>
+              </w:rPr>
+              <w:t xml:space="preserve">Glycémie refaite à 24-28 semaines</w:t>
+            </w:r>
+          </w:p>
+        </w:tc>
+        <w:tc>
+          <w:tcPr>
+            <w:tcW w:type="dxa" w:w="5626"/>
+            <w:tcMar>
+              <w:top w:type="dxa" w:w="60"/>
+              <w:left w:type="dxa" w:w="100"/>
+              <w:bottom w:type="dxa" w:w="60"/>
+              <w:right w:type="dxa" w:w="100"/>
+            </w:tcMar>
+          </w:tcPr>
+          <w:p>
+            <w:r>
+              <w:rPr>
+                <w:b w:val="false"/>
+                <w:bCs w:val="false"/>
+                <w:i w:val="false"/>
+                <w:iCs w:val="false"/>
+                <w:sz w:val="19"/>
+                <w:szCs w:val="19"/>
+              </w:rPr>
+              <w:t xml:space="preserve">sur facteurs de risque</w:t>
             </w:r>
           </w:p>
         </w:tc>
@@ -25947,7 +27621,7 @@
                 <w:sz w:val="19"/>
                 <w:szCs w:val="19"/>
               </w:rPr>
-              <w:t xml:space="preserve">non</w:t>
+              <w:t xml:space="preserve">oui (colonne tracée à la main)</w:t>
             </w:r>
           </w:p>
         </w:tc>
@@ -26000,7 +27674,7 @@
                 <w:sz w:val="19"/>
                 <w:szCs w:val="19"/>
               </w:rPr>
-              <w:t xml:space="preserve">Colonne tension présente dans le cahier et renseignée ; la tenue dépend entièrement de l'équipe, sans modèle imposé.</w:t>
+              <w:t xml:space="preserve">Colonnes tension et glycémie présentes dans le cahier, tracées à la main, et renseignées ; la tenue dépend entièrement de l'équipe, sans modèle imposé.</w:t>
             </w:r>
           </w:p>
         </w:tc>
@@ -26106,7 +27780,7 @@
           <w:sz w:val="20"/>
           <w:szCs w:val="20"/>
         </w:rPr>
-        <w:t xml:space="preserve">Ce centre montre une forme d'inégalité qui n'est ni une rupture ni une panne : une dotation qui n'est pas encore arrivée. Il interroge le calendrier de mise en service plus que la gestion courante — élément non anticipé par la grille.</w:t>
+        <w:t xml:space="preserve">Ce centre montre une forme d'inégalité qui n'est ni une rupture ni une panne : une dotation incomplète (laboratoire, bandelettes urinaires, registre). Le glucomètre livré avec le kit de CPN montre en revanche que le test de la première CPN ne dépend pas d'un laboratoire. Il interroge le calendrier de mise en service plus que la gestion courante — élément non anticipé par la grille.</w:t>
       </w:r>
     </w:p>
     <w:p>
@@ -27258,7 +28932,7 @@
                 <w:sz w:val="19"/>
                 <w:szCs w:val="19"/>
               </w:rPr>
-              <w:t xml:space="preserve">fonctionnel — au laboratoire</w:t>
+              <w:t xml:space="preserve">fonctionnel — en salle de CPN</w:t>
             </w:r>
           </w:p>
         </w:tc>
@@ -27282,7 +28956,7 @@
                 <w:sz w:val="19"/>
                 <w:szCs w:val="19"/>
               </w:rPr>
-              <w:t xml:space="preserve">Aucun glucomètre en salle de CPN ; le laboratoire accepte les bons de la CPN : glycémie de la première CPN pour toutes, puis sur facteurs de risque. Aucune glycémie de contrôle systématique au troisième trimestre.</w:t>
+              <w:t xml:space="preserve">Glycémie de la première CPN faite pour toutes, puis sur facteurs de risque. Aucune glycémie de contrôle systématique au troisième trimestre. Une femme arrivée un jour de rupture est notée pour un test au rendez-vous suivant.</w:t>
             </w:r>
           </w:p>
         </w:tc>
@@ -27407,7 +29081,7 @@
                 <w:sz w:val="19"/>
                 <w:szCs w:val="19"/>
               </w:rPr>
-              <w:t xml:space="preserve">Au laboratoire.</w:t>
+              <w:t xml:space="preserve">À la CPN.</w:t>
             </w:r>
           </w:p>
         </w:tc>
@@ -28033,6 +29707,192 @@
                 <w:szCs w:val="19"/>
               </w:rPr>
               <w:t xml:space="preserve">non</w:t>
+            </w:r>
+          </w:p>
+        </w:tc>
+      </w:tr>
+    </w:tbl>
+    <w:p/>
+    <w:p>
+      <w:pPr>
+        <w:pStyle w:val="Heading3"/>
+        <w:spacing w:after="100" w:before="180"/>
+      </w:pPr>
+      <w:r>
+        <w:t xml:space="preserve">B bis. Glycémie de la première CPN (rubrique ajoutée à la grille)</w:t>
+      </w:r>
+    </w:p>
+    <w:tbl>
+      <w:tblPr>
+        <w:tblW w:type="dxa" w:w="9026"/>
+        <w:tblBorders>
+          <w:top w:val="single" w:color="auto" w:sz="4"/>
+          <w:left w:val="single" w:color="auto" w:sz="4"/>
+          <w:bottom w:val="single" w:color="auto" w:sz="4"/>
+          <w:right w:val="single" w:color="auto" w:sz="4"/>
+          <w:insideH w:val="single" w:color="auto" w:sz="4"/>
+          <w:insideV w:val="single" w:color="auto" w:sz="4"/>
+        </w:tblBorders>
+      </w:tblPr>
+      <w:tblGrid>
+        <w:gridCol w:w="3400"/>
+        <w:gridCol w:w="5626"/>
+      </w:tblGrid>
+      <w:tr>
+        <w:trPr>
+          <w:tblHeader w:val="off"/>
+        </w:trPr>
+        <w:tc>
+          <w:tcPr>
+            <w:tcW w:type="dxa" w:w="3400"/>
+            <w:tcMar>
+              <w:top w:type="dxa" w:w="60"/>
+              <w:left w:type="dxa" w:w="100"/>
+              <w:bottom w:type="dxa" w:w="60"/>
+              <w:right w:type="dxa" w:w="100"/>
+            </w:tcMar>
+          </w:tcPr>
+          <w:p>
+            <w:r>
+              <w:rPr>
+                <w:b w:val="false"/>
+                <w:bCs w:val="false"/>
+                <w:i w:val="false"/>
+                <w:iCs w:val="false"/>
+                <w:sz w:val="19"/>
+                <w:szCs w:val="19"/>
+              </w:rPr>
+              <w:t xml:space="preserve">Glycémie de la première CPN ce jour</w:t>
+            </w:r>
+          </w:p>
+        </w:tc>
+        <w:tc>
+          <w:tcPr>
+            <w:tcW w:type="dxa" w:w="5626"/>
+            <w:tcMar>
+              <w:top w:type="dxa" w:w="60"/>
+              <w:left w:type="dxa" w:w="100"/>
+              <w:bottom w:type="dxa" w:w="60"/>
+              <w:right w:type="dxa" w:w="100"/>
+            </w:tcMar>
+          </w:tcPr>
+          <w:p>
+            <w:r>
+              <w:rPr>
+                <w:b w:val="false"/>
+                <w:bCs w:val="false"/>
+                <w:i w:val="false"/>
+                <w:iCs w:val="false"/>
+                <w:sz w:val="19"/>
+                <w:szCs w:val="19"/>
+              </w:rPr>
+              <w:t xml:space="preserve">faite à toutes les femmes de première CPN reçues</w:t>
+            </w:r>
+          </w:p>
+        </w:tc>
+      </w:tr>
+      <w:tr>
+        <w:trPr>
+          <w:tblHeader w:val="off"/>
+        </w:trPr>
+        <w:tc>
+          <w:tcPr>
+            <w:tcW w:type="dxa" w:w="3400"/>
+            <w:tcMar>
+              <w:top w:type="dxa" w:w="60"/>
+              <w:left w:type="dxa" w:w="100"/>
+              <w:bottom w:type="dxa" w:w="60"/>
+              <w:right w:type="dxa" w:w="100"/>
+            </w:tcMar>
+          </w:tcPr>
+          <w:p>
+            <w:r>
+              <w:rPr>
+                <w:b w:val="false"/>
+                <w:bCs w:val="false"/>
+                <w:i w:val="false"/>
+                <w:iCs w:val="false"/>
+                <w:sz w:val="19"/>
+                <w:szCs w:val="19"/>
+              </w:rPr>
+              <w:t xml:space="preserve">Test manqué noté pour être refait au rendez-vous suivant</w:t>
+            </w:r>
+          </w:p>
+        </w:tc>
+        <w:tc>
+          <w:tcPr>
+            <w:tcW w:type="dxa" w:w="5626"/>
+            <w:tcMar>
+              <w:top w:type="dxa" w:w="60"/>
+              <w:left w:type="dxa" w:w="100"/>
+              <w:bottom w:type="dxa" w:w="60"/>
+              <w:right w:type="dxa" w:w="100"/>
+            </w:tcMar>
+          </w:tcPr>
+          <w:p>
+            <w:r>
+              <w:rPr>
+                <w:b w:val="false"/>
+                <w:bCs w:val="false"/>
+                <w:i w:val="false"/>
+                <w:iCs w:val="false"/>
+                <w:sz w:val="19"/>
+                <w:szCs w:val="19"/>
+              </w:rPr>
+              <w:t xml:space="preserve">oui</w:t>
+            </w:r>
+          </w:p>
+        </w:tc>
+      </w:tr>
+      <w:tr>
+        <w:trPr>
+          <w:tblHeader w:val="off"/>
+        </w:trPr>
+        <w:tc>
+          <w:tcPr>
+            <w:tcW w:type="dxa" w:w="3400"/>
+            <w:tcMar>
+              <w:top w:type="dxa" w:w="60"/>
+              <w:left w:type="dxa" w:w="100"/>
+              <w:bottom w:type="dxa" w:w="60"/>
+              <w:right w:type="dxa" w:w="100"/>
+            </w:tcMar>
+          </w:tcPr>
+          <w:p>
+            <w:r>
+              <w:rPr>
+                <w:b w:val="false"/>
+                <w:bCs w:val="false"/>
+                <w:i w:val="false"/>
+                <w:iCs w:val="false"/>
+                <w:sz w:val="19"/>
+                <w:szCs w:val="19"/>
+              </w:rPr>
+              <w:t xml:space="preserve">Glycémie refaite à 24-28 semaines</w:t>
+            </w:r>
+          </w:p>
+        </w:tc>
+        <w:tc>
+          <w:tcPr>
+            <w:tcW w:type="dxa" w:w="5626"/>
+            <w:tcMar>
+              <w:top w:type="dxa" w:w="60"/>
+              <w:left w:type="dxa" w:w="100"/>
+              <w:bottom w:type="dxa" w:w="60"/>
+              <w:right w:type="dxa" w:w="100"/>
+            </w:tcMar>
+          </w:tcPr>
+          <w:p>
+            <w:r>
+              <w:rPr>
+                <w:b w:val="false"/>
+                <w:bCs w:val="false"/>
+                <w:i w:val="false"/>
+                <w:iCs w:val="false"/>
+                <w:sz w:val="19"/>
+                <w:szCs w:val="19"/>
+              </w:rPr>
+              <w:t xml:space="preserve">sur facteurs de risque</w:t>
             </w:r>
           </w:p>
         </w:tc>
@@ -30115,7 +31975,7 @@
                 <w:sz w:val="19"/>
                 <w:szCs w:val="19"/>
               </w:rPr>
-              <w:t xml:space="preserve">fonctionnel — au laboratoire</w:t>
+              <w:t xml:space="preserve">fonctionnel — en salle de CPN</w:t>
             </w:r>
           </w:p>
         </w:tc>
@@ -30139,7 +31999,7 @@
                 <w:sz w:val="19"/>
                 <w:szCs w:val="19"/>
               </w:rPr>
-              <w:t xml:space="preserve">Aucun glucomètre en salle de CPN. Inutilisable faute de bandelettes.</w:t>
+              <w:t xml:space="preserve">Inutilisable faute de bandelettes : aucune glycémie de première CPN n'est faite.</w:t>
             </w:r>
           </w:p>
         </w:tc>
@@ -30264,7 +32124,7 @@
                 <w:sz w:val="19"/>
                 <w:szCs w:val="19"/>
               </w:rPr>
-              <w:t xml:space="preserve">Aucune au laboratoire depuis environ quatre mois selon l'équipe.</w:t>
+              <w:t xml:space="preserve">Aucune à la CPN depuis environ quatre mois selon l'équipe.</w:t>
             </w:r>
           </w:p>
         </w:tc>
@@ -30890,6 +32750,192 @@
                 <w:szCs w:val="19"/>
               </w:rPr>
               <w:t xml:space="preserve">oui — bandelettes de glycémie (environ quatre mois) et bandelettes urinaires (rupture intermittente)</w:t>
+            </w:r>
+          </w:p>
+        </w:tc>
+      </w:tr>
+    </w:tbl>
+    <w:p/>
+    <w:p>
+      <w:pPr>
+        <w:pStyle w:val="Heading3"/>
+        <w:spacing w:after="100" w:before="180"/>
+      </w:pPr>
+      <w:r>
+        <w:t xml:space="preserve">B bis. Glycémie de la première CPN (rubrique ajoutée à la grille)</w:t>
+      </w:r>
+    </w:p>
+    <w:tbl>
+      <w:tblPr>
+        <w:tblW w:type="dxa" w:w="9026"/>
+        <w:tblBorders>
+          <w:top w:val="single" w:color="auto" w:sz="4"/>
+          <w:left w:val="single" w:color="auto" w:sz="4"/>
+          <w:bottom w:val="single" w:color="auto" w:sz="4"/>
+          <w:right w:val="single" w:color="auto" w:sz="4"/>
+          <w:insideH w:val="single" w:color="auto" w:sz="4"/>
+          <w:insideV w:val="single" w:color="auto" w:sz="4"/>
+        </w:tblBorders>
+      </w:tblPr>
+      <w:tblGrid>
+        <w:gridCol w:w="3400"/>
+        <w:gridCol w:w="5626"/>
+      </w:tblGrid>
+      <w:tr>
+        <w:trPr>
+          <w:tblHeader w:val="off"/>
+        </w:trPr>
+        <w:tc>
+          <w:tcPr>
+            <w:tcW w:type="dxa" w:w="3400"/>
+            <w:tcMar>
+              <w:top w:type="dxa" w:w="60"/>
+              <w:left w:type="dxa" w:w="100"/>
+              <w:bottom w:type="dxa" w:w="60"/>
+              <w:right w:type="dxa" w:w="100"/>
+            </w:tcMar>
+          </w:tcPr>
+          <w:p>
+            <w:r>
+              <w:rPr>
+                <w:b w:val="false"/>
+                <w:bCs w:val="false"/>
+                <w:i w:val="false"/>
+                <w:iCs w:val="false"/>
+                <w:sz w:val="19"/>
+                <w:szCs w:val="19"/>
+              </w:rPr>
+              <w:t xml:space="preserve">Glycémie de la première CPN ce jour</w:t>
+            </w:r>
+          </w:p>
+        </w:tc>
+        <w:tc>
+          <w:tcPr>
+            <w:tcW w:type="dxa" w:w="5626"/>
+            <w:tcMar>
+              <w:top w:type="dxa" w:w="60"/>
+              <w:left w:type="dxa" w:w="100"/>
+              <w:bottom w:type="dxa" w:w="60"/>
+              <w:right w:type="dxa" w:w="100"/>
+            </w:tcMar>
+          </w:tcPr>
+          <w:p>
+            <w:r>
+              <w:rPr>
+                <w:b w:val="false"/>
+                <w:bCs w:val="false"/>
+                <w:i w:val="false"/>
+                <w:iCs w:val="false"/>
+                <w:sz w:val="19"/>
+                <w:szCs w:val="19"/>
+              </w:rPr>
+              <w:t xml:space="preserve">NON faite — rupture de bandelettes</w:t>
+            </w:r>
+          </w:p>
+        </w:tc>
+      </w:tr>
+      <w:tr>
+        <w:trPr>
+          <w:tblHeader w:val="off"/>
+        </w:trPr>
+        <w:tc>
+          <w:tcPr>
+            <w:tcW w:type="dxa" w:w="3400"/>
+            <w:tcMar>
+              <w:top w:type="dxa" w:w="60"/>
+              <w:left w:type="dxa" w:w="100"/>
+              <w:bottom w:type="dxa" w:w="60"/>
+              <w:right w:type="dxa" w:w="100"/>
+            </w:tcMar>
+          </w:tcPr>
+          <w:p>
+            <w:r>
+              <w:rPr>
+                <w:b w:val="false"/>
+                <w:bCs w:val="false"/>
+                <w:i w:val="false"/>
+                <w:iCs w:val="false"/>
+                <w:sz w:val="19"/>
+                <w:szCs w:val="19"/>
+              </w:rPr>
+              <w:t xml:space="preserve">Test manqué noté pour être refait au rendez-vous suivant</w:t>
+            </w:r>
+          </w:p>
+        </w:tc>
+        <w:tc>
+          <w:tcPr>
+            <w:tcW w:type="dxa" w:w="5626"/>
+            <w:tcMar>
+              <w:top w:type="dxa" w:w="60"/>
+              <w:left w:type="dxa" w:w="100"/>
+              <w:bottom w:type="dxa" w:w="60"/>
+              <w:right w:type="dxa" w:w="100"/>
+            </w:tcMar>
+          </w:tcPr>
+          <w:p>
+            <w:r>
+              <w:rPr>
+                <w:b w:val="false"/>
+                <w:bCs w:val="false"/>
+                <w:i w:val="false"/>
+                <w:iCs w:val="false"/>
+                <w:sz w:val="19"/>
+                <w:szCs w:val="19"/>
+              </w:rPr>
+              <w:t xml:space="preserve">non</w:t>
+            </w:r>
+          </w:p>
+        </w:tc>
+      </w:tr>
+      <w:tr>
+        <w:trPr>
+          <w:tblHeader w:val="off"/>
+        </w:trPr>
+        <w:tc>
+          <w:tcPr>
+            <w:tcW w:type="dxa" w:w="3400"/>
+            <w:tcMar>
+              <w:top w:type="dxa" w:w="60"/>
+              <w:left w:type="dxa" w:w="100"/>
+              <w:bottom w:type="dxa" w:w="60"/>
+              <w:right w:type="dxa" w:w="100"/>
+            </w:tcMar>
+          </w:tcPr>
+          <w:p>
+            <w:r>
+              <w:rPr>
+                <w:b w:val="false"/>
+                <w:bCs w:val="false"/>
+                <w:i w:val="false"/>
+                <w:iCs w:val="false"/>
+                <w:sz w:val="19"/>
+                <w:szCs w:val="19"/>
+              </w:rPr>
+              <w:t xml:space="preserve">Glycémie refaite à 24-28 semaines</w:t>
+            </w:r>
+          </w:p>
+        </w:tc>
+        <w:tc>
+          <w:tcPr>
+            <w:tcW w:type="dxa" w:w="5626"/>
+            <w:tcMar>
+              <w:top w:type="dxa" w:w="60"/>
+              <w:left w:type="dxa" w:w="100"/>
+              <w:bottom w:type="dxa" w:w="60"/>
+              <w:right w:type="dxa" w:w="100"/>
+            </w:tcMar>
+          </w:tcPr>
+          <w:p>
+            <w:r>
+              <w:rPr>
+                <w:b w:val="false"/>
+                <w:bCs w:val="false"/>
+                <w:i w:val="false"/>
+                <w:iCs w:val="false"/>
+                <w:sz w:val="19"/>
+                <w:szCs w:val="19"/>
+              </w:rPr>
+              <w:t xml:space="preserve">sur facteurs de risque</w:t>
             </w:r>
           </w:p>
         </w:tc>
@@ -32972,7 +35018,7 @@
                 <w:sz w:val="19"/>
                 <w:szCs w:val="19"/>
               </w:rPr>
-              <w:t xml:space="preserve">fonctionnel — au laboratoire</w:t>
+              <w:t xml:space="preserve">fonctionnel — en salle de CPN</w:t>
             </w:r>
           </w:p>
         </w:tc>
@@ -32996,7 +35042,7 @@
                 <w:sz w:val="19"/>
                 <w:szCs w:val="19"/>
               </w:rPr>
-              <w:t xml:space="preserve">Aucun glucomètre en salle de CPN.</w:t>
+              <w:t xml:space="preserve">Glycémie de la première CPN de nouveau faite pour toutes depuis le réapprovisionnement, la semaine précédant l'observation.</w:t>
             </w:r>
           </w:p>
         </w:tc>
@@ -33049,704 +35095,890 @@
                 <w:sz w:val="19"/>
                 <w:szCs w:val="19"/>
               </w:rPr>
+              <w:t xml:space="preserve">oui</w:t>
+            </w:r>
+          </w:p>
+        </w:tc>
+        <w:tc>
+          <w:tcPr>
+            <w:tcW w:type="dxa" w:w="1050"/>
+            <w:tcMar>
+              <w:top w:type="dxa" w:w="60"/>
+              <w:left w:type="dxa" w:w="100"/>
+              <w:bottom w:type="dxa" w:w="60"/>
+              <w:right w:type="dxa" w:w="100"/>
+            </w:tcMar>
+          </w:tcPr>
+          <w:p>
+            <w:r>
+              <w:rPr>
+                <w:b w:val="false"/>
+                <w:bCs w:val="false"/>
+                <w:i w:val="false"/>
+                <w:iCs w:val="false"/>
+                <w:sz w:val="19"/>
+                <w:szCs w:val="19"/>
+              </w:rPr>
+              <w:t xml:space="preserve">20</w:t>
+            </w:r>
+          </w:p>
+        </w:tc>
+        <w:tc>
+          <w:tcPr>
+            <w:tcW w:type="dxa" w:w="2200"/>
+            <w:tcMar>
+              <w:top w:type="dxa" w:w="60"/>
+              <w:left w:type="dxa" w:w="100"/>
+              <w:bottom w:type="dxa" w:w="60"/>
+              <w:right w:type="dxa" w:w="100"/>
+            </w:tcMar>
+          </w:tcPr>
+          <w:p>
+            <w:r>
+              <w:rPr>
+                <w:b w:val="false"/>
+                <w:bCs w:val="false"/>
+                <w:i w:val="false"/>
+                <w:iCs w:val="false"/>
+                <w:sz w:val="19"/>
+                <w:szCs w:val="19"/>
+              </w:rPr>
+              <w:t xml:space="preserve">péremption 03/2027</w:t>
+            </w:r>
+          </w:p>
+        </w:tc>
+        <w:tc>
+          <w:tcPr>
+            <w:tcW w:type="dxa" w:w="2926"/>
+            <w:tcMar>
+              <w:top w:type="dxa" w:w="60"/>
+              <w:left w:type="dxa" w:w="100"/>
+              <w:bottom w:type="dxa" w:w="60"/>
+              <w:right w:type="dxa" w:w="100"/>
+            </w:tcMar>
+          </w:tcPr>
+          <w:p>
+            <w:r>
+              <w:rPr>
+                <w:b w:val="false"/>
+                <w:bCs w:val="false"/>
+                <w:i w:val="false"/>
+                <w:iCs w:val="false"/>
+                <w:sz w:val="19"/>
+                <w:szCs w:val="19"/>
+              </w:rPr>
+              <w:t xml:space="preserve">Reçues la semaine précédant l'observation, après environ deux mois de rupture.</w:t>
+            </w:r>
+          </w:p>
+        </w:tc>
+      </w:tr>
+      <w:tr>
+        <w:trPr>
+          <w:tblHeader w:val="off"/>
+        </w:trPr>
+        <w:tc>
+          <w:tcPr>
+            <w:tcW w:type="dxa" w:w="1800"/>
+            <w:tcMar>
+              <w:top w:type="dxa" w:w="60"/>
+              <w:left w:type="dxa" w:w="100"/>
+              <w:bottom w:type="dxa" w:w="60"/>
+              <w:right w:type="dxa" w:w="100"/>
+            </w:tcMar>
+          </w:tcPr>
+          <w:p>
+            <w:r>
+              <w:rPr>
+                <w:b w:val="false"/>
+                <w:bCs w:val="false"/>
+                <w:i w:val="false"/>
+                <w:iCs w:val="false"/>
+                <w:sz w:val="19"/>
+                <w:szCs w:val="19"/>
+              </w:rPr>
+              <w:t xml:space="preserve">Balance</w:t>
+            </w:r>
+          </w:p>
+        </w:tc>
+        <w:tc>
+          <w:tcPr>
+            <w:tcW w:type="dxa" w:w="1050"/>
+            <w:tcMar>
+              <w:top w:type="dxa" w:w="60"/>
+              <w:left w:type="dxa" w:w="100"/>
+              <w:bottom w:type="dxa" w:w="60"/>
+              <w:right w:type="dxa" w:w="100"/>
+            </w:tcMar>
+          </w:tcPr>
+          <w:p>
+            <w:r>
+              <w:rPr>
+                <w:b w:val="false"/>
+                <w:bCs w:val="false"/>
+                <w:i w:val="false"/>
+                <w:iCs w:val="false"/>
+                <w:sz w:val="19"/>
+                <w:szCs w:val="19"/>
+              </w:rPr>
+              <w:t xml:space="preserve">oui</w:t>
+            </w:r>
+          </w:p>
+        </w:tc>
+        <w:tc>
+          <w:tcPr>
+            <w:tcW w:type="dxa" w:w="1050"/>
+            <w:tcMar>
+              <w:top w:type="dxa" w:w="60"/>
+              <w:left w:type="dxa" w:w="100"/>
+              <w:bottom w:type="dxa" w:w="60"/>
+              <w:right w:type="dxa" w:w="100"/>
+            </w:tcMar>
+          </w:tcPr>
+          <w:p>
+            <w:r>
+              <w:rPr>
+                <w:b w:val="false"/>
+                <w:bCs w:val="false"/>
+                <w:i w:val="false"/>
+                <w:iCs w:val="false"/>
+                <w:sz w:val="19"/>
+                <w:szCs w:val="19"/>
+              </w:rPr>
+              <w:t xml:space="preserve">1</w:t>
+            </w:r>
+          </w:p>
+        </w:tc>
+        <w:tc>
+          <w:tcPr>
+            <w:tcW w:type="dxa" w:w="2200"/>
+            <w:tcMar>
+              <w:top w:type="dxa" w:w="60"/>
+              <w:left w:type="dxa" w:w="100"/>
+              <w:bottom w:type="dxa" w:w="60"/>
+              <w:right w:type="dxa" w:w="100"/>
+            </w:tcMar>
+          </w:tcPr>
+          <w:p>
+            <w:r>
+              <w:rPr>
+                <w:b w:val="false"/>
+                <w:bCs w:val="false"/>
+                <w:i w:val="false"/>
+                <w:iCs w:val="false"/>
+                <w:sz w:val="19"/>
+                <w:szCs w:val="19"/>
+              </w:rPr>
+              <w:t xml:space="preserve">fonctionnelle</w:t>
+            </w:r>
+          </w:p>
+        </w:tc>
+        <w:tc>
+          <w:tcPr>
+            <w:tcW w:type="dxa" w:w="2926"/>
+            <w:tcMar>
+              <w:top w:type="dxa" w:w="60"/>
+              <w:left w:type="dxa" w:w="100"/>
+              <w:bottom w:type="dxa" w:w="60"/>
+              <w:right w:type="dxa" w:w="100"/>
+            </w:tcMar>
+          </w:tcPr>
+          <w:p>
+            <w:r>
+              <w:rPr>
+                <w:b w:val="false"/>
+                <w:bCs w:val="false"/>
+                <w:i w:val="false"/>
+                <w:iCs w:val="false"/>
+                <w:sz w:val="19"/>
+                <w:szCs w:val="19"/>
+              </w:rPr>
+              <w:t xml:space="preserve">—</w:t>
+            </w:r>
+          </w:p>
+        </w:tc>
+      </w:tr>
+      <w:tr>
+        <w:trPr>
+          <w:tblHeader w:val="off"/>
+        </w:trPr>
+        <w:tc>
+          <w:tcPr>
+            <w:tcW w:type="dxa" w:w="1800"/>
+            <w:tcMar>
+              <w:top w:type="dxa" w:w="60"/>
+              <w:left w:type="dxa" w:w="100"/>
+              <w:bottom w:type="dxa" w:w="60"/>
+              <w:right w:type="dxa" w:w="100"/>
+            </w:tcMar>
+          </w:tcPr>
+          <w:p>
+            <w:r>
+              <w:rPr>
+                <w:b w:val="false"/>
+                <w:bCs w:val="false"/>
+                <w:i w:val="false"/>
+                <w:iCs w:val="false"/>
+                <w:sz w:val="19"/>
+                <w:szCs w:val="19"/>
+              </w:rPr>
+              <w:t xml:space="preserve">Toise / mètre ruban</w:t>
+            </w:r>
+          </w:p>
+        </w:tc>
+        <w:tc>
+          <w:tcPr>
+            <w:tcW w:type="dxa" w:w="1050"/>
+            <w:tcMar>
+              <w:top w:type="dxa" w:w="60"/>
+              <w:left w:type="dxa" w:w="100"/>
+              <w:bottom w:type="dxa" w:w="60"/>
+              <w:right w:type="dxa" w:w="100"/>
+            </w:tcMar>
+          </w:tcPr>
+          <w:p>
+            <w:r>
+              <w:rPr>
+                <w:b w:val="false"/>
+                <w:bCs w:val="false"/>
+                <w:i w:val="false"/>
+                <w:iCs w:val="false"/>
+                <w:sz w:val="19"/>
+                <w:szCs w:val="19"/>
+              </w:rPr>
+              <w:t xml:space="preserve">oui</w:t>
+            </w:r>
+          </w:p>
+        </w:tc>
+        <w:tc>
+          <w:tcPr>
+            <w:tcW w:type="dxa" w:w="1050"/>
+            <w:tcMar>
+              <w:top w:type="dxa" w:w="60"/>
+              <w:left w:type="dxa" w:w="100"/>
+              <w:bottom w:type="dxa" w:w="60"/>
+              <w:right w:type="dxa" w:w="100"/>
+            </w:tcMar>
+          </w:tcPr>
+          <w:p>
+            <w:r>
+              <w:rPr>
+                <w:b w:val="false"/>
+                <w:bCs w:val="false"/>
+                <w:i w:val="false"/>
+                <w:iCs w:val="false"/>
+                <w:sz w:val="19"/>
+                <w:szCs w:val="19"/>
+              </w:rPr>
+              <w:t xml:space="preserve">1</w:t>
+            </w:r>
+          </w:p>
+        </w:tc>
+        <w:tc>
+          <w:tcPr>
+            <w:tcW w:type="dxa" w:w="2200"/>
+            <w:tcMar>
+              <w:top w:type="dxa" w:w="60"/>
+              <w:left w:type="dxa" w:w="100"/>
+              <w:bottom w:type="dxa" w:w="60"/>
+              <w:right w:type="dxa" w:w="100"/>
+            </w:tcMar>
+          </w:tcPr>
+          <w:p>
+            <w:r>
+              <w:rPr>
+                <w:b w:val="false"/>
+                <w:bCs w:val="false"/>
+                <w:i w:val="false"/>
+                <w:iCs w:val="false"/>
+                <w:sz w:val="19"/>
+                <w:szCs w:val="19"/>
+              </w:rPr>
+              <w:t xml:space="preserve">mètre ruban</w:t>
+            </w:r>
+          </w:p>
+        </w:tc>
+        <w:tc>
+          <w:tcPr>
+            <w:tcW w:type="dxa" w:w="2926"/>
+            <w:tcMar>
+              <w:top w:type="dxa" w:w="60"/>
+              <w:left w:type="dxa" w:w="100"/>
+              <w:bottom w:type="dxa" w:w="60"/>
+              <w:right w:type="dxa" w:w="100"/>
+            </w:tcMar>
+          </w:tcPr>
+          <w:p>
+            <w:r>
+              <w:rPr>
+                <w:b w:val="false"/>
+                <w:bCs w:val="false"/>
+                <w:i w:val="false"/>
+                <w:iCs w:val="false"/>
+                <w:sz w:val="19"/>
+                <w:szCs w:val="19"/>
+              </w:rPr>
+              <w:t xml:space="preserve">—</w:t>
+            </w:r>
+          </w:p>
+        </w:tc>
+      </w:tr>
+      <w:tr>
+        <w:trPr>
+          <w:tblHeader w:val="off"/>
+        </w:trPr>
+        <w:tc>
+          <w:tcPr>
+            <w:tcW w:type="dxa" w:w="1800"/>
+            <w:tcMar>
+              <w:top w:type="dxa" w:w="60"/>
+              <w:left w:type="dxa" w:w="100"/>
+              <w:bottom w:type="dxa" w:w="60"/>
+              <w:right w:type="dxa" w:w="100"/>
+            </w:tcMar>
+          </w:tcPr>
+          <w:p>
+            <w:r>
+              <w:rPr>
+                <w:b w:val="false"/>
+                <w:bCs w:val="false"/>
+                <w:i w:val="false"/>
+                <w:iCs w:val="false"/>
+                <w:sz w:val="19"/>
+                <w:szCs w:val="19"/>
+              </w:rPr>
+              <w:t xml:space="preserve">Bandelettes urinaires</w:t>
+            </w:r>
+          </w:p>
+        </w:tc>
+        <w:tc>
+          <w:tcPr>
+            <w:tcW w:type="dxa" w:w="1050"/>
+            <w:tcMar>
+              <w:top w:type="dxa" w:w="60"/>
+              <w:left w:type="dxa" w:w="100"/>
+              <w:bottom w:type="dxa" w:w="60"/>
+              <w:right w:type="dxa" w:w="100"/>
+            </w:tcMar>
+          </w:tcPr>
+          <w:p>
+            <w:r>
+              <w:rPr>
+                <w:b w:val="false"/>
+                <w:bCs w:val="false"/>
+                <w:i w:val="false"/>
+                <w:iCs w:val="false"/>
+                <w:sz w:val="19"/>
+                <w:szCs w:val="19"/>
+              </w:rPr>
+              <w:t xml:space="preserve">oui</w:t>
+            </w:r>
+          </w:p>
+        </w:tc>
+        <w:tc>
+          <w:tcPr>
+            <w:tcW w:type="dxa" w:w="1050"/>
+            <w:tcMar>
+              <w:top w:type="dxa" w:w="60"/>
+              <w:left w:type="dxa" w:w="100"/>
+              <w:bottom w:type="dxa" w:w="60"/>
+              <w:right w:type="dxa" w:w="100"/>
+            </w:tcMar>
+          </w:tcPr>
+          <w:p>
+            <w:r>
+              <w:rPr>
+                <w:b w:val="false"/>
+                <w:bCs w:val="false"/>
+                <w:i w:val="false"/>
+                <w:iCs w:val="false"/>
+                <w:sz w:val="19"/>
+                <w:szCs w:val="19"/>
+              </w:rPr>
+              <w:t xml:space="preserve">18</w:t>
+            </w:r>
+          </w:p>
+        </w:tc>
+        <w:tc>
+          <w:tcPr>
+            <w:tcW w:type="dxa" w:w="2200"/>
+            <w:tcMar>
+              <w:top w:type="dxa" w:w="60"/>
+              <w:left w:type="dxa" w:w="100"/>
+              <w:bottom w:type="dxa" w:w="60"/>
+              <w:right w:type="dxa" w:w="100"/>
+            </w:tcMar>
+          </w:tcPr>
+          <w:p>
+            <w:r>
+              <w:rPr>
+                <w:b w:val="false"/>
+                <w:bCs w:val="false"/>
+                <w:i w:val="false"/>
+                <w:iCs w:val="false"/>
+                <w:sz w:val="19"/>
+                <w:szCs w:val="19"/>
+              </w:rPr>
+              <w:t xml:space="preserve">péremption 02/2027</w:t>
+            </w:r>
+          </w:p>
+        </w:tc>
+        <w:tc>
+          <w:tcPr>
+            <w:tcW w:type="dxa" w:w="2926"/>
+            <w:tcMar>
+              <w:top w:type="dxa" w:w="60"/>
+              <w:left w:type="dxa" w:w="100"/>
+              <w:bottom w:type="dxa" w:w="60"/>
+              <w:right w:type="dxa" w:w="100"/>
+            </w:tcMar>
+          </w:tcPr>
+          <w:p>
+            <w:r>
+              <w:rPr>
+                <w:b w:val="false"/>
+                <w:bCs w:val="false"/>
+                <w:i w:val="false"/>
+                <w:iCs w:val="false"/>
+                <w:sz w:val="19"/>
+                <w:szCs w:val="19"/>
+              </w:rPr>
+              <w:t xml:space="preserve">—</w:t>
+            </w:r>
+          </w:p>
+        </w:tc>
+      </w:tr>
+      <w:tr>
+        <w:trPr>
+          <w:tblHeader w:val="off"/>
+        </w:trPr>
+        <w:tc>
+          <w:tcPr>
+            <w:tcW w:type="dxa" w:w="1800"/>
+            <w:tcMar>
+              <w:top w:type="dxa" w:w="60"/>
+              <w:left w:type="dxa" w:w="100"/>
+              <w:bottom w:type="dxa" w:w="60"/>
+              <w:right w:type="dxa" w:w="100"/>
+            </w:tcMar>
+          </w:tcPr>
+          <w:p>
+            <w:r>
+              <w:rPr>
+                <w:b w:val="false"/>
+                <w:bCs w:val="false"/>
+                <w:i w:val="false"/>
+                <w:iCs w:val="false"/>
+                <w:sz w:val="19"/>
+                <w:szCs w:val="19"/>
+              </w:rPr>
+              <w:t xml:space="preserve">Consommables d'hygiène</w:t>
+            </w:r>
+          </w:p>
+        </w:tc>
+        <w:tc>
+          <w:tcPr>
+            <w:tcW w:type="dxa" w:w="1050"/>
+            <w:tcMar>
+              <w:top w:type="dxa" w:w="60"/>
+              <w:left w:type="dxa" w:w="100"/>
+              <w:bottom w:type="dxa" w:w="60"/>
+              <w:right w:type="dxa" w:w="100"/>
+            </w:tcMar>
+          </w:tcPr>
+          <w:p>
+            <w:r>
+              <w:rPr>
+                <w:b w:val="false"/>
+                <w:bCs w:val="false"/>
+                <w:i w:val="false"/>
+                <w:iCs w:val="false"/>
+                <w:sz w:val="19"/>
+                <w:szCs w:val="19"/>
+              </w:rPr>
+              <w:t xml:space="preserve">oui</w:t>
+            </w:r>
+          </w:p>
+        </w:tc>
+        <w:tc>
+          <w:tcPr>
+            <w:tcW w:type="dxa" w:w="1050"/>
+            <w:tcMar>
+              <w:top w:type="dxa" w:w="60"/>
+              <w:left w:type="dxa" w:w="100"/>
+              <w:bottom w:type="dxa" w:w="60"/>
+              <w:right w:type="dxa" w:w="100"/>
+            </w:tcMar>
+          </w:tcPr>
+          <w:p>
+            <w:r>
+              <w:rPr>
+                <w:b w:val="false"/>
+                <w:bCs w:val="false"/>
+                <w:i w:val="false"/>
+                <w:iCs w:val="false"/>
+                <w:sz w:val="19"/>
+                <w:szCs w:val="19"/>
+              </w:rPr>
+              <w:t xml:space="preserve">—</w:t>
+            </w:r>
+          </w:p>
+        </w:tc>
+        <w:tc>
+          <w:tcPr>
+            <w:tcW w:type="dxa" w:w="2200"/>
+            <w:tcMar>
+              <w:top w:type="dxa" w:w="60"/>
+              <w:left w:type="dxa" w:w="100"/>
+              <w:bottom w:type="dxa" w:w="60"/>
+              <w:right w:type="dxa" w:w="100"/>
+            </w:tcMar>
+          </w:tcPr>
+          <w:p>
+            <w:r>
+              <w:rPr>
+                <w:b w:val="false"/>
+                <w:bCs w:val="false"/>
+                <w:i w:val="false"/>
+                <w:iCs w:val="false"/>
+                <w:sz w:val="19"/>
+                <w:szCs w:val="19"/>
+              </w:rPr>
+              <w:t xml:space="preserve">savon et solution hydroalcoolique présents</w:t>
+            </w:r>
+          </w:p>
+        </w:tc>
+        <w:tc>
+          <w:tcPr>
+            <w:tcW w:type="dxa" w:w="2926"/>
+            <w:tcMar>
+              <w:top w:type="dxa" w:w="60"/>
+              <w:left w:type="dxa" w:w="100"/>
+              <w:bottom w:type="dxa" w:w="60"/>
+              <w:right w:type="dxa" w:w="100"/>
+            </w:tcMar>
+          </w:tcPr>
+          <w:p>
+            <w:r>
+              <w:rPr>
+                <w:b w:val="false"/>
+                <w:bCs w:val="false"/>
+                <w:i w:val="false"/>
+                <w:iCs w:val="false"/>
+                <w:sz w:val="19"/>
+                <w:szCs w:val="19"/>
+              </w:rPr>
+              <w:t xml:space="preserve">—</w:t>
+            </w:r>
+          </w:p>
+        </w:tc>
+      </w:tr>
+      <w:tr>
+        <w:trPr>
+          <w:tblHeader w:val="off"/>
+        </w:trPr>
+        <w:tc>
+          <w:tcPr>
+            <w:tcW w:type="dxa" w:w="1800"/>
+            <w:tcMar>
+              <w:top w:type="dxa" w:w="60"/>
+              <w:left w:type="dxa" w:w="100"/>
+              <w:bottom w:type="dxa" w:w="60"/>
+              <w:right w:type="dxa" w:w="100"/>
+            </w:tcMar>
+          </w:tcPr>
+          <w:p>
+            <w:r>
+              <w:rPr>
+                <w:b w:val="false"/>
+                <w:bCs w:val="false"/>
+                <w:i w:val="false"/>
+                <w:iCs w:val="false"/>
+                <w:sz w:val="19"/>
+                <w:szCs w:val="19"/>
+              </w:rPr>
+              <w:t xml:space="preserve">Rupture de stock signalée au cours des trois derniers mois</w:t>
+            </w:r>
+          </w:p>
+        </w:tc>
+        <w:tc>
+          <w:tcPr>
+            <w:tcW w:type="dxa" w:w="1050"/>
+            <w:tcMar>
+              <w:top w:type="dxa" w:w="60"/>
+              <w:left w:type="dxa" w:w="100"/>
+              <w:bottom w:type="dxa" w:w="60"/>
+              <w:right w:type="dxa" w:w="100"/>
+            </w:tcMar>
+          </w:tcPr>
+          <w:p>
+            <w:r>
+              <w:rPr>
+                <w:b w:val="false"/>
+                <w:bCs w:val="false"/>
+                <w:i w:val="false"/>
+                <w:iCs w:val="false"/>
+                <w:sz w:val="19"/>
+                <w:szCs w:val="19"/>
+              </w:rPr>
+              <w:t xml:space="preserve"/>
+            </w:r>
+          </w:p>
+        </w:tc>
+        <w:tc>
+          <w:tcPr>
+            <w:tcW w:type="dxa" w:w="1050"/>
+            <w:tcMar>
+              <w:top w:type="dxa" w:w="60"/>
+              <w:left w:type="dxa" w:w="100"/>
+              <w:bottom w:type="dxa" w:w="60"/>
+              <w:right w:type="dxa" w:w="100"/>
+            </w:tcMar>
+          </w:tcPr>
+          <w:p>
+            <w:r>
+              <w:rPr>
+                <w:b w:val="false"/>
+                <w:bCs w:val="false"/>
+                <w:i w:val="false"/>
+                <w:iCs w:val="false"/>
+                <w:sz w:val="19"/>
+                <w:szCs w:val="19"/>
+              </w:rPr>
+              <w:t xml:space="preserve"/>
+            </w:r>
+          </w:p>
+        </w:tc>
+        <w:tc>
+          <w:tcPr>
+            <w:tcW w:type="dxa" w:w="2200"/>
+            <w:tcMar>
+              <w:top w:type="dxa" w:w="60"/>
+              <w:left w:type="dxa" w:w="100"/>
+              <w:bottom w:type="dxa" w:w="60"/>
+              <w:right w:type="dxa" w:w="100"/>
+            </w:tcMar>
+          </w:tcPr>
+          <w:p>
+            <w:r>
+              <w:rPr>
+                <w:b w:val="false"/>
+                <w:bCs w:val="false"/>
+                <w:i w:val="false"/>
+                <w:iCs w:val="false"/>
+                <w:sz w:val="19"/>
+                <w:szCs w:val="19"/>
+              </w:rPr>
+              <w:t xml:space="preserve"/>
+            </w:r>
+          </w:p>
+        </w:tc>
+        <w:tc>
+          <w:tcPr>
+            <w:tcW w:type="dxa" w:w="2926"/>
+            <w:tcMar>
+              <w:top w:type="dxa" w:w="60"/>
+              <w:left w:type="dxa" w:w="100"/>
+              <w:bottom w:type="dxa" w:w="60"/>
+              <w:right w:type="dxa" w:w="100"/>
+            </w:tcMar>
+          </w:tcPr>
+          <w:p>
+            <w:r>
+              <w:rPr>
+                <w:b w:val="false"/>
+                <w:bCs w:val="false"/>
+                <w:i w:val="false"/>
+                <w:iCs w:val="false"/>
+                <w:sz w:val="19"/>
+                <w:szCs w:val="19"/>
+              </w:rPr>
+              <w:t xml:space="preserve">oui — bandelettes de glycémie, environ deux mois (fin juillet à mi-septembre 2026)</w:t>
+            </w:r>
+          </w:p>
+        </w:tc>
+      </w:tr>
+    </w:tbl>
+    <w:p/>
+    <w:p>
+      <w:pPr>
+        <w:pStyle w:val="Heading3"/>
+        <w:spacing w:after="100" w:before="180"/>
+      </w:pPr>
+      <w:r>
+        <w:t xml:space="preserve">B bis. Glycémie de la première CPN (rubrique ajoutée à la grille)</w:t>
+      </w:r>
+    </w:p>
+    <w:tbl>
+      <w:tblPr>
+        <w:tblW w:type="dxa" w:w="9026"/>
+        <w:tblBorders>
+          <w:top w:val="single" w:color="auto" w:sz="4"/>
+          <w:left w:val="single" w:color="auto" w:sz="4"/>
+          <w:bottom w:val="single" w:color="auto" w:sz="4"/>
+          <w:right w:val="single" w:color="auto" w:sz="4"/>
+          <w:insideH w:val="single" w:color="auto" w:sz="4"/>
+          <w:insideV w:val="single" w:color="auto" w:sz="4"/>
+        </w:tblBorders>
+      </w:tblPr>
+      <w:tblGrid>
+        <w:gridCol w:w="3400"/>
+        <w:gridCol w:w="5626"/>
+      </w:tblGrid>
+      <w:tr>
+        <w:trPr>
+          <w:tblHeader w:val="off"/>
+        </w:trPr>
+        <w:tc>
+          <w:tcPr>
+            <w:tcW w:type="dxa" w:w="3400"/>
+            <w:tcMar>
+              <w:top w:type="dxa" w:w="60"/>
+              <w:left w:type="dxa" w:w="100"/>
+              <w:bottom w:type="dxa" w:w="60"/>
+              <w:right w:type="dxa" w:w="100"/>
+            </w:tcMar>
+          </w:tcPr>
+          <w:p>
+            <w:r>
+              <w:rPr>
+                <w:b w:val="false"/>
+                <w:bCs w:val="false"/>
+                <w:i w:val="false"/>
+                <w:iCs w:val="false"/>
+                <w:sz w:val="19"/>
+                <w:szCs w:val="19"/>
+              </w:rPr>
+              <w:t xml:space="preserve">Glycémie de la première CPN ce jour</w:t>
+            </w:r>
+          </w:p>
+        </w:tc>
+        <w:tc>
+          <w:tcPr>
+            <w:tcW w:type="dxa" w:w="5626"/>
+            <w:tcMar>
+              <w:top w:type="dxa" w:w="60"/>
+              <w:left w:type="dxa" w:w="100"/>
+              <w:bottom w:type="dxa" w:w="60"/>
+              <w:right w:type="dxa" w:w="100"/>
+            </w:tcMar>
+          </w:tcPr>
+          <w:p>
+            <w:r>
+              <w:rPr>
+                <w:b w:val="false"/>
+                <w:bCs w:val="false"/>
+                <w:i w:val="false"/>
+                <w:iCs w:val="false"/>
+                <w:sz w:val="19"/>
+                <w:szCs w:val="19"/>
+              </w:rPr>
+              <w:t xml:space="preserve">faite à toutes les femmes de première CPN reçues</w:t>
+            </w:r>
+          </w:p>
+        </w:tc>
+      </w:tr>
+      <w:tr>
+        <w:trPr>
+          <w:tblHeader w:val="off"/>
+        </w:trPr>
+        <w:tc>
+          <w:tcPr>
+            <w:tcW w:type="dxa" w:w="3400"/>
+            <w:tcMar>
+              <w:top w:type="dxa" w:w="60"/>
+              <w:left w:type="dxa" w:w="100"/>
+              <w:bottom w:type="dxa" w:w="60"/>
+              <w:right w:type="dxa" w:w="100"/>
+            </w:tcMar>
+          </w:tcPr>
+          <w:p>
+            <w:r>
+              <w:rPr>
+                <w:b w:val="false"/>
+                <w:bCs w:val="false"/>
+                <w:i w:val="false"/>
+                <w:iCs w:val="false"/>
+                <w:sz w:val="19"/>
+                <w:szCs w:val="19"/>
+              </w:rPr>
+              <w:t xml:space="preserve">Test manqué noté pour être refait au rendez-vous suivant</w:t>
+            </w:r>
+          </w:p>
+        </w:tc>
+        <w:tc>
+          <w:tcPr>
+            <w:tcW w:type="dxa" w:w="5626"/>
+            <w:tcMar>
+              <w:top w:type="dxa" w:w="60"/>
+              <w:left w:type="dxa" w:w="100"/>
+              <w:bottom w:type="dxa" w:w="60"/>
+              <w:right w:type="dxa" w:w="100"/>
+            </w:tcMar>
+          </w:tcPr>
+          <w:p>
+            <w:r>
+              <w:rPr>
+                <w:b w:val="false"/>
+                <w:bCs w:val="false"/>
+                <w:i w:val="false"/>
+                <w:iCs w:val="false"/>
+                <w:sz w:val="19"/>
+                <w:szCs w:val="19"/>
+              </w:rPr>
               <w:t xml:space="preserve">non</w:t>
             </w:r>
           </w:p>
         </w:tc>
-        <w:tc>
-          <w:tcPr>
-            <w:tcW w:type="dxa" w:w="1050"/>
-            <w:tcMar>
-              <w:top w:type="dxa" w:w="60"/>
-              <w:left w:type="dxa" w:w="100"/>
-              <w:bottom w:type="dxa" w:w="60"/>
-              <w:right w:type="dxa" w:w="100"/>
-            </w:tcMar>
-          </w:tcPr>
-          <w:p>
-            <w:r>
-              <w:rPr>
-                <w:b w:val="false"/>
-                <w:bCs w:val="false"/>
-                <w:i w:val="false"/>
-                <w:iCs w:val="false"/>
-                <w:sz w:val="19"/>
-                <w:szCs w:val="19"/>
-              </w:rPr>
-              <w:t xml:space="preserve">0</w:t>
-            </w:r>
-          </w:p>
-        </w:tc>
-        <w:tc>
-          <w:tcPr>
-            <w:tcW w:type="dxa" w:w="2200"/>
-            <w:tcMar>
-              <w:top w:type="dxa" w:w="60"/>
-              <w:left w:type="dxa" w:w="100"/>
-              <w:bottom w:type="dxa" w:w="60"/>
-              <w:right w:type="dxa" w:w="100"/>
-            </w:tcMar>
-          </w:tcPr>
-          <w:p>
-            <w:r>
-              <w:rPr>
-                <w:b w:val="false"/>
-                <w:bCs w:val="false"/>
-                <w:i w:val="false"/>
-                <w:iCs w:val="false"/>
-                <w:sz w:val="19"/>
-                <w:szCs w:val="19"/>
-              </w:rPr>
-              <w:t xml:space="preserve">—</w:t>
-            </w:r>
-          </w:p>
-        </w:tc>
-        <w:tc>
-          <w:tcPr>
-            <w:tcW w:type="dxa" w:w="2926"/>
-            <w:tcMar>
-              <w:top w:type="dxa" w:w="60"/>
-              <w:left w:type="dxa" w:w="100"/>
-              <w:bottom w:type="dxa" w:w="60"/>
-              <w:right w:type="dxa" w:w="100"/>
-            </w:tcMar>
-          </w:tcPr>
-          <w:p>
-            <w:r>
-              <w:rPr>
-                <w:b w:val="false"/>
-                <w:bCs w:val="false"/>
-                <w:i w:val="false"/>
-                <w:iCs w:val="false"/>
-                <w:sz w:val="19"/>
-                <w:szCs w:val="19"/>
-              </w:rPr>
-              <w:t xml:space="preserve">Laboratoire en rupture depuis environ deux mois selon l'équipe.</w:t>
-            </w:r>
-          </w:p>
-        </w:tc>
-      </w:tr>
-      <w:tr>
-        <w:trPr>
-          <w:tblHeader w:val="off"/>
-        </w:trPr>
-        <w:tc>
-          <w:tcPr>
-            <w:tcW w:type="dxa" w:w="1800"/>
-            <w:tcMar>
-              <w:top w:type="dxa" w:w="60"/>
-              <w:left w:type="dxa" w:w="100"/>
-              <w:bottom w:type="dxa" w:w="60"/>
-              <w:right w:type="dxa" w:w="100"/>
-            </w:tcMar>
-          </w:tcPr>
-          <w:p>
-            <w:r>
-              <w:rPr>
-                <w:b w:val="false"/>
-                <w:bCs w:val="false"/>
-                <w:i w:val="false"/>
-                <w:iCs w:val="false"/>
-                <w:sz w:val="19"/>
-                <w:szCs w:val="19"/>
-              </w:rPr>
-              <w:t xml:space="preserve">Balance</w:t>
-            </w:r>
-          </w:p>
-        </w:tc>
-        <w:tc>
-          <w:tcPr>
-            <w:tcW w:type="dxa" w:w="1050"/>
-            <w:tcMar>
-              <w:top w:type="dxa" w:w="60"/>
-              <w:left w:type="dxa" w:w="100"/>
-              <w:bottom w:type="dxa" w:w="60"/>
-              <w:right w:type="dxa" w:w="100"/>
-            </w:tcMar>
-          </w:tcPr>
-          <w:p>
-            <w:r>
-              <w:rPr>
-                <w:b w:val="false"/>
-                <w:bCs w:val="false"/>
-                <w:i w:val="false"/>
-                <w:iCs w:val="false"/>
-                <w:sz w:val="19"/>
-                <w:szCs w:val="19"/>
-              </w:rPr>
-              <w:t xml:space="preserve">oui</w:t>
-            </w:r>
-          </w:p>
-        </w:tc>
-        <w:tc>
-          <w:tcPr>
-            <w:tcW w:type="dxa" w:w="1050"/>
-            <w:tcMar>
-              <w:top w:type="dxa" w:w="60"/>
-              <w:left w:type="dxa" w:w="100"/>
-              <w:bottom w:type="dxa" w:w="60"/>
-              <w:right w:type="dxa" w:w="100"/>
-            </w:tcMar>
-          </w:tcPr>
-          <w:p>
-            <w:r>
-              <w:rPr>
-                <w:b w:val="false"/>
-                <w:bCs w:val="false"/>
-                <w:i w:val="false"/>
-                <w:iCs w:val="false"/>
-                <w:sz w:val="19"/>
-                <w:szCs w:val="19"/>
-              </w:rPr>
-              <w:t xml:space="preserve">1</w:t>
-            </w:r>
-          </w:p>
-        </w:tc>
-        <w:tc>
-          <w:tcPr>
-            <w:tcW w:type="dxa" w:w="2200"/>
-            <w:tcMar>
-              <w:top w:type="dxa" w:w="60"/>
-              <w:left w:type="dxa" w:w="100"/>
-              <w:bottom w:type="dxa" w:w="60"/>
-              <w:right w:type="dxa" w:w="100"/>
-            </w:tcMar>
-          </w:tcPr>
-          <w:p>
-            <w:r>
-              <w:rPr>
-                <w:b w:val="false"/>
-                <w:bCs w:val="false"/>
-                <w:i w:val="false"/>
-                <w:iCs w:val="false"/>
-                <w:sz w:val="19"/>
-                <w:szCs w:val="19"/>
-              </w:rPr>
-              <w:t xml:space="preserve">fonctionnelle</w:t>
-            </w:r>
-          </w:p>
-        </w:tc>
-        <w:tc>
-          <w:tcPr>
-            <w:tcW w:type="dxa" w:w="2926"/>
-            <w:tcMar>
-              <w:top w:type="dxa" w:w="60"/>
-              <w:left w:type="dxa" w:w="100"/>
-              <w:bottom w:type="dxa" w:w="60"/>
-              <w:right w:type="dxa" w:w="100"/>
-            </w:tcMar>
-          </w:tcPr>
-          <w:p>
-            <w:r>
-              <w:rPr>
-                <w:b w:val="false"/>
-                <w:bCs w:val="false"/>
-                <w:i w:val="false"/>
-                <w:iCs w:val="false"/>
-                <w:sz w:val="19"/>
-                <w:szCs w:val="19"/>
-              </w:rPr>
-              <w:t xml:space="preserve">—</w:t>
-            </w:r>
-          </w:p>
-        </w:tc>
-      </w:tr>
-      <w:tr>
-        <w:trPr>
-          <w:tblHeader w:val="off"/>
-        </w:trPr>
-        <w:tc>
-          <w:tcPr>
-            <w:tcW w:type="dxa" w:w="1800"/>
-            <w:tcMar>
-              <w:top w:type="dxa" w:w="60"/>
-              <w:left w:type="dxa" w:w="100"/>
-              <w:bottom w:type="dxa" w:w="60"/>
-              <w:right w:type="dxa" w:w="100"/>
-            </w:tcMar>
-          </w:tcPr>
-          <w:p>
-            <w:r>
-              <w:rPr>
-                <w:b w:val="false"/>
-                <w:bCs w:val="false"/>
-                <w:i w:val="false"/>
-                <w:iCs w:val="false"/>
-                <w:sz w:val="19"/>
-                <w:szCs w:val="19"/>
-              </w:rPr>
-              <w:t xml:space="preserve">Toise / mètre ruban</w:t>
-            </w:r>
-          </w:p>
-        </w:tc>
-        <w:tc>
-          <w:tcPr>
-            <w:tcW w:type="dxa" w:w="1050"/>
-            <w:tcMar>
-              <w:top w:type="dxa" w:w="60"/>
-              <w:left w:type="dxa" w:w="100"/>
-              <w:bottom w:type="dxa" w:w="60"/>
-              <w:right w:type="dxa" w:w="100"/>
-            </w:tcMar>
-          </w:tcPr>
-          <w:p>
-            <w:r>
-              <w:rPr>
-                <w:b w:val="false"/>
-                <w:bCs w:val="false"/>
-                <w:i w:val="false"/>
-                <w:iCs w:val="false"/>
-                <w:sz w:val="19"/>
-                <w:szCs w:val="19"/>
-              </w:rPr>
-              <w:t xml:space="preserve">oui</w:t>
-            </w:r>
-          </w:p>
-        </w:tc>
-        <w:tc>
-          <w:tcPr>
-            <w:tcW w:type="dxa" w:w="1050"/>
-            <w:tcMar>
-              <w:top w:type="dxa" w:w="60"/>
-              <w:left w:type="dxa" w:w="100"/>
-              <w:bottom w:type="dxa" w:w="60"/>
-              <w:right w:type="dxa" w:w="100"/>
-            </w:tcMar>
-          </w:tcPr>
-          <w:p>
-            <w:r>
-              <w:rPr>
-                <w:b w:val="false"/>
-                <w:bCs w:val="false"/>
-                <w:i w:val="false"/>
-                <w:iCs w:val="false"/>
-                <w:sz w:val="19"/>
-                <w:szCs w:val="19"/>
-              </w:rPr>
-              <w:t xml:space="preserve">1</w:t>
-            </w:r>
-          </w:p>
-        </w:tc>
-        <w:tc>
-          <w:tcPr>
-            <w:tcW w:type="dxa" w:w="2200"/>
-            <w:tcMar>
-              <w:top w:type="dxa" w:w="60"/>
-              <w:left w:type="dxa" w:w="100"/>
-              <w:bottom w:type="dxa" w:w="60"/>
-              <w:right w:type="dxa" w:w="100"/>
-            </w:tcMar>
-          </w:tcPr>
-          <w:p>
-            <w:r>
-              <w:rPr>
-                <w:b w:val="false"/>
-                <w:bCs w:val="false"/>
-                <w:i w:val="false"/>
-                <w:iCs w:val="false"/>
-                <w:sz w:val="19"/>
-                <w:szCs w:val="19"/>
-              </w:rPr>
-              <w:t xml:space="preserve">mètre ruban</w:t>
-            </w:r>
-          </w:p>
-        </w:tc>
-        <w:tc>
-          <w:tcPr>
-            <w:tcW w:type="dxa" w:w="2926"/>
-            <w:tcMar>
-              <w:top w:type="dxa" w:w="60"/>
-              <w:left w:type="dxa" w:w="100"/>
-              <w:bottom w:type="dxa" w:w="60"/>
-              <w:right w:type="dxa" w:w="100"/>
-            </w:tcMar>
-          </w:tcPr>
-          <w:p>
-            <w:r>
-              <w:rPr>
-                <w:b w:val="false"/>
-                <w:bCs w:val="false"/>
-                <w:i w:val="false"/>
-                <w:iCs w:val="false"/>
-                <w:sz w:val="19"/>
-                <w:szCs w:val="19"/>
-              </w:rPr>
-              <w:t xml:space="preserve">—</w:t>
-            </w:r>
-          </w:p>
-        </w:tc>
-      </w:tr>
-      <w:tr>
-        <w:trPr>
-          <w:tblHeader w:val="off"/>
-        </w:trPr>
-        <w:tc>
-          <w:tcPr>
-            <w:tcW w:type="dxa" w:w="1800"/>
-            <w:tcMar>
-              <w:top w:type="dxa" w:w="60"/>
-              <w:left w:type="dxa" w:w="100"/>
-              <w:bottom w:type="dxa" w:w="60"/>
-              <w:right w:type="dxa" w:w="100"/>
-            </w:tcMar>
-          </w:tcPr>
-          <w:p>
-            <w:r>
-              <w:rPr>
-                <w:b w:val="false"/>
-                <w:bCs w:val="false"/>
-                <w:i w:val="false"/>
-                <w:iCs w:val="false"/>
-                <w:sz w:val="19"/>
-                <w:szCs w:val="19"/>
-              </w:rPr>
-              <w:t xml:space="preserve">Bandelettes urinaires</w:t>
-            </w:r>
-          </w:p>
-        </w:tc>
-        <w:tc>
-          <w:tcPr>
-            <w:tcW w:type="dxa" w:w="1050"/>
-            <w:tcMar>
-              <w:top w:type="dxa" w:w="60"/>
-              <w:left w:type="dxa" w:w="100"/>
-              <w:bottom w:type="dxa" w:w="60"/>
-              <w:right w:type="dxa" w:w="100"/>
-            </w:tcMar>
-          </w:tcPr>
-          <w:p>
-            <w:r>
-              <w:rPr>
-                <w:b w:val="false"/>
-                <w:bCs w:val="false"/>
-                <w:i w:val="false"/>
-                <w:iCs w:val="false"/>
-                <w:sz w:val="19"/>
-                <w:szCs w:val="19"/>
-              </w:rPr>
-              <w:t xml:space="preserve">oui</w:t>
-            </w:r>
-          </w:p>
-        </w:tc>
-        <w:tc>
-          <w:tcPr>
-            <w:tcW w:type="dxa" w:w="1050"/>
-            <w:tcMar>
-              <w:top w:type="dxa" w:w="60"/>
-              <w:left w:type="dxa" w:w="100"/>
-              <w:bottom w:type="dxa" w:w="60"/>
-              <w:right w:type="dxa" w:w="100"/>
-            </w:tcMar>
-          </w:tcPr>
-          <w:p>
-            <w:r>
-              <w:rPr>
-                <w:b w:val="false"/>
-                <w:bCs w:val="false"/>
-                <w:i w:val="false"/>
-                <w:iCs w:val="false"/>
-                <w:sz w:val="19"/>
-                <w:szCs w:val="19"/>
-              </w:rPr>
-              <w:t xml:space="preserve">18</w:t>
-            </w:r>
-          </w:p>
-        </w:tc>
-        <w:tc>
-          <w:tcPr>
-            <w:tcW w:type="dxa" w:w="2200"/>
-            <w:tcMar>
-              <w:top w:type="dxa" w:w="60"/>
-              <w:left w:type="dxa" w:w="100"/>
-              <w:bottom w:type="dxa" w:w="60"/>
-              <w:right w:type="dxa" w:w="100"/>
-            </w:tcMar>
-          </w:tcPr>
-          <w:p>
-            <w:r>
-              <w:rPr>
-                <w:b w:val="false"/>
-                <w:bCs w:val="false"/>
-                <w:i w:val="false"/>
-                <w:iCs w:val="false"/>
-                <w:sz w:val="19"/>
-                <w:szCs w:val="19"/>
-              </w:rPr>
-              <w:t xml:space="preserve">péremption 02/2027</w:t>
-            </w:r>
-          </w:p>
-        </w:tc>
-        <w:tc>
-          <w:tcPr>
-            <w:tcW w:type="dxa" w:w="2926"/>
-            <w:tcMar>
-              <w:top w:type="dxa" w:w="60"/>
-              <w:left w:type="dxa" w:w="100"/>
-              <w:bottom w:type="dxa" w:w="60"/>
-              <w:right w:type="dxa" w:w="100"/>
-            </w:tcMar>
-          </w:tcPr>
-          <w:p>
-            <w:r>
-              <w:rPr>
-                <w:b w:val="false"/>
-                <w:bCs w:val="false"/>
-                <w:i w:val="false"/>
-                <w:iCs w:val="false"/>
-                <w:sz w:val="19"/>
-                <w:szCs w:val="19"/>
-              </w:rPr>
-              <w:t xml:space="preserve">—</w:t>
-            </w:r>
-          </w:p>
-        </w:tc>
-      </w:tr>
-      <w:tr>
-        <w:trPr>
-          <w:tblHeader w:val="off"/>
-        </w:trPr>
-        <w:tc>
-          <w:tcPr>
-            <w:tcW w:type="dxa" w:w="1800"/>
-            <w:tcMar>
-              <w:top w:type="dxa" w:w="60"/>
-              <w:left w:type="dxa" w:w="100"/>
-              <w:bottom w:type="dxa" w:w="60"/>
-              <w:right w:type="dxa" w:w="100"/>
-            </w:tcMar>
-          </w:tcPr>
-          <w:p>
-            <w:r>
-              <w:rPr>
-                <w:b w:val="false"/>
-                <w:bCs w:val="false"/>
-                <w:i w:val="false"/>
-                <w:iCs w:val="false"/>
-                <w:sz w:val="19"/>
-                <w:szCs w:val="19"/>
-              </w:rPr>
-              <w:t xml:space="preserve">Consommables d'hygiène</w:t>
-            </w:r>
-          </w:p>
-        </w:tc>
-        <w:tc>
-          <w:tcPr>
-            <w:tcW w:type="dxa" w:w="1050"/>
-            <w:tcMar>
-              <w:top w:type="dxa" w:w="60"/>
-              <w:left w:type="dxa" w:w="100"/>
-              <w:bottom w:type="dxa" w:w="60"/>
-              <w:right w:type="dxa" w:w="100"/>
-            </w:tcMar>
-          </w:tcPr>
-          <w:p>
-            <w:r>
-              <w:rPr>
-                <w:b w:val="false"/>
-                <w:bCs w:val="false"/>
-                <w:i w:val="false"/>
-                <w:iCs w:val="false"/>
-                <w:sz w:val="19"/>
-                <w:szCs w:val="19"/>
-              </w:rPr>
-              <w:t xml:space="preserve">oui</w:t>
-            </w:r>
-          </w:p>
-        </w:tc>
-        <w:tc>
-          <w:tcPr>
-            <w:tcW w:type="dxa" w:w="1050"/>
-            <w:tcMar>
-              <w:top w:type="dxa" w:w="60"/>
-              <w:left w:type="dxa" w:w="100"/>
-              <w:bottom w:type="dxa" w:w="60"/>
-              <w:right w:type="dxa" w:w="100"/>
-            </w:tcMar>
-          </w:tcPr>
-          <w:p>
-            <w:r>
-              <w:rPr>
-                <w:b w:val="false"/>
-                <w:bCs w:val="false"/>
-                <w:i w:val="false"/>
-                <w:iCs w:val="false"/>
-                <w:sz w:val="19"/>
-                <w:szCs w:val="19"/>
-              </w:rPr>
-              <w:t xml:space="preserve">—</w:t>
-            </w:r>
-          </w:p>
-        </w:tc>
-        <w:tc>
-          <w:tcPr>
-            <w:tcW w:type="dxa" w:w="2200"/>
-            <w:tcMar>
-              <w:top w:type="dxa" w:w="60"/>
-              <w:left w:type="dxa" w:w="100"/>
-              <w:bottom w:type="dxa" w:w="60"/>
-              <w:right w:type="dxa" w:w="100"/>
-            </w:tcMar>
-          </w:tcPr>
-          <w:p>
-            <w:r>
-              <w:rPr>
-                <w:b w:val="false"/>
-                <w:bCs w:val="false"/>
-                <w:i w:val="false"/>
-                <w:iCs w:val="false"/>
-                <w:sz w:val="19"/>
-                <w:szCs w:val="19"/>
-              </w:rPr>
-              <w:t xml:space="preserve">savon et solution hydroalcoolique présents</w:t>
-            </w:r>
-          </w:p>
-        </w:tc>
-        <w:tc>
-          <w:tcPr>
-            <w:tcW w:type="dxa" w:w="2926"/>
-            <w:tcMar>
-              <w:top w:type="dxa" w:w="60"/>
-              <w:left w:type="dxa" w:w="100"/>
-              <w:bottom w:type="dxa" w:w="60"/>
-              <w:right w:type="dxa" w:w="100"/>
-            </w:tcMar>
-          </w:tcPr>
-          <w:p>
-            <w:r>
-              <w:rPr>
-                <w:b w:val="false"/>
-                <w:bCs w:val="false"/>
-                <w:i w:val="false"/>
-                <w:iCs w:val="false"/>
-                <w:sz w:val="19"/>
-                <w:szCs w:val="19"/>
-              </w:rPr>
-              <w:t xml:space="preserve">—</w:t>
-            </w:r>
-          </w:p>
-        </w:tc>
-      </w:tr>
-      <w:tr>
-        <w:trPr>
-          <w:tblHeader w:val="off"/>
-        </w:trPr>
-        <w:tc>
-          <w:tcPr>
-            <w:tcW w:type="dxa" w:w="1800"/>
-            <w:tcMar>
-              <w:top w:type="dxa" w:w="60"/>
-              <w:left w:type="dxa" w:w="100"/>
-              <w:bottom w:type="dxa" w:w="60"/>
-              <w:right w:type="dxa" w:w="100"/>
-            </w:tcMar>
-          </w:tcPr>
-          <w:p>
-            <w:r>
-              <w:rPr>
-                <w:b w:val="false"/>
-                <w:bCs w:val="false"/>
-                <w:i w:val="false"/>
-                <w:iCs w:val="false"/>
-                <w:sz w:val="19"/>
-                <w:szCs w:val="19"/>
-              </w:rPr>
-              <w:t xml:space="preserve">Rupture de stock signalée au cours des trois derniers mois</w:t>
-            </w:r>
-          </w:p>
-        </w:tc>
-        <w:tc>
-          <w:tcPr>
-            <w:tcW w:type="dxa" w:w="1050"/>
-            <w:tcMar>
-              <w:top w:type="dxa" w:w="60"/>
-              <w:left w:type="dxa" w:w="100"/>
-              <w:bottom w:type="dxa" w:w="60"/>
-              <w:right w:type="dxa" w:w="100"/>
-            </w:tcMar>
-          </w:tcPr>
-          <w:p>
-            <w:r>
-              <w:rPr>
-                <w:b w:val="false"/>
-                <w:bCs w:val="false"/>
-                <w:i w:val="false"/>
-                <w:iCs w:val="false"/>
-                <w:sz w:val="19"/>
-                <w:szCs w:val="19"/>
-              </w:rPr>
-              <w:t xml:space="preserve"/>
-            </w:r>
-          </w:p>
-        </w:tc>
-        <w:tc>
-          <w:tcPr>
-            <w:tcW w:type="dxa" w:w="1050"/>
-            <w:tcMar>
-              <w:top w:type="dxa" w:w="60"/>
-              <w:left w:type="dxa" w:w="100"/>
-              <w:bottom w:type="dxa" w:w="60"/>
-              <w:right w:type="dxa" w:w="100"/>
-            </w:tcMar>
-          </w:tcPr>
-          <w:p>
-            <w:r>
-              <w:rPr>
-                <w:b w:val="false"/>
-                <w:bCs w:val="false"/>
-                <w:i w:val="false"/>
-                <w:iCs w:val="false"/>
-                <w:sz w:val="19"/>
-                <w:szCs w:val="19"/>
-              </w:rPr>
-              <w:t xml:space="preserve"/>
-            </w:r>
-          </w:p>
-        </w:tc>
-        <w:tc>
-          <w:tcPr>
-            <w:tcW w:type="dxa" w:w="2200"/>
-            <w:tcMar>
-              <w:top w:type="dxa" w:w="60"/>
-              <w:left w:type="dxa" w:w="100"/>
-              <w:bottom w:type="dxa" w:w="60"/>
-              <w:right w:type="dxa" w:w="100"/>
-            </w:tcMar>
-          </w:tcPr>
-          <w:p>
-            <w:r>
-              <w:rPr>
-                <w:b w:val="false"/>
-                <w:bCs w:val="false"/>
-                <w:i w:val="false"/>
-                <w:iCs w:val="false"/>
-                <w:sz w:val="19"/>
-                <w:szCs w:val="19"/>
-              </w:rPr>
-              <w:t xml:space="preserve"/>
-            </w:r>
-          </w:p>
-        </w:tc>
-        <w:tc>
-          <w:tcPr>
-            <w:tcW w:type="dxa" w:w="2926"/>
-            <w:tcMar>
-              <w:top w:type="dxa" w:w="60"/>
-              <w:left w:type="dxa" w:w="100"/>
-              <w:bottom w:type="dxa" w:w="60"/>
-              <w:right w:type="dxa" w:w="100"/>
-            </w:tcMar>
-          </w:tcPr>
-          <w:p>
-            <w:r>
-              <w:rPr>
-                <w:b w:val="false"/>
-                <w:bCs w:val="false"/>
-                <w:i w:val="false"/>
-                <w:iCs w:val="false"/>
-                <w:sz w:val="19"/>
-                <w:szCs w:val="19"/>
-              </w:rPr>
-              <w:t xml:space="preserve">oui — bandelettes de glycémie, environ deux mois</w:t>
+      </w:tr>
+      <w:tr>
+        <w:trPr>
+          <w:tblHeader w:val="off"/>
+        </w:trPr>
+        <w:tc>
+          <w:tcPr>
+            <w:tcW w:type="dxa" w:w="3400"/>
+            <w:tcMar>
+              <w:top w:type="dxa" w:w="60"/>
+              <w:left w:type="dxa" w:w="100"/>
+              <w:bottom w:type="dxa" w:w="60"/>
+              <w:right w:type="dxa" w:w="100"/>
+            </w:tcMar>
+          </w:tcPr>
+          <w:p>
+            <w:r>
+              <w:rPr>
+                <w:b w:val="false"/>
+                <w:bCs w:val="false"/>
+                <w:i w:val="false"/>
+                <w:iCs w:val="false"/>
+                <w:sz w:val="19"/>
+                <w:szCs w:val="19"/>
+              </w:rPr>
+              <w:t xml:space="preserve">Glycémie refaite à 24-28 semaines</w:t>
+            </w:r>
+          </w:p>
+        </w:tc>
+        <w:tc>
+          <w:tcPr>
+            <w:tcW w:type="dxa" w:w="5626"/>
+            <w:tcMar>
+              <w:top w:type="dxa" w:w="60"/>
+              <w:left w:type="dxa" w:w="100"/>
+              <w:bottom w:type="dxa" w:w="60"/>
+              <w:right w:type="dxa" w:w="100"/>
+            </w:tcMar>
+          </w:tcPr>
+          <w:p>
+            <w:r>
+              <w:rPr>
+                <w:b w:val="false"/>
+                <w:bCs w:val="false"/>
+                <w:i w:val="false"/>
+                <w:iCs w:val="false"/>
+                <w:sz w:val="19"/>
+                <w:szCs w:val="19"/>
+              </w:rPr>
+              <w:t xml:space="preserve">sur facteurs de risque</w:t>
             </w:r>
           </w:p>
         </w:tc>
@@ -34571,7 +36803,7 @@
                 <w:sz w:val="19"/>
                 <w:szCs w:val="19"/>
               </w:rPr>
-              <w:t xml:space="preserve">Tension renseignée régulièrement. Colonne glycémie renseignée jusqu'à la rupture, vide depuis.</w:t>
+              <w:t xml:space="preserve">Tension renseignée régulièrement. Case « diabète » de la première CPN renseignée jusqu'à fin juillet, vide pendant la rupture, de nouveau renseignée depuis une semaine ; aucune mention de rattrapage pour les femmes reçues pendant la rupture.</w:t>
             </w:r>
           </w:p>
         </w:tc>
@@ -34652,7 +36884,7 @@
           <w:sz w:val="20"/>
           <w:szCs w:val="20"/>
         </w:rPr>
-        <w:t xml:space="preserve">Organisation stable, équipe ancienne. La colonne glycémie du registre montre nettement la date de la rupture : renseignée régulièrement jusqu'à fin juillet, vide ensuite.</w:t>
+        <w:t xml:space="preserve">Organisation stable, équipe ancienne. La colonne glycémie du registre montre nettement la date de la rupture : renseignée régulièrement jusqu'à fin juillet, vide pendant deux mois, de nouveau renseignée depuis le réapprovisionnement.</w:t>
       </w:r>
     </w:p>
     <w:p/>
@@ -35829,7 +38061,7 @@
                 <w:sz w:val="19"/>
                 <w:szCs w:val="19"/>
               </w:rPr>
-              <w:t xml:space="preserve">fonctionnel — au laboratoire</w:t>
+              <w:t xml:space="preserve">fonctionnel — en salle de CPN</w:t>
             </w:r>
           </w:p>
         </w:tc>
@@ -35853,7 +38085,7 @@
                 <w:sz w:val="19"/>
                 <w:szCs w:val="19"/>
               </w:rPr>
-              <w:t xml:space="preserve">Aucun glucomètre en salle de CPN ; glycémie de la première CPN demandée par bon pour toutes, avec le bilan ; ensuite sur facteurs de risque seulement. Au registre du laboratoire, aucune glycémie de contrôle systématique au troisième trimestre.</w:t>
+              <w:t xml:space="preserve">Glycémie de la première CPN faite pour toutes ; ensuite sur facteurs de risque seulement. Aucune glycémie de contrôle systématique au troisième trimestre.</w:t>
             </w:r>
           </w:p>
         </w:tc>
@@ -35978,7 +38210,7 @@
                 <w:sz w:val="19"/>
                 <w:szCs w:val="19"/>
               </w:rPr>
-              <w:t xml:space="preserve">Au laboratoire.</w:t>
+              <w:t xml:space="preserve">À la CPN.</w:t>
             </w:r>
           </w:p>
         </w:tc>
@@ -36604,6 +38836,192 @@
                 <w:szCs w:val="19"/>
               </w:rPr>
               <w:t xml:space="preserve">non</w:t>
+            </w:r>
+          </w:p>
+        </w:tc>
+      </w:tr>
+    </w:tbl>
+    <w:p/>
+    <w:p>
+      <w:pPr>
+        <w:pStyle w:val="Heading3"/>
+        <w:spacing w:after="100" w:before="180"/>
+      </w:pPr>
+      <w:r>
+        <w:t xml:space="preserve">B bis. Glycémie de la première CPN (rubrique ajoutée à la grille)</w:t>
+      </w:r>
+    </w:p>
+    <w:tbl>
+      <w:tblPr>
+        <w:tblW w:type="dxa" w:w="9026"/>
+        <w:tblBorders>
+          <w:top w:val="single" w:color="auto" w:sz="4"/>
+          <w:left w:val="single" w:color="auto" w:sz="4"/>
+          <w:bottom w:val="single" w:color="auto" w:sz="4"/>
+          <w:right w:val="single" w:color="auto" w:sz="4"/>
+          <w:insideH w:val="single" w:color="auto" w:sz="4"/>
+          <w:insideV w:val="single" w:color="auto" w:sz="4"/>
+        </w:tblBorders>
+      </w:tblPr>
+      <w:tblGrid>
+        <w:gridCol w:w="3400"/>
+        <w:gridCol w:w="5626"/>
+      </w:tblGrid>
+      <w:tr>
+        <w:trPr>
+          <w:tblHeader w:val="off"/>
+        </w:trPr>
+        <w:tc>
+          <w:tcPr>
+            <w:tcW w:type="dxa" w:w="3400"/>
+            <w:tcMar>
+              <w:top w:type="dxa" w:w="60"/>
+              <w:left w:type="dxa" w:w="100"/>
+              <w:bottom w:type="dxa" w:w="60"/>
+              <w:right w:type="dxa" w:w="100"/>
+            </w:tcMar>
+          </w:tcPr>
+          <w:p>
+            <w:r>
+              <w:rPr>
+                <w:b w:val="false"/>
+                <w:bCs w:val="false"/>
+                <w:i w:val="false"/>
+                <w:iCs w:val="false"/>
+                <w:sz w:val="19"/>
+                <w:szCs w:val="19"/>
+              </w:rPr>
+              <w:t xml:space="preserve">Glycémie de la première CPN ce jour</w:t>
+            </w:r>
+          </w:p>
+        </w:tc>
+        <w:tc>
+          <w:tcPr>
+            <w:tcW w:type="dxa" w:w="5626"/>
+            <w:tcMar>
+              <w:top w:type="dxa" w:w="60"/>
+              <w:left w:type="dxa" w:w="100"/>
+              <w:bottom w:type="dxa" w:w="60"/>
+              <w:right w:type="dxa" w:w="100"/>
+            </w:tcMar>
+          </w:tcPr>
+          <w:p>
+            <w:r>
+              <w:rPr>
+                <w:b w:val="false"/>
+                <w:bCs w:val="false"/>
+                <w:i w:val="false"/>
+                <w:iCs w:val="false"/>
+                <w:sz w:val="19"/>
+                <w:szCs w:val="19"/>
+              </w:rPr>
+              <w:t xml:space="preserve">faite à toutes les femmes de première CPN reçues</w:t>
+            </w:r>
+          </w:p>
+        </w:tc>
+      </w:tr>
+      <w:tr>
+        <w:trPr>
+          <w:tblHeader w:val="off"/>
+        </w:trPr>
+        <w:tc>
+          <w:tcPr>
+            <w:tcW w:type="dxa" w:w="3400"/>
+            <w:tcMar>
+              <w:top w:type="dxa" w:w="60"/>
+              <w:left w:type="dxa" w:w="100"/>
+              <w:bottom w:type="dxa" w:w="60"/>
+              <w:right w:type="dxa" w:w="100"/>
+            </w:tcMar>
+          </w:tcPr>
+          <w:p>
+            <w:r>
+              <w:rPr>
+                <w:b w:val="false"/>
+                <w:bCs w:val="false"/>
+                <w:i w:val="false"/>
+                <w:iCs w:val="false"/>
+                <w:sz w:val="19"/>
+                <w:szCs w:val="19"/>
+              </w:rPr>
+              <w:t xml:space="preserve">Test manqué noté pour être refait au rendez-vous suivant</w:t>
+            </w:r>
+          </w:p>
+        </w:tc>
+        <w:tc>
+          <w:tcPr>
+            <w:tcW w:type="dxa" w:w="5626"/>
+            <w:tcMar>
+              <w:top w:type="dxa" w:w="60"/>
+              <w:left w:type="dxa" w:w="100"/>
+              <w:bottom w:type="dxa" w:w="60"/>
+              <w:right w:type="dxa" w:w="100"/>
+            </w:tcMar>
+          </w:tcPr>
+          <w:p>
+            <w:r>
+              <w:rPr>
+                <w:b w:val="false"/>
+                <w:bCs w:val="false"/>
+                <w:i w:val="false"/>
+                <w:iCs w:val="false"/>
+                <w:sz w:val="19"/>
+                <w:szCs w:val="19"/>
+              </w:rPr>
+              <w:t xml:space="preserve">non</w:t>
+            </w:r>
+          </w:p>
+        </w:tc>
+      </w:tr>
+      <w:tr>
+        <w:trPr>
+          <w:tblHeader w:val="off"/>
+        </w:trPr>
+        <w:tc>
+          <w:tcPr>
+            <w:tcW w:type="dxa" w:w="3400"/>
+            <w:tcMar>
+              <w:top w:type="dxa" w:w="60"/>
+              <w:left w:type="dxa" w:w="100"/>
+              <w:bottom w:type="dxa" w:w="60"/>
+              <w:right w:type="dxa" w:w="100"/>
+            </w:tcMar>
+          </w:tcPr>
+          <w:p>
+            <w:r>
+              <w:rPr>
+                <w:b w:val="false"/>
+                <w:bCs w:val="false"/>
+                <w:i w:val="false"/>
+                <w:iCs w:val="false"/>
+                <w:sz w:val="19"/>
+                <w:szCs w:val="19"/>
+              </w:rPr>
+              <w:t xml:space="preserve">Glycémie refaite à 24-28 semaines</w:t>
+            </w:r>
+          </w:p>
+        </w:tc>
+        <w:tc>
+          <w:tcPr>
+            <w:tcW w:type="dxa" w:w="5626"/>
+            <w:tcMar>
+              <w:top w:type="dxa" w:w="60"/>
+              <w:left w:type="dxa" w:w="100"/>
+              <w:bottom w:type="dxa" w:w="60"/>
+              <w:right w:type="dxa" w:w="100"/>
+            </w:tcMar>
+          </w:tcPr>
+          <w:p>
+            <w:r>
+              <w:rPr>
+                <w:b w:val="false"/>
+                <w:bCs w:val="false"/>
+                <w:i w:val="false"/>
+                <w:iCs w:val="false"/>
+                <w:sz w:val="19"/>
+                <w:szCs w:val="19"/>
+              </w:rPr>
+              <w:t xml:space="preserve">sur facteurs de risque</w:t>
             </w:r>
           </w:p>
         </w:tc>
@@ -38686,7 +41104,7 @@
                 <w:sz w:val="19"/>
                 <w:szCs w:val="19"/>
               </w:rPr>
-              <w:t xml:space="preserve">NON fonctionnel — au laboratoire, message d'erreur persistant</w:t>
+              <w:t xml:space="preserve">NON fonctionnel — en salle de CPN, message d'erreur persistant</w:t>
             </w:r>
           </w:p>
         </w:tc>
@@ -38710,7 +41128,7 @@
                 <w:sz w:val="19"/>
                 <w:szCs w:val="19"/>
               </w:rPr>
-              <w:t xml:space="preserve">Aucun glucomètre en salle de CPN. Appareil reçu il y a environ deux ans ; en panne depuis une date que l'équipe ne situe pas précisément.</w:t>
+              <w:t xml:space="preserve">Appareil reçu il y a environ deux ans ; en panne depuis une date que l'équipe ne situe pas précisément. Aucune glycémie de première CPN n'est faite.</w:t>
             </w:r>
           </w:p>
         </w:tc>
@@ -39460,7 +41878,193 @@
                 <w:sz w:val="19"/>
                 <w:szCs w:val="19"/>
               </w:rPr>
-              <w:t xml:space="preserve">oui — bandelettes de glycémie, sans objet faute d'appareil fonctionnel ; bandelettes urinaires reçues en petite quantité</w:t>
+              <w:t xml:space="preserve">sans objet pour la glycémie, faute d'appareil fonctionnel ; bandelettes urinaires reçues en petite quantité</w:t>
+            </w:r>
+          </w:p>
+        </w:tc>
+      </w:tr>
+    </w:tbl>
+    <w:p/>
+    <w:p>
+      <w:pPr>
+        <w:pStyle w:val="Heading3"/>
+        <w:spacing w:after="100" w:before="180"/>
+      </w:pPr>
+      <w:r>
+        <w:t xml:space="preserve">B bis. Glycémie de la première CPN (rubrique ajoutée à la grille)</w:t>
+      </w:r>
+    </w:p>
+    <w:tbl>
+      <w:tblPr>
+        <w:tblW w:type="dxa" w:w="9026"/>
+        <w:tblBorders>
+          <w:top w:val="single" w:color="auto" w:sz="4"/>
+          <w:left w:val="single" w:color="auto" w:sz="4"/>
+          <w:bottom w:val="single" w:color="auto" w:sz="4"/>
+          <w:right w:val="single" w:color="auto" w:sz="4"/>
+          <w:insideH w:val="single" w:color="auto" w:sz="4"/>
+          <w:insideV w:val="single" w:color="auto" w:sz="4"/>
+        </w:tblBorders>
+      </w:tblPr>
+      <w:tblGrid>
+        <w:gridCol w:w="3400"/>
+        <w:gridCol w:w="5626"/>
+      </w:tblGrid>
+      <w:tr>
+        <w:trPr>
+          <w:tblHeader w:val="off"/>
+        </w:trPr>
+        <w:tc>
+          <w:tcPr>
+            <w:tcW w:type="dxa" w:w="3400"/>
+            <w:tcMar>
+              <w:top w:type="dxa" w:w="60"/>
+              <w:left w:type="dxa" w:w="100"/>
+              <w:bottom w:type="dxa" w:w="60"/>
+              <w:right w:type="dxa" w:w="100"/>
+            </w:tcMar>
+          </w:tcPr>
+          <w:p>
+            <w:r>
+              <w:rPr>
+                <w:b w:val="false"/>
+                <w:bCs w:val="false"/>
+                <w:i w:val="false"/>
+                <w:iCs w:val="false"/>
+                <w:sz w:val="19"/>
+                <w:szCs w:val="19"/>
+              </w:rPr>
+              <w:t xml:space="preserve">Glycémie de la première CPN ce jour</w:t>
+            </w:r>
+          </w:p>
+        </w:tc>
+        <w:tc>
+          <w:tcPr>
+            <w:tcW w:type="dxa" w:w="5626"/>
+            <w:tcMar>
+              <w:top w:type="dxa" w:w="60"/>
+              <w:left w:type="dxa" w:w="100"/>
+              <w:bottom w:type="dxa" w:w="60"/>
+              <w:right w:type="dxa" w:w="100"/>
+            </w:tcMar>
+          </w:tcPr>
+          <w:p>
+            <w:r>
+              <w:rPr>
+                <w:b w:val="false"/>
+                <w:bCs w:val="false"/>
+                <w:i w:val="false"/>
+                <w:iCs w:val="false"/>
+                <w:sz w:val="19"/>
+                <w:szCs w:val="19"/>
+              </w:rPr>
+              <w:t xml:space="preserve">NON faite — glucomètre en panne</w:t>
+            </w:r>
+          </w:p>
+        </w:tc>
+      </w:tr>
+      <w:tr>
+        <w:trPr>
+          <w:tblHeader w:val="off"/>
+        </w:trPr>
+        <w:tc>
+          <w:tcPr>
+            <w:tcW w:type="dxa" w:w="3400"/>
+            <w:tcMar>
+              <w:top w:type="dxa" w:w="60"/>
+              <w:left w:type="dxa" w:w="100"/>
+              <w:bottom w:type="dxa" w:w="60"/>
+              <w:right w:type="dxa" w:w="100"/>
+            </w:tcMar>
+          </w:tcPr>
+          <w:p>
+            <w:r>
+              <w:rPr>
+                <w:b w:val="false"/>
+                <w:bCs w:val="false"/>
+                <w:i w:val="false"/>
+                <w:iCs w:val="false"/>
+                <w:sz w:val="19"/>
+                <w:szCs w:val="19"/>
+              </w:rPr>
+              <w:t xml:space="preserve">Test manqué noté pour être refait au rendez-vous suivant</w:t>
+            </w:r>
+          </w:p>
+        </w:tc>
+        <w:tc>
+          <w:tcPr>
+            <w:tcW w:type="dxa" w:w="5626"/>
+            <w:tcMar>
+              <w:top w:type="dxa" w:w="60"/>
+              <w:left w:type="dxa" w:w="100"/>
+              <w:bottom w:type="dxa" w:w="60"/>
+              <w:right w:type="dxa" w:w="100"/>
+            </w:tcMar>
+          </w:tcPr>
+          <w:p>
+            <w:r>
+              <w:rPr>
+                <w:b w:val="false"/>
+                <w:bCs w:val="false"/>
+                <w:i w:val="false"/>
+                <w:iCs w:val="false"/>
+                <w:sz w:val="19"/>
+                <w:szCs w:val="19"/>
+              </w:rPr>
+              <w:t xml:space="preserve">non</w:t>
+            </w:r>
+          </w:p>
+        </w:tc>
+      </w:tr>
+      <w:tr>
+        <w:trPr>
+          <w:tblHeader w:val="off"/>
+        </w:trPr>
+        <w:tc>
+          <w:tcPr>
+            <w:tcW w:type="dxa" w:w="3400"/>
+            <w:tcMar>
+              <w:top w:type="dxa" w:w="60"/>
+              <w:left w:type="dxa" w:w="100"/>
+              <w:bottom w:type="dxa" w:w="60"/>
+              <w:right w:type="dxa" w:w="100"/>
+            </w:tcMar>
+          </w:tcPr>
+          <w:p>
+            <w:r>
+              <w:rPr>
+                <w:b w:val="false"/>
+                <w:bCs w:val="false"/>
+                <w:i w:val="false"/>
+                <w:iCs w:val="false"/>
+                <w:sz w:val="19"/>
+                <w:szCs w:val="19"/>
+              </w:rPr>
+              <w:t xml:space="preserve">Glycémie refaite à 24-28 semaines</w:t>
+            </w:r>
+          </w:p>
+        </w:tc>
+        <w:tc>
+          <w:tcPr>
+            <w:tcW w:type="dxa" w:w="5626"/>
+            <w:tcMar>
+              <w:top w:type="dxa" w:w="60"/>
+              <w:left w:type="dxa" w:w="100"/>
+              <w:bottom w:type="dxa" w:w="60"/>
+              <w:right w:type="dxa" w:w="100"/>
+            </w:tcMar>
+          </w:tcPr>
+          <w:p>
+            <w:r>
+              <w:rPr>
+                <w:b w:val="false"/>
+                <w:bCs w:val="false"/>
+                <w:i w:val="false"/>
+                <w:iCs w:val="false"/>
+                <w:sz w:val="19"/>
+                <w:szCs w:val="19"/>
+              </w:rPr>
+              <w:t xml:space="preserve">sur facteurs de risque</w:t>
             </w:r>
           </w:p>
         </w:tc>
@@ -40391,7 +42995,7 @@
           <w:sz w:val="20"/>
           <w:szCs w:val="20"/>
         </w:rPr>
-        <w:t xml:space="preserve">La tenue du registre et le cahier de référence montrent qu'une pratique de traçabilité peut exister sans support fourni : elle repose ici sur une personne, ce qui la rend fragile. À rapprocher des propos de la titulaire sur les indicateurs demandés par la supervision. Le glucomètre du laboratoire, en panne depuis une date indéterminée, interroge le circuit de maintenance, que ni le guide d'entretien ni la grille n'avaient anticipé — élément à ajouter aux notes contextuelles.</w:t>
+        <w:t xml:space="preserve">La tenue du registre et le cahier de référence montrent qu'une pratique de traçabilité peut exister sans support fourni : elle repose ici sur une personne, ce qui la rend fragile. À rapprocher des propos de la titulaire sur les indicateurs demandés par la supervision. Le glucomètre de la CPN, en panne depuis une date indéterminée, interroge le circuit de maintenance, que ni le guide d'entretien ni la grille n'avaient anticipé — élément à ajouter aux notes contextuelles.</w:t>
       </w:r>
     </w:p>
     <w:p>
@@ -41543,7 +44147,7 @@
                 <w:sz w:val="19"/>
                 <w:szCs w:val="19"/>
               </w:rPr>
-              <w:t xml:space="preserve">fonctionnel — au laboratoire</w:t>
+              <w:t xml:space="preserve">fonctionnel — en salle de CPN</w:t>
             </w:r>
           </w:p>
         </w:tc>
@@ -41567,7 +44171,7 @@
                 <w:sz w:val="19"/>
                 <w:szCs w:val="19"/>
               </w:rPr>
-              <w:t xml:space="preserve">Aucun glucomètre en salle de CPN. Utilisé pour la consultation MNT ; jamais pour la CPN selon l'équipe.</w:t>
+              <w:t xml:space="preserve">Utilisé pour la glycémie de la première CPN par la seule professionnelle formée, présente le jour de l'observation ; ensuite sur facteurs de risque.</w:t>
             </w:r>
           </w:p>
         </w:tc>
@@ -41692,7 +44296,7 @@
                 <w:sz w:val="19"/>
                 <w:szCs w:val="19"/>
               </w:rPr>
-              <w:t xml:space="preserve">Réservées aux patients suivis pour hypertension et diabète.</w:t>
+              <w:t xml:space="preserve">À la CPN ; la consultation MNT puise dans le même stock.</w:t>
             </w:r>
           </w:p>
         </w:tc>
@@ -42318,6 +44922,192 @@
                 <w:szCs w:val="19"/>
               </w:rPr>
               <w:t xml:space="preserve">oui — bandelettes urinaires intermittentes</w:t>
+            </w:r>
+          </w:p>
+        </w:tc>
+      </w:tr>
+    </w:tbl>
+    <w:p/>
+    <w:p>
+      <w:pPr>
+        <w:pStyle w:val="Heading3"/>
+        <w:spacing w:after="100" w:before="180"/>
+      </w:pPr>
+      <w:r>
+        <w:t xml:space="preserve">B bis. Glycémie de la première CPN (rubrique ajoutée à la grille)</w:t>
+      </w:r>
+    </w:p>
+    <w:tbl>
+      <w:tblPr>
+        <w:tblW w:type="dxa" w:w="9026"/>
+        <w:tblBorders>
+          <w:top w:val="single" w:color="auto" w:sz="4"/>
+          <w:left w:val="single" w:color="auto" w:sz="4"/>
+          <w:bottom w:val="single" w:color="auto" w:sz="4"/>
+          <w:right w:val="single" w:color="auto" w:sz="4"/>
+          <w:insideH w:val="single" w:color="auto" w:sz="4"/>
+          <w:insideV w:val="single" w:color="auto" w:sz="4"/>
+        </w:tblBorders>
+      </w:tblPr>
+      <w:tblGrid>
+        <w:gridCol w:w="3400"/>
+        <w:gridCol w:w="5626"/>
+      </w:tblGrid>
+      <w:tr>
+        <w:trPr>
+          <w:tblHeader w:val="off"/>
+        </w:trPr>
+        <w:tc>
+          <w:tcPr>
+            <w:tcW w:type="dxa" w:w="3400"/>
+            <w:tcMar>
+              <w:top w:type="dxa" w:w="60"/>
+              <w:left w:type="dxa" w:w="100"/>
+              <w:bottom w:type="dxa" w:w="60"/>
+              <w:right w:type="dxa" w:w="100"/>
+            </w:tcMar>
+          </w:tcPr>
+          <w:p>
+            <w:r>
+              <w:rPr>
+                <w:b w:val="false"/>
+                <w:bCs w:val="false"/>
+                <w:i w:val="false"/>
+                <w:iCs w:val="false"/>
+                <w:sz w:val="19"/>
+                <w:szCs w:val="19"/>
+              </w:rPr>
+              <w:t xml:space="preserve">Glycémie de la première CPN ce jour</w:t>
+            </w:r>
+          </w:p>
+        </w:tc>
+        <w:tc>
+          <w:tcPr>
+            <w:tcW w:type="dxa" w:w="5626"/>
+            <w:tcMar>
+              <w:top w:type="dxa" w:w="60"/>
+              <w:left w:type="dxa" w:w="100"/>
+              <w:bottom w:type="dxa" w:w="60"/>
+              <w:right w:type="dxa" w:w="100"/>
+            </w:tcMar>
+          </w:tcPr>
+          <w:p>
+            <w:r>
+              <w:rPr>
+                <w:b w:val="false"/>
+                <w:bCs w:val="false"/>
+                <w:i w:val="false"/>
+                <w:iCs w:val="false"/>
+                <w:sz w:val="19"/>
+                <w:szCs w:val="19"/>
+              </w:rPr>
+              <w:t xml:space="preserve">faite à toutes les femmes de première CPN reçues</w:t>
+            </w:r>
+          </w:p>
+        </w:tc>
+      </w:tr>
+      <w:tr>
+        <w:trPr>
+          <w:tblHeader w:val="off"/>
+        </w:trPr>
+        <w:tc>
+          <w:tcPr>
+            <w:tcW w:type="dxa" w:w="3400"/>
+            <w:tcMar>
+              <w:top w:type="dxa" w:w="60"/>
+              <w:left w:type="dxa" w:w="100"/>
+              <w:bottom w:type="dxa" w:w="60"/>
+              <w:right w:type="dxa" w:w="100"/>
+            </w:tcMar>
+          </w:tcPr>
+          <w:p>
+            <w:r>
+              <w:rPr>
+                <w:b w:val="false"/>
+                <w:bCs w:val="false"/>
+                <w:i w:val="false"/>
+                <w:iCs w:val="false"/>
+                <w:sz w:val="19"/>
+                <w:szCs w:val="19"/>
+              </w:rPr>
+              <w:t xml:space="preserve">Test manqué noté pour être refait au rendez-vous suivant</w:t>
+            </w:r>
+          </w:p>
+        </w:tc>
+        <w:tc>
+          <w:tcPr>
+            <w:tcW w:type="dxa" w:w="5626"/>
+            <w:tcMar>
+              <w:top w:type="dxa" w:w="60"/>
+              <w:left w:type="dxa" w:w="100"/>
+              <w:bottom w:type="dxa" w:w="60"/>
+              <w:right w:type="dxa" w:w="100"/>
+            </w:tcMar>
+          </w:tcPr>
+          <w:p>
+            <w:r>
+              <w:rPr>
+                <w:b w:val="false"/>
+                <w:bCs w:val="false"/>
+                <w:i w:val="false"/>
+                <w:iCs w:val="false"/>
+                <w:sz w:val="19"/>
+                <w:szCs w:val="19"/>
+              </w:rPr>
+              <w:t xml:space="preserve">non</w:t>
+            </w:r>
+          </w:p>
+        </w:tc>
+      </w:tr>
+      <w:tr>
+        <w:trPr>
+          <w:tblHeader w:val="off"/>
+        </w:trPr>
+        <w:tc>
+          <w:tcPr>
+            <w:tcW w:type="dxa" w:w="3400"/>
+            <w:tcMar>
+              <w:top w:type="dxa" w:w="60"/>
+              <w:left w:type="dxa" w:w="100"/>
+              <w:bottom w:type="dxa" w:w="60"/>
+              <w:right w:type="dxa" w:w="100"/>
+            </w:tcMar>
+          </w:tcPr>
+          <w:p>
+            <w:r>
+              <w:rPr>
+                <w:b w:val="false"/>
+                <w:bCs w:val="false"/>
+                <w:i w:val="false"/>
+                <w:iCs w:val="false"/>
+                <w:sz w:val="19"/>
+                <w:szCs w:val="19"/>
+              </w:rPr>
+              <w:t xml:space="preserve">Glycémie refaite à 24-28 semaines</w:t>
+            </w:r>
+          </w:p>
+        </w:tc>
+        <w:tc>
+          <w:tcPr>
+            <w:tcW w:type="dxa" w:w="5626"/>
+            <w:tcMar>
+              <w:top w:type="dxa" w:w="60"/>
+              <w:left w:type="dxa" w:w="100"/>
+              <w:bottom w:type="dxa" w:w="60"/>
+              <w:right w:type="dxa" w:w="100"/>
+            </w:tcMar>
+          </w:tcPr>
+          <w:p>
+            <w:r>
+              <w:rPr>
+                <w:b w:val="false"/>
+                <w:bCs w:val="false"/>
+                <w:i w:val="false"/>
+                <w:iCs w:val="false"/>
+                <w:sz w:val="19"/>
+                <w:szCs w:val="19"/>
+              </w:rPr>
+              <w:t xml:space="preserve">sur facteurs de risque</w:t>
             </w:r>
           </w:p>
         </w:tc>
@@ -43142,7 +45932,7 @@
                 <w:sz w:val="19"/>
                 <w:szCs w:val="19"/>
               </w:rPr>
-              <w:t xml:space="preserve">Colonne tension renseignée sur environ deux lignes sur trois. Case « diabète » de la première CPN présente et vide : le glucomètre sert à la consultation MNT.</w:t>
+              <w:t xml:space="preserve">Colonne tension renseignée sur environ deux lignes sur trois. Case « diabète » de la première CPN renseignée sur la plupart des lignes ; vide sur certaines semaines, que l'équipe relie aux congés de la professionnelle formée.</w:t>
             </w:r>
           </w:p>
         </w:tc>

--- a/memoire-ngoma/livrables/Annexe_2_Grilles_observation_remplies.docx
+++ b/memoire-ngoma/livrables/Annexe_2_Grilles_observation_remplies.docx
@@ -1521,7 +1521,7 @@
                 <w:sz w:val="19"/>
                 <w:szCs w:val="19"/>
               </w:rPr>
-              <w:t xml:space="preserve">2</w:t>
+              <w:t xml:space="preserve">3</w:t>
             </w:r>
           </w:p>
         </w:tc>
@@ -1545,7 +1545,7 @@
                 <w:sz w:val="19"/>
                 <w:szCs w:val="19"/>
               </w:rPr>
-              <w:t xml:space="preserve">fonctionnels — au poste de constantes de la CPN, un de réserve sous clé</w:t>
+              <w:t xml:space="preserve">fonctionnels — 2 au laboratoire, dont un de réserve ; 1 en salle de CPN pour les urgences</w:t>
             </w:r>
           </w:p>
         </w:tc>
@@ -1569,7 +1569,7 @@
                 <w:sz w:val="19"/>
                 <w:szCs w:val="19"/>
               </w:rPr>
-              <w:t xml:space="preserve">Glycémie capillaire faite à chaque femme de première CPN pendant la demi-journée, au poste de constantes, résultat inscrit au carnet et au registre ; ensuite sur facteurs de risque, sans épreuve de charge à 24-28 semaines.</w:t>
+              <w:t xml:space="preserve">Glycémie de la première CPN demandée par bon pour toutes et faite au laboratoire, juste à côté, le matin même ; résultat reporté au carnet et au registre. Le glucomètre de la CPN n'a servi qu'une fois, pour une femme prise de malaise. Contrôle ultérieur sur facteurs de risque, sans épreuve de charge à 24-28 semaines.</w:t>
             </w:r>
           </w:p>
         </w:tc>
@@ -1694,7 +1694,7 @@
                 <w:sz w:val="19"/>
                 <w:szCs w:val="19"/>
               </w:rPr>
-              <w:t xml:space="preserve">Rangées à la CPN. Fiche de stock tenue à jour, seuil de réapprovisionnement inscrit.</w:t>
+              <w:t xml:space="preserve">Au laboratoire, avec une part pour la CPN. Fiche de stock tenue à jour, seuil de réapprovisionnement inscrit.</w:t>
             </w:r>
           </w:p>
         </w:tc>
@@ -2399,7 +2399,60 @@
                 <w:sz w:val="19"/>
                 <w:szCs w:val="19"/>
               </w:rPr>
-              <w:t xml:space="preserve">faite à toutes les femmes de première CPN reçues</w:t>
+              <w:t xml:space="preserve">demandée par la CPN et faite à toutes les femmes de première CPN reçues</w:t>
+            </w:r>
+          </w:p>
+        </w:tc>
+      </w:tr>
+      <w:tr>
+        <w:trPr>
+          <w:tblHeader w:val="off"/>
+        </w:trPr>
+        <w:tc>
+          <w:tcPr>
+            <w:tcW w:type="dxa" w:w="3400"/>
+            <w:tcMar>
+              <w:top w:type="dxa" w:w="60"/>
+              <w:left w:type="dxa" w:w="100"/>
+              <w:bottom w:type="dxa" w:w="60"/>
+              <w:right w:type="dxa" w:w="100"/>
+            </w:tcMar>
+          </w:tcPr>
+          <w:p>
+            <w:r>
+              <w:rPr>
+                <w:b w:val="false"/>
+                <w:bCs w:val="false"/>
+                <w:i w:val="false"/>
+                <w:iCs w:val="false"/>
+                <w:sz w:val="19"/>
+                <w:szCs w:val="19"/>
+              </w:rPr>
+              <w:t xml:space="preserve">Glucomètre propre à la CPN (urgences)</w:t>
+            </w:r>
+          </w:p>
+        </w:tc>
+        <w:tc>
+          <w:tcPr>
+            <w:tcW w:type="dxa" w:w="5626"/>
+            <w:tcMar>
+              <w:top w:type="dxa" w:w="60"/>
+              <w:left w:type="dxa" w:w="100"/>
+              <w:bottom w:type="dxa" w:w="60"/>
+              <w:right w:type="dxa" w:w="100"/>
+            </w:tcMar>
+          </w:tcPr>
+          <w:p>
+            <w:r>
+              <w:rPr>
+                <w:b w:val="false"/>
+                <w:bCs w:val="false"/>
+                <w:i w:val="false"/>
+                <w:iCs w:val="false"/>
+                <w:sz w:val="19"/>
+                <w:szCs w:val="19"/>
+              </w:rPr>
+              <w:t xml:space="preserve">oui</w:t>
             </w:r>
           </w:p>
         </w:tc>
@@ -3411,7 +3464,7 @@
           <w:sz w:val="20"/>
           <w:szCs w:val="20"/>
         </w:rPr>
-        <w:t xml:space="preserve">Centre le mieux doté des seize observés : la glycémie de la première CPN y est faite au poste de constantes, et une femme non testée est notée pour un rattrapage au rendez-vous suivant. Affluence la plus forte de la série, absorbée par une organisation en trois postes. Un stagiaire est présent au poste de constantes, encadré. Une femme demande un dépliant ; il n'en reste plus en fin de matinée.</w:t>
+        <w:t xml:space="preserve">Centre le mieux doté des seize observés : le circuit de la glycémie — bon rempli en CPN, test au laboratoire voisin, résultat rapporté le matin même — fonctionne sous les yeux de l'observateur, et une femme non testée est notée pour un rattrapage au rendez-vous suivant. Affluence la plus forte de la série, absorbée par une organisation en trois postes. Un stagiaire est présent au poste de constantes, encadré. Une femme demande un dépliant ; il n'en reste plus en fin de matinée.</w:t>
       </w:r>
     </w:p>
     <w:p/>
@@ -4564,7 +4617,7 @@
                 <w:sz w:val="19"/>
                 <w:szCs w:val="19"/>
               </w:rPr>
-              <w:t xml:space="preserve">1</w:t>
+              <w:t xml:space="preserve">2</w:t>
             </w:r>
           </w:p>
         </w:tc>
@@ -4588,7 +4641,7 @@
                 <w:sz w:val="19"/>
                 <w:szCs w:val="19"/>
               </w:rPr>
-              <w:t xml:space="preserve">fonctionnel — en salle de CPN (test de contrôle effectué le matin)</w:t>
+              <w:t xml:space="preserve">fonctionnels — 1 au laboratoire (test de contrôle effectué le matin) ; 1 en salle de CPN pour les urgences</w:t>
             </w:r>
           </w:p>
         </w:tc>
@@ -4612,7 +4665,7 @@
                 <w:sz w:val="19"/>
                 <w:szCs w:val="19"/>
               </w:rPr>
-              <w:t xml:space="preserve">Inutilisé pendant la demi-journée faute de bandelettes : aucune glycémie de première CPN n'est faite.</w:t>
+              <w:t xml:space="preserve">Aucune glycémie de première CPN faite pendant la demi-journée : le laboratoire n'a pas de bandelettes valides, et le glucomètre de la CPN utilise les mêmes.</w:t>
             </w:r>
           </w:p>
         </w:tc>
@@ -4737,7 +4790,7 @@
                 <w:sz w:val="19"/>
                 <w:szCs w:val="19"/>
               </w:rPr>
-              <w:t xml:space="preserve">Stock de la CPN périmé en mars 2026, non remplacé. La consultation MNT dispose de sa propre petite réserve, réservée aux patients suivis.</w:t>
+              <w:t xml:space="preserve">Stock du laboratoire périmé en mars 2026, non remplacé. La consultation MNT dispose de sa propre petite réserve, réservée aux patients suivis.</w:t>
             </w:r>
           </w:p>
         </w:tc>
@@ -5442,7 +5495,60 @@
                 <w:sz w:val="19"/>
                 <w:szCs w:val="19"/>
               </w:rPr>
-              <w:t xml:space="preserve">NON faite — rupture de bandelettes</w:t>
+              <w:t xml:space="preserve">NON faite — rupture de bandelettes au laboratoire</w:t>
+            </w:r>
+          </w:p>
+        </w:tc>
+      </w:tr>
+      <w:tr>
+        <w:trPr>
+          <w:tblHeader w:val="off"/>
+        </w:trPr>
+        <w:tc>
+          <w:tcPr>
+            <w:tcW w:type="dxa" w:w="3400"/>
+            <w:tcMar>
+              <w:top w:type="dxa" w:w="60"/>
+              <w:left w:type="dxa" w:w="100"/>
+              <w:bottom w:type="dxa" w:w="60"/>
+              <w:right w:type="dxa" w:w="100"/>
+            </w:tcMar>
+          </w:tcPr>
+          <w:p>
+            <w:r>
+              <w:rPr>
+                <w:b w:val="false"/>
+                <w:bCs w:val="false"/>
+                <w:i w:val="false"/>
+                <w:iCs w:val="false"/>
+                <w:sz w:val="19"/>
+                <w:szCs w:val="19"/>
+              </w:rPr>
+              <w:t xml:space="preserve">Glucomètre propre à la CPN (urgences)</w:t>
+            </w:r>
+          </w:p>
+        </w:tc>
+        <w:tc>
+          <w:tcPr>
+            <w:tcW w:type="dxa" w:w="5626"/>
+            <w:tcMar>
+              <w:top w:type="dxa" w:w="60"/>
+              <w:left w:type="dxa" w:w="100"/>
+              <w:bottom w:type="dxa" w:w="60"/>
+              <w:right w:type="dxa" w:w="100"/>
+            </w:tcMar>
+          </w:tcPr>
+          <w:p>
+            <w:r>
+              <w:rPr>
+                <w:b w:val="false"/>
+                <w:bCs w:val="false"/>
+                <w:i w:val="false"/>
+                <w:iCs w:val="false"/>
+                <w:sz w:val="19"/>
+                <w:szCs w:val="19"/>
+              </w:rPr>
+              <w:t xml:space="preserve">oui</w:t>
             </w:r>
           </w:p>
         </w:tc>
@@ -7607,7 +7713,7 @@
                 <w:sz w:val="19"/>
                 <w:szCs w:val="19"/>
               </w:rPr>
-              <w:t xml:space="preserve">1</w:t>
+              <w:t xml:space="preserve">2</w:t>
             </w:r>
           </w:p>
         </w:tc>
@@ -7631,7 +7737,7 @@
                 <w:sz w:val="19"/>
                 <w:szCs w:val="19"/>
               </w:rPr>
-              <w:t xml:space="preserve">fonctionnel — au poste de constantes de la CPN</w:t>
+              <w:t xml:space="preserve">fonctionnels — 1 au laboratoire ; 1 en salle de constantes pour les urgences</w:t>
             </w:r>
           </w:p>
         </w:tc>
@@ -7655,7 +7761,7 @@
                 <w:sz w:val="19"/>
                 <w:szCs w:val="19"/>
               </w:rPr>
-              <w:t xml:space="preserve">Glycémie capillaire faite à chaque femme de première CPN pendant la demi-journée ; ensuite sur facteurs de risque seulement. Aucune glycémie de contrôle systématique au troisième trimestre au registre.</w:t>
+              <w:t xml:space="preserve">Glycémie de la première CPN demandée par bon pour toutes et faite au laboratoire pendant la demi-journée ; ensuite sur facteurs de risque seulement. Aucune glycémie de contrôle systématique au troisième trimestre au registre du laboratoire.</w:t>
             </w:r>
           </w:p>
         </w:tc>
@@ -7780,7 +7886,7 @@
                 <w:sz w:val="19"/>
                 <w:szCs w:val="19"/>
               </w:rPr>
-              <w:t xml:space="preserve">À la CPN. Stock faible ; la consultation MNT puise dans le même stock de la pharmacie.</w:t>
+              <w:t xml:space="preserve">Au laboratoire. Stock faible, partagé avec la consultation MNT.</w:t>
             </w:r>
           </w:p>
         </w:tc>
@@ -8485,7 +8591,60 @@
                 <w:sz w:val="19"/>
                 <w:szCs w:val="19"/>
               </w:rPr>
-              <w:t xml:space="preserve">faite à toutes les femmes de première CPN reçues</w:t>
+              <w:t xml:space="preserve">demandée par la CPN et faite à toutes les femmes de première CPN reçues</w:t>
+            </w:r>
+          </w:p>
+        </w:tc>
+      </w:tr>
+      <w:tr>
+        <w:trPr>
+          <w:tblHeader w:val="off"/>
+        </w:trPr>
+        <w:tc>
+          <w:tcPr>
+            <w:tcW w:type="dxa" w:w="3400"/>
+            <w:tcMar>
+              <w:top w:type="dxa" w:w="60"/>
+              <w:left w:type="dxa" w:w="100"/>
+              <w:bottom w:type="dxa" w:w="60"/>
+              <w:right w:type="dxa" w:w="100"/>
+            </w:tcMar>
+          </w:tcPr>
+          <w:p>
+            <w:r>
+              <w:rPr>
+                <w:b w:val="false"/>
+                <w:bCs w:val="false"/>
+                <w:i w:val="false"/>
+                <w:iCs w:val="false"/>
+                <w:sz w:val="19"/>
+                <w:szCs w:val="19"/>
+              </w:rPr>
+              <w:t xml:space="preserve">Glucomètre propre à la CPN (urgences)</w:t>
+            </w:r>
+          </w:p>
+        </w:tc>
+        <w:tc>
+          <w:tcPr>
+            <w:tcW w:type="dxa" w:w="5626"/>
+            <w:tcMar>
+              <w:top w:type="dxa" w:w="60"/>
+              <w:left w:type="dxa" w:w="100"/>
+              <w:bottom w:type="dxa" w:w="60"/>
+              <w:right w:type="dxa" w:w="100"/>
+            </w:tcMar>
+          </w:tcPr>
+          <w:p>
+            <w:r>
+              <w:rPr>
+                <w:b w:val="false"/>
+                <w:bCs w:val="false"/>
+                <w:i w:val="false"/>
+                <w:iCs w:val="false"/>
+                <w:sz w:val="19"/>
+                <w:szCs w:val="19"/>
+              </w:rPr>
+              <w:t xml:space="preserve">oui</w:t>
             </w:r>
           </w:p>
         </w:tc>
@@ -10674,7 +10833,7 @@
                 <w:sz w:val="19"/>
                 <w:szCs w:val="19"/>
               </w:rPr>
-              <w:t xml:space="preserve">fonctionnel — en salle de CPN</w:t>
+              <w:t xml:space="preserve">fonctionnel — au laboratoire ; aucun glucomètre en salle de CPN</w:t>
             </w:r>
           </w:p>
         </w:tc>
@@ -10698,7 +10857,7 @@
                 <w:sz w:val="19"/>
                 <w:szCs w:val="19"/>
               </w:rPr>
-              <w:t xml:space="preserve">Utilisé par la seule professionnelle formée à son usage. Appelée à la maternité pendant près de deux heures, elle est absente de la CPN : pendant ce temps, aucune glycémie n'est faite aux femmes de première CPN.</w:t>
+              <w:t xml:space="preserve">Le seul laborantin est en formation au district le jour de l'observation : les bons de glycémie de la première CPN sont reportés, et la CPN n'a pas d'appareil pour le remplacer.</w:t>
             </w:r>
           </w:p>
         </w:tc>
@@ -10823,7 +10982,7 @@
                 <w:sz w:val="19"/>
                 <w:szCs w:val="19"/>
               </w:rPr>
-              <w:t xml:space="preserve">À la CPN.</w:t>
+              <w:t xml:space="preserve">Au laboratoire.</w:t>
             </w:r>
           </w:p>
         </w:tc>
@@ -11528,7 +11687,60 @@
                 <w:sz w:val="19"/>
                 <w:szCs w:val="19"/>
               </w:rPr>
-              <w:t xml:space="preserve">NON faite — aucun prestataire formé au glucomètre présent</w:t>
+              <w:t xml:space="preserve">NON faite — laborantin absent, sans relais en CPN</w:t>
+            </w:r>
+          </w:p>
+        </w:tc>
+      </w:tr>
+      <w:tr>
+        <w:trPr>
+          <w:tblHeader w:val="off"/>
+        </w:trPr>
+        <w:tc>
+          <w:tcPr>
+            <w:tcW w:type="dxa" w:w="3400"/>
+            <w:tcMar>
+              <w:top w:type="dxa" w:w="60"/>
+              <w:left w:type="dxa" w:w="100"/>
+              <w:bottom w:type="dxa" w:w="60"/>
+              <w:right w:type="dxa" w:w="100"/>
+            </w:tcMar>
+          </w:tcPr>
+          <w:p>
+            <w:r>
+              <w:rPr>
+                <w:b w:val="false"/>
+                <w:bCs w:val="false"/>
+                <w:i w:val="false"/>
+                <w:iCs w:val="false"/>
+                <w:sz w:val="19"/>
+                <w:szCs w:val="19"/>
+              </w:rPr>
+              <w:t xml:space="preserve">Glucomètre propre à la CPN (urgences)</w:t>
+            </w:r>
+          </w:p>
+        </w:tc>
+        <w:tc>
+          <w:tcPr>
+            <w:tcW w:type="dxa" w:w="5626"/>
+            <w:tcMar>
+              <w:top w:type="dxa" w:w="60"/>
+              <w:left w:type="dxa" w:w="100"/>
+              <w:bottom w:type="dxa" w:w="60"/>
+              <w:right w:type="dxa" w:w="100"/>
+            </w:tcMar>
+          </w:tcPr>
+          <w:p>
+            <w:r>
+              <w:rPr>
+                <w:b w:val="false"/>
+                <w:bCs w:val="false"/>
+                <w:i w:val="false"/>
+                <w:iCs w:val="false"/>
+                <w:sz w:val="19"/>
+                <w:szCs w:val="19"/>
+              </w:rPr>
+              <w:t xml:space="preserve">non</w:t>
             </w:r>
           </w:p>
         </w:tc>
@@ -12459,7 +12671,7 @@
                 <w:sz w:val="19"/>
                 <w:szCs w:val="19"/>
               </w:rPr>
-              <w:t xml:space="preserve">Colonne tension renseignée sur environ quatre lignes sur cinq. Case « diabète » de la première CPN renseignée sur une partie des lignes seulement ; vide, selon l'équipe, les jours où la professionnelle formée est absente.</w:t>
+              <w:t xml:space="preserve">Colonne tension renseignée sur environ quatre lignes sur cinq. Case « diabète » de la première CPN renseignée sur une partie des lignes seulement ; vide, selon l'équipe, les jours d'absence du laborantin.</w:t>
             </w:r>
           </w:p>
         </w:tc>
@@ -12540,7 +12752,7 @@
           <w:sz w:val="20"/>
           <w:szCs w:val="20"/>
         </w:rPr>
-        <w:t xml:space="preserve">Matinée calme. Le titulaire assure à la fois la CPN et les rapports, et s'absente vingt minutes pour une réunion téléphonique avec le district. La professionnelle formée au glucomètre est appelée à la maternité pendant près de deux heures ; les femmes de première CPN reçues dans l'intervalle repartent sans glycémie.</w:t>
+        <w:t xml:space="preserve">Matinée calme. Le titulaire assure à la fois la CPN et les rapports, et s'absente vingt minutes pour une réunion téléphonique avec le district. Le seul laborantin est en formation au district : les femmes de première CPN repartent avec un bon de glycémie qu'aucun service ne peut honorer ce jour-là.</w:t>
       </w:r>
     </w:p>
     <w:p/>
@@ -12565,7 +12777,7 @@
           <w:sz w:val="20"/>
           <w:szCs w:val="20"/>
         </w:rPr>
-        <w:t xml:space="preserve">Centre « moyen » à tous égards : ni démuni, ni outillé. C'est précisément ce profil, le plus fréquent, qui manquait à la vague 1, construite sur des contrastes. Le test de la première CPN y dépend d'une seule personne formée : c'est la forme la moins visible de l'interruption, puisque ni l'appareil ni les bandelettes ne manquent. Rien de marquant entre propos et constats.</w:t>
+        <w:t xml:space="preserve">Centre « moyen » à tous égards : ni démuni, ni outillé. C'est précisément ce profil, le plus fréquent, qui manquait à la vague 1, construite sur des contrastes. Le test de la première CPN y dépend d'une seule personne, le laborantin : c'est la forme la moins visible de l'interruption, puisque ni l'appareil ni les bandelettes ne manquent. Rien de marquant entre propos et constats.</w:t>
       </w:r>
     </w:p>
     <w:p>
@@ -13717,7 +13929,7 @@
                 <w:sz w:val="19"/>
                 <w:szCs w:val="19"/>
               </w:rPr>
-              <w:t xml:space="preserve">fonctionnel — en salle de CPN</w:t>
+              <w:t xml:space="preserve">fonctionnel — au laboratoire ; aucun glucomètre en salle de CPN</w:t>
             </w:r>
           </w:p>
         </w:tc>
@@ -13866,7 +14078,7 @@
                 <w:sz w:val="19"/>
                 <w:szCs w:val="19"/>
               </w:rPr>
-              <w:t xml:space="preserve">Flacons conservés dans l'armoire de la CPN ; l'équipe dit attendre leur remplacement.</w:t>
+              <w:t xml:space="preserve">Flacons conservés dans l'armoire du laboratoire ; l'équipe dit attendre leur remplacement.</w:t>
             </w:r>
           </w:p>
         </w:tc>
@@ -14571,7 +14783,60 @@
                 <w:sz w:val="19"/>
                 <w:szCs w:val="19"/>
               </w:rPr>
-              <w:t xml:space="preserve">NON faite — rupture de bandelettes</w:t>
+              <w:t xml:space="preserve">NON faite — rupture de bandelettes au laboratoire</w:t>
+            </w:r>
+          </w:p>
+        </w:tc>
+      </w:tr>
+      <w:tr>
+        <w:trPr>
+          <w:tblHeader w:val="off"/>
+        </w:trPr>
+        <w:tc>
+          <w:tcPr>
+            <w:tcW w:type="dxa" w:w="3400"/>
+            <w:tcMar>
+              <w:top w:type="dxa" w:w="60"/>
+              <w:left w:type="dxa" w:w="100"/>
+              <w:bottom w:type="dxa" w:w="60"/>
+              <w:right w:type="dxa" w:w="100"/>
+            </w:tcMar>
+          </w:tcPr>
+          <w:p>
+            <w:r>
+              <w:rPr>
+                <w:b w:val="false"/>
+                <w:bCs w:val="false"/>
+                <w:i w:val="false"/>
+                <w:iCs w:val="false"/>
+                <w:sz w:val="19"/>
+                <w:szCs w:val="19"/>
+              </w:rPr>
+              <w:t xml:space="preserve">Glucomètre propre à la CPN (urgences)</w:t>
+            </w:r>
+          </w:p>
+        </w:tc>
+        <w:tc>
+          <w:tcPr>
+            <w:tcW w:type="dxa" w:w="5626"/>
+            <w:tcMar>
+              <w:top w:type="dxa" w:w="60"/>
+              <w:left w:type="dxa" w:w="100"/>
+              <w:bottom w:type="dxa" w:w="60"/>
+              <w:right w:type="dxa" w:w="100"/>
+            </w:tcMar>
+          </w:tcPr>
+          <w:p>
+            <w:r>
+              <w:rPr>
+                <w:b w:val="false"/>
+                <w:bCs w:val="false"/>
+                <w:i w:val="false"/>
+                <w:iCs w:val="false"/>
+                <w:sz w:val="19"/>
+                <w:szCs w:val="19"/>
+              </w:rPr>
+              <w:t xml:space="preserve">non</w:t>
             </w:r>
           </w:p>
         </w:tc>
@@ -16736,7 +17001,7 @@
                 <w:sz w:val="19"/>
                 <w:szCs w:val="19"/>
               </w:rPr>
-              <w:t xml:space="preserve">1</w:t>
+              <w:t xml:space="preserve">2</w:t>
             </w:r>
           </w:p>
         </w:tc>
@@ -16760,7 +17025,7 @@
                 <w:sz w:val="19"/>
                 <w:szCs w:val="19"/>
               </w:rPr>
-              <w:t xml:space="preserve">fonctionnel — au poste de constantes</w:t>
+              <w:t xml:space="preserve">fonctionnels — 1 au laboratoire ; 1 au poste de constantes pour les urgences</w:t>
             </w:r>
           </w:p>
         </w:tc>
@@ -16784,7 +17049,7 @@
                 <w:sz w:val="19"/>
                 <w:szCs w:val="19"/>
               </w:rPr>
-              <w:t xml:space="preserve">Glycémie de la première CPN faite pour toutes pendant la demi-journée, par la professionnelle formée ; le stagiaire n'utilise pas l'appareil. Ensuite sur facteurs de risque seulement ; aucune glycémie de contrôle systématique au troisième trimestre.</w:t>
+              <w:t xml:space="preserve">Glycémie de la première CPN demandée par bon pour toutes et faite au laboratoire pendant la demi-journée ; ensuite sur facteurs de risque seulement. Le glucomètre de la CPN est utilisé par la professionnelle formée ; le stagiaire ne s'en sert pas.</w:t>
             </w:r>
           </w:p>
         </w:tc>
@@ -16909,7 +17174,7 @@
                 <w:sz w:val="19"/>
                 <w:szCs w:val="19"/>
               </w:rPr>
-              <w:t xml:space="preserve">À la CPN. Stock très faible.</w:t>
+              <w:t xml:space="preserve">Au laboratoire. Stock très faible.</w:t>
             </w:r>
           </w:p>
         </w:tc>
@@ -17614,7 +17879,60 @@
                 <w:sz w:val="19"/>
                 <w:szCs w:val="19"/>
               </w:rPr>
-              <w:t xml:space="preserve">faite à toutes les femmes de première CPN reçues</w:t>
+              <w:t xml:space="preserve">demandée par la CPN et faite à toutes les femmes de première CPN reçues</w:t>
+            </w:r>
+          </w:p>
+        </w:tc>
+      </w:tr>
+      <w:tr>
+        <w:trPr>
+          <w:tblHeader w:val="off"/>
+        </w:trPr>
+        <w:tc>
+          <w:tcPr>
+            <w:tcW w:type="dxa" w:w="3400"/>
+            <w:tcMar>
+              <w:top w:type="dxa" w:w="60"/>
+              <w:left w:type="dxa" w:w="100"/>
+              <w:bottom w:type="dxa" w:w="60"/>
+              <w:right w:type="dxa" w:w="100"/>
+            </w:tcMar>
+          </w:tcPr>
+          <w:p>
+            <w:r>
+              <w:rPr>
+                <w:b w:val="false"/>
+                <w:bCs w:val="false"/>
+                <w:i w:val="false"/>
+                <w:iCs w:val="false"/>
+                <w:sz w:val="19"/>
+                <w:szCs w:val="19"/>
+              </w:rPr>
+              <w:t xml:space="preserve">Glucomètre propre à la CPN (urgences)</w:t>
+            </w:r>
+          </w:p>
+        </w:tc>
+        <w:tc>
+          <w:tcPr>
+            <w:tcW w:type="dxa" w:w="5626"/>
+            <w:tcMar>
+              <w:top w:type="dxa" w:w="60"/>
+              <w:left w:type="dxa" w:w="100"/>
+              <w:bottom w:type="dxa" w:w="60"/>
+              <w:right w:type="dxa" w:w="100"/>
+            </w:tcMar>
+          </w:tcPr>
+          <w:p>
+            <w:r>
+              <w:rPr>
+                <w:b w:val="false"/>
+                <w:bCs w:val="false"/>
+                <w:i w:val="false"/>
+                <w:iCs w:val="false"/>
+                <w:sz w:val="19"/>
+                <w:szCs w:val="19"/>
+              </w:rPr>
+              <w:t xml:space="preserve">oui</w:t>
             </w:r>
           </w:p>
         </w:tc>
@@ -19779,7 +20097,7 @@
                 <w:sz w:val="19"/>
                 <w:szCs w:val="19"/>
               </w:rPr>
-              <w:t xml:space="preserve">1</w:t>
+              <w:t xml:space="preserve">2</w:t>
             </w:r>
           </w:p>
         </w:tc>
@@ -19803,7 +20121,7 @@
                 <w:sz w:val="19"/>
                 <w:szCs w:val="19"/>
               </w:rPr>
-              <w:t xml:space="preserve">fonctionnel — en salle de CPN</w:t>
+              <w:t xml:space="preserve">fonctionnels — 1 au laboratoire ; 1 en salle de CPN pour les urgences</w:t>
             </w:r>
           </w:p>
         </w:tc>
@@ -19827,7 +20145,7 @@
                 <w:sz w:val="19"/>
                 <w:szCs w:val="19"/>
               </w:rPr>
-              <w:t xml:space="preserve">Utilisé par une seule des deux professionnelles ; pendant ses absences, appelée à la vaccination, les femmes de première CPN repartent sans glycémie. Aucune glycémie de rattrapage n'apparaît au registre.</w:t>
+              <w:t xml:space="preserve">Le laborantin, seul, est appelé à l'hôpital pour la matinée : aucune glycémie de première CPN n'est faite au laboratoire. Le glucomètre de la CPN n'est utilisé que par une des deux professionnelles, appelée à la vaccination : les femmes de première CPN repartent sans test. Aucune glycémie de rattrapage n'apparaît au registre.</w:t>
             </w:r>
           </w:p>
         </w:tc>
@@ -19952,7 +20270,7 @@
                 <w:sz w:val="19"/>
                 <w:szCs w:val="19"/>
               </w:rPr>
-              <w:t xml:space="preserve">À la CPN.</w:t>
+              <w:t xml:space="preserve">Au laboratoire ; la CPN y puise pour son glucomètre.</w:t>
             </w:r>
           </w:p>
         </w:tc>
@@ -20657,7 +20975,60 @@
                 <w:sz w:val="19"/>
                 <w:szCs w:val="19"/>
               </w:rPr>
-              <w:t xml:space="preserve">NON faite — aucun prestataire formé au glucomètre présent</w:t>
+              <w:t xml:space="preserve">NON faite — laborantin absent, sans relais en CPN</w:t>
+            </w:r>
+          </w:p>
+        </w:tc>
+      </w:tr>
+      <w:tr>
+        <w:trPr>
+          <w:tblHeader w:val="off"/>
+        </w:trPr>
+        <w:tc>
+          <w:tcPr>
+            <w:tcW w:type="dxa" w:w="3400"/>
+            <w:tcMar>
+              <w:top w:type="dxa" w:w="60"/>
+              <w:left w:type="dxa" w:w="100"/>
+              <w:bottom w:type="dxa" w:w="60"/>
+              <w:right w:type="dxa" w:w="100"/>
+            </w:tcMar>
+          </w:tcPr>
+          <w:p>
+            <w:r>
+              <w:rPr>
+                <w:b w:val="false"/>
+                <w:bCs w:val="false"/>
+                <w:i w:val="false"/>
+                <w:iCs w:val="false"/>
+                <w:sz w:val="19"/>
+                <w:szCs w:val="19"/>
+              </w:rPr>
+              <w:t xml:space="preserve">Glucomètre propre à la CPN (urgences)</w:t>
+            </w:r>
+          </w:p>
+        </w:tc>
+        <w:tc>
+          <w:tcPr>
+            <w:tcW w:type="dxa" w:w="5626"/>
+            <w:tcMar>
+              <w:top w:type="dxa" w:w="60"/>
+              <w:left w:type="dxa" w:w="100"/>
+              <w:bottom w:type="dxa" w:w="60"/>
+              <w:right w:type="dxa" w:w="100"/>
+            </w:tcMar>
+          </w:tcPr>
+          <w:p>
+            <w:r>
+              <w:rPr>
+                <w:b w:val="false"/>
+                <w:bCs w:val="false"/>
+                <w:i w:val="false"/>
+                <w:iCs w:val="false"/>
+                <w:sz w:val="19"/>
+                <w:szCs w:val="19"/>
+              </w:rPr>
+              <w:t xml:space="preserve">oui</w:t>
             </w:r>
           </w:p>
         </w:tc>
@@ -21694,7 +22065,7 @@
           <w:sz w:val="20"/>
           <w:szCs w:val="20"/>
         </w:rPr>
-        <w:t xml:space="preserve">L'absence de tout support d'information écrit change la portée de la question de la capacitation : ce qui n'est pas dit oralement n'est rattrapé par rien. Concordance avec les entretiens : une participante de ce centre dit ne pas savoir se servir du glucomètre, faute de formation, et l'observation montre que le test de la première CPN dépend de la présence de sa collègue. C'est une condition de formation et d'organisation, à ne pas attribuer à la personne. Ma présence dans une salle unique a certainement pesé ; je me suis placé à l'extérieur du rideau après vingt minutes.</w:t>
+        <w:t xml:space="preserve">L'absence de tout support d'information écrit change la portée de la question de la capacitation : ce qui n'est pas dit oralement n'est rattrapé par rien. Concordance avec les entretiens : une participante de ce centre dit ne pas savoir se servir du glucomètre de la CPN, faute de formation, et l'observation montre que, le laborantin absent, le test de la première CPN dépend de la présence de sa collègue. C'est une condition de formation et d'organisation, à ne pas attribuer à la personne. Ma présence dans une salle unique a certainement pesé ; je me suis placé à l'extérieur du rideau après vingt minutes.</w:t>
       </w:r>
     </w:p>
     <w:p>
@@ -22846,7 +23217,7 @@
                 <w:sz w:val="19"/>
                 <w:szCs w:val="19"/>
               </w:rPr>
-              <w:t xml:space="preserve">NON fonctionnel — en salle de CPN, message d'erreur persistant</w:t>
+              <w:t xml:space="preserve">NON fonctionnel — au laboratoire, message d'erreur persistant ; aucun glucomètre en salle de CPN</w:t>
             </w:r>
           </w:p>
         </w:tc>
@@ -23700,7 +24071,60 @@
                 <w:sz w:val="19"/>
                 <w:szCs w:val="19"/>
               </w:rPr>
-              <w:t xml:space="preserve">NON faite — glucomètre en panne</w:t>
+              <w:t xml:space="preserve">NON faite — glucomètre du laboratoire en panne</w:t>
+            </w:r>
+          </w:p>
+        </w:tc>
+      </w:tr>
+      <w:tr>
+        <w:trPr>
+          <w:tblHeader w:val="off"/>
+        </w:trPr>
+        <w:tc>
+          <w:tcPr>
+            <w:tcW w:type="dxa" w:w="3400"/>
+            <w:tcMar>
+              <w:top w:type="dxa" w:w="60"/>
+              <w:left w:type="dxa" w:w="100"/>
+              <w:bottom w:type="dxa" w:w="60"/>
+              <w:right w:type="dxa" w:w="100"/>
+            </w:tcMar>
+          </w:tcPr>
+          <w:p>
+            <w:r>
+              <w:rPr>
+                <w:b w:val="false"/>
+                <w:bCs w:val="false"/>
+                <w:i w:val="false"/>
+                <w:iCs w:val="false"/>
+                <w:sz w:val="19"/>
+                <w:szCs w:val="19"/>
+              </w:rPr>
+              <w:t xml:space="preserve">Glucomètre propre à la CPN (urgences)</w:t>
+            </w:r>
+          </w:p>
+        </w:tc>
+        <w:tc>
+          <w:tcPr>
+            <w:tcW w:type="dxa" w:w="5626"/>
+            <w:tcMar>
+              <w:top w:type="dxa" w:w="60"/>
+              <w:left w:type="dxa" w:w="100"/>
+              <w:bottom w:type="dxa" w:w="60"/>
+              <w:right w:type="dxa" w:w="100"/>
+            </w:tcMar>
+          </w:tcPr>
+          <w:p>
+            <w:r>
+              <w:rPr>
+                <w:b w:val="false"/>
+                <w:bCs w:val="false"/>
+                <w:i w:val="false"/>
+                <w:iCs w:val="false"/>
+                <w:sz w:val="19"/>
+                <w:szCs w:val="19"/>
+              </w:rPr>
+              <w:t xml:space="preserve">non</w:t>
             </w:r>
           </w:p>
         </w:tc>
@@ -25889,7 +26313,7 @@
                 <w:sz w:val="19"/>
                 <w:szCs w:val="19"/>
               </w:rPr>
-              <w:t xml:space="preserve">NEUF, fonctionnel — en salle de CPN</w:t>
+              <w:t xml:space="preserve">NEUF, fonctionnel — en salle de CPN (le laboratoire n'est pas encore opérationnel)</w:t>
             </w:r>
           </w:p>
         </w:tc>
@@ -25913,7 +26337,7 @@
                 <w:sz w:val="19"/>
                 <w:szCs w:val="19"/>
               </w:rPr>
-              <w:t xml:space="preserve">Livré avec le kit de CPN à l'ouverture du centre, alors que le laboratoire n'est pas encore opérationnel : la glycémie de la première CPN est faite à toutes en salle de CPN.</w:t>
+              <w:t xml:space="preserve">Livré avec le kit de CPN à l'ouverture du centre : en attendant le laboratoire, la glycémie de la première CPN est faite à toutes par l'équipe de CPN.</w:t>
             </w:r>
           </w:p>
         </w:tc>
@@ -26743,7 +27167,60 @@
                 <w:sz w:val="19"/>
                 <w:szCs w:val="19"/>
               </w:rPr>
-              <w:t xml:space="preserve">faite à toutes les femmes de première CPN reçues</w:t>
+              <w:t xml:space="preserve">demandée par la CPN et faite à toutes les femmes de première CPN reçues</w:t>
+            </w:r>
+          </w:p>
+        </w:tc>
+      </w:tr>
+      <w:tr>
+        <w:trPr>
+          <w:tblHeader w:val="off"/>
+        </w:trPr>
+        <w:tc>
+          <w:tcPr>
+            <w:tcW w:type="dxa" w:w="3400"/>
+            <w:tcMar>
+              <w:top w:type="dxa" w:w="60"/>
+              <w:left w:type="dxa" w:w="100"/>
+              <w:bottom w:type="dxa" w:w="60"/>
+              <w:right w:type="dxa" w:w="100"/>
+            </w:tcMar>
+          </w:tcPr>
+          <w:p>
+            <w:r>
+              <w:rPr>
+                <w:b w:val="false"/>
+                <w:bCs w:val="false"/>
+                <w:i w:val="false"/>
+                <w:iCs w:val="false"/>
+                <w:sz w:val="19"/>
+                <w:szCs w:val="19"/>
+              </w:rPr>
+              <w:t xml:space="preserve">Glucomètre propre à la CPN (urgences)</w:t>
+            </w:r>
+          </w:p>
+        </w:tc>
+        <w:tc>
+          <w:tcPr>
+            <w:tcW w:type="dxa" w:w="5626"/>
+            <w:tcMar>
+              <w:top w:type="dxa" w:w="60"/>
+              <w:left w:type="dxa" w:w="100"/>
+              <w:bottom w:type="dxa" w:w="60"/>
+              <w:right w:type="dxa" w:w="100"/>
+            </w:tcMar>
+          </w:tcPr>
+          <w:p>
+            <w:r>
+              <w:rPr>
+                <w:b w:val="false"/>
+                <w:bCs w:val="false"/>
+                <w:i w:val="false"/>
+                <w:iCs w:val="false"/>
+                <w:sz w:val="19"/>
+                <w:szCs w:val="19"/>
+              </w:rPr>
+              <w:t xml:space="preserve">oui</w:t>
             </w:r>
           </w:p>
         </w:tc>
@@ -27780,7 +28257,7 @@
           <w:sz w:val="20"/>
           <w:szCs w:val="20"/>
         </w:rPr>
-        <w:t xml:space="preserve">Ce centre montre une forme d'inégalité qui n'est ni une rupture ni une panne : une dotation incomplète (laboratoire, bandelettes urinaires, registre). Le glucomètre livré avec le kit de CPN montre en revanche que le test de la première CPN ne dépend pas d'un laboratoire. Il interroge le calendrier de mise en service plus que la gestion courante — élément non anticipé par la grille.</w:t>
+        <w:t xml:space="preserve">Ce centre montre une forme d'inégalité qui n'est ni une rupture ni une panne : une dotation incomplète (laboratoire, bandelettes urinaires, registre). Le glucomètre livré avec le kit de CPN permet en revanche à l'équipe de CPN de faire elle-même le test de la première CPN en attendant le laboratoire. Il interroge le calendrier de mise en service plus que la gestion courante — élément non anticipé par la grille.</w:t>
       </w:r>
     </w:p>
     <w:p>
@@ -28932,7 +29409,7 @@
                 <w:sz w:val="19"/>
                 <w:szCs w:val="19"/>
               </w:rPr>
-              <w:t xml:space="preserve">fonctionnel — en salle de CPN</w:t>
+              <w:t xml:space="preserve">fonctionnel — au laboratoire ; aucun glucomètre en salle de CPN</w:t>
             </w:r>
           </w:p>
         </w:tc>
@@ -28956,7 +29433,7 @@
                 <w:sz w:val="19"/>
                 <w:szCs w:val="19"/>
               </w:rPr>
-              <w:t xml:space="preserve">Glycémie de la première CPN faite pour toutes, puis sur facteurs de risque. Aucune glycémie de contrôle systématique au troisième trimestre. Une femme arrivée un jour de rupture est notée pour un test au rendez-vous suivant.</w:t>
+              <w:t xml:space="preserve">Glycémie de la première CPN demandée par bon pour toutes et faite au laboratoire, puis sur facteurs de risque. En urgence, la CPN appelle le laborantin, qui vient faire le test dans la salle. Une femme arrivée un jour de rupture est notée pour un test au rendez-vous suivant.</w:t>
             </w:r>
           </w:p>
         </w:tc>
@@ -29081,7 +29558,7 @@
                 <w:sz w:val="19"/>
                 <w:szCs w:val="19"/>
               </w:rPr>
-              <w:t xml:space="preserve">À la CPN.</w:t>
+              <w:t xml:space="preserve">Au laboratoire.</w:t>
             </w:r>
           </w:p>
         </w:tc>
@@ -29786,7 +30263,60 @@
                 <w:sz w:val="19"/>
                 <w:szCs w:val="19"/>
               </w:rPr>
-              <w:t xml:space="preserve">faite à toutes les femmes de première CPN reçues</w:t>
+              <w:t xml:space="preserve">demandée par la CPN et faite à toutes les femmes de première CPN reçues</w:t>
+            </w:r>
+          </w:p>
+        </w:tc>
+      </w:tr>
+      <w:tr>
+        <w:trPr>
+          <w:tblHeader w:val="off"/>
+        </w:trPr>
+        <w:tc>
+          <w:tcPr>
+            <w:tcW w:type="dxa" w:w="3400"/>
+            <w:tcMar>
+              <w:top w:type="dxa" w:w="60"/>
+              <w:left w:type="dxa" w:w="100"/>
+              <w:bottom w:type="dxa" w:w="60"/>
+              <w:right w:type="dxa" w:w="100"/>
+            </w:tcMar>
+          </w:tcPr>
+          <w:p>
+            <w:r>
+              <w:rPr>
+                <w:b w:val="false"/>
+                <w:bCs w:val="false"/>
+                <w:i w:val="false"/>
+                <w:iCs w:val="false"/>
+                <w:sz w:val="19"/>
+                <w:szCs w:val="19"/>
+              </w:rPr>
+              <w:t xml:space="preserve">Glucomètre propre à la CPN (urgences)</w:t>
+            </w:r>
+          </w:p>
+        </w:tc>
+        <w:tc>
+          <w:tcPr>
+            <w:tcW w:type="dxa" w:w="5626"/>
+            <w:tcMar>
+              <w:top w:type="dxa" w:w="60"/>
+              <w:left w:type="dxa" w:w="100"/>
+              <w:bottom w:type="dxa" w:w="60"/>
+              <w:right w:type="dxa" w:w="100"/>
+            </w:tcMar>
+          </w:tcPr>
+          <w:p>
+            <w:r>
+              <w:rPr>
+                <w:b w:val="false"/>
+                <w:bCs w:val="false"/>
+                <w:i w:val="false"/>
+                <w:iCs w:val="false"/>
+                <w:sz w:val="19"/>
+                <w:szCs w:val="19"/>
+              </w:rPr>
+              <w:t xml:space="preserve">non</w:t>
             </w:r>
           </w:p>
         </w:tc>
@@ -31975,7 +32505,7 @@
                 <w:sz w:val="19"/>
                 <w:szCs w:val="19"/>
               </w:rPr>
-              <w:t xml:space="preserve">fonctionnel — en salle de CPN</w:t>
+              <w:t xml:space="preserve">fonctionnel — au laboratoire ; aucun glucomètre en salle de CPN</w:t>
             </w:r>
           </w:p>
         </w:tc>
@@ -32124,7 +32654,7 @@
                 <w:sz w:val="19"/>
                 <w:szCs w:val="19"/>
               </w:rPr>
-              <w:t xml:space="preserve">Aucune à la CPN depuis environ quatre mois selon l'équipe.</w:t>
+              <w:t xml:space="preserve">Aucune au laboratoire depuis environ quatre mois selon l'équipe.</w:t>
             </w:r>
           </w:p>
         </w:tc>
@@ -32829,7 +33359,60 @@
                 <w:sz w:val="19"/>
                 <w:szCs w:val="19"/>
               </w:rPr>
-              <w:t xml:space="preserve">NON faite — rupture de bandelettes</w:t>
+              <w:t xml:space="preserve">NON faite — rupture de bandelettes au laboratoire</w:t>
+            </w:r>
+          </w:p>
+        </w:tc>
+      </w:tr>
+      <w:tr>
+        <w:trPr>
+          <w:tblHeader w:val="off"/>
+        </w:trPr>
+        <w:tc>
+          <w:tcPr>
+            <w:tcW w:type="dxa" w:w="3400"/>
+            <w:tcMar>
+              <w:top w:type="dxa" w:w="60"/>
+              <w:left w:type="dxa" w:w="100"/>
+              <w:bottom w:type="dxa" w:w="60"/>
+              <w:right w:type="dxa" w:w="100"/>
+            </w:tcMar>
+          </w:tcPr>
+          <w:p>
+            <w:r>
+              <w:rPr>
+                <w:b w:val="false"/>
+                <w:bCs w:val="false"/>
+                <w:i w:val="false"/>
+                <w:iCs w:val="false"/>
+                <w:sz w:val="19"/>
+                <w:szCs w:val="19"/>
+              </w:rPr>
+              <w:t xml:space="preserve">Glucomètre propre à la CPN (urgences)</w:t>
+            </w:r>
+          </w:p>
+        </w:tc>
+        <w:tc>
+          <w:tcPr>
+            <w:tcW w:type="dxa" w:w="5626"/>
+            <w:tcMar>
+              <w:top w:type="dxa" w:w="60"/>
+              <w:left w:type="dxa" w:w="100"/>
+              <w:bottom w:type="dxa" w:w="60"/>
+              <w:right w:type="dxa" w:w="100"/>
+            </w:tcMar>
+          </w:tcPr>
+          <w:p>
+            <w:r>
+              <w:rPr>
+                <w:b w:val="false"/>
+                <w:bCs w:val="false"/>
+                <w:i w:val="false"/>
+                <w:iCs w:val="false"/>
+                <w:sz w:val="19"/>
+                <w:szCs w:val="19"/>
+              </w:rPr>
+              <w:t xml:space="preserve">non</w:t>
             </w:r>
           </w:p>
         </w:tc>
@@ -35018,7 +35601,7 @@
                 <w:sz w:val="19"/>
                 <w:szCs w:val="19"/>
               </w:rPr>
-              <w:t xml:space="preserve">fonctionnel — en salle de CPN</w:t>
+              <w:t xml:space="preserve">fonctionnel — au laboratoire ; aucun glucomètre en salle de CPN</w:t>
             </w:r>
           </w:p>
         </w:tc>
@@ -35042,7 +35625,7 @@
                 <w:sz w:val="19"/>
                 <w:szCs w:val="19"/>
               </w:rPr>
-              <w:t xml:space="preserve">Glycémie de la première CPN de nouveau faite pour toutes depuis le réapprovisionnement, la semaine précédant l'observation.</w:t>
+              <w:t xml:space="preserve">Glycémie de la première CPN de nouveau faite au laboratoire pour toutes depuis le réapprovisionnement, la semaine précédant l'observation.</w:t>
             </w:r>
           </w:p>
         </w:tc>
@@ -35167,7 +35750,7 @@
                 <w:sz w:val="19"/>
                 <w:szCs w:val="19"/>
               </w:rPr>
-              <w:t xml:space="preserve">Reçues la semaine précédant l'observation, après environ deux mois de rupture.</w:t>
+              <w:t xml:space="preserve">Au laboratoire. Reçues la semaine précédant l'observation, après environ deux mois de rupture.</w:t>
             </w:r>
           </w:p>
         </w:tc>
@@ -35872,7 +36455,60 @@
                 <w:sz w:val="19"/>
                 <w:szCs w:val="19"/>
               </w:rPr>
-              <w:t xml:space="preserve">faite à toutes les femmes de première CPN reçues</w:t>
+              <w:t xml:space="preserve">demandée par la CPN et faite à toutes les femmes de première CPN reçues</w:t>
+            </w:r>
+          </w:p>
+        </w:tc>
+      </w:tr>
+      <w:tr>
+        <w:trPr>
+          <w:tblHeader w:val="off"/>
+        </w:trPr>
+        <w:tc>
+          <w:tcPr>
+            <w:tcW w:type="dxa" w:w="3400"/>
+            <w:tcMar>
+              <w:top w:type="dxa" w:w="60"/>
+              <w:left w:type="dxa" w:w="100"/>
+              <w:bottom w:type="dxa" w:w="60"/>
+              <w:right w:type="dxa" w:w="100"/>
+            </w:tcMar>
+          </w:tcPr>
+          <w:p>
+            <w:r>
+              <w:rPr>
+                <w:b w:val="false"/>
+                <w:bCs w:val="false"/>
+                <w:i w:val="false"/>
+                <w:iCs w:val="false"/>
+                <w:sz w:val="19"/>
+                <w:szCs w:val="19"/>
+              </w:rPr>
+              <w:t xml:space="preserve">Glucomètre propre à la CPN (urgences)</w:t>
+            </w:r>
+          </w:p>
+        </w:tc>
+        <w:tc>
+          <w:tcPr>
+            <w:tcW w:type="dxa" w:w="5626"/>
+            <w:tcMar>
+              <w:top w:type="dxa" w:w="60"/>
+              <w:left w:type="dxa" w:w="100"/>
+              <w:bottom w:type="dxa" w:w="60"/>
+              <w:right w:type="dxa" w:w="100"/>
+            </w:tcMar>
+          </w:tcPr>
+          <w:p>
+            <w:r>
+              <w:rPr>
+                <w:b w:val="false"/>
+                <w:bCs w:val="false"/>
+                <w:i w:val="false"/>
+                <w:iCs w:val="false"/>
+                <w:sz w:val="19"/>
+                <w:szCs w:val="19"/>
+              </w:rPr>
+              <w:t xml:space="preserve">non</w:t>
             </w:r>
           </w:p>
         </w:tc>
@@ -38061,7 +38697,7 @@
                 <w:sz w:val="19"/>
                 <w:szCs w:val="19"/>
               </w:rPr>
-              <w:t xml:space="preserve">fonctionnel — en salle de CPN</w:t>
+              <w:t xml:space="preserve">fonctionnel — au laboratoire ; aucun glucomètre en salle de CPN</w:t>
             </w:r>
           </w:p>
         </w:tc>
@@ -38085,7 +38721,7 @@
                 <w:sz w:val="19"/>
                 <w:szCs w:val="19"/>
               </w:rPr>
-              <w:t xml:space="preserve">Glycémie de la première CPN faite pour toutes ; ensuite sur facteurs de risque seulement. Aucune glycémie de contrôle systématique au troisième trimestre.</w:t>
+              <w:t xml:space="preserve">Glycémie de la première CPN demandée par bon pour toutes et faite au laboratoire ; ensuite sur facteurs de risque seulement. Aucune glycémie de contrôle systématique au troisième trimestre.</w:t>
             </w:r>
           </w:p>
         </w:tc>
@@ -38210,7 +38846,7 @@
                 <w:sz w:val="19"/>
                 <w:szCs w:val="19"/>
               </w:rPr>
-              <w:t xml:space="preserve">À la CPN.</w:t>
+              <w:t xml:space="preserve">Au laboratoire.</w:t>
             </w:r>
           </w:p>
         </w:tc>
@@ -38915,7 +39551,60 @@
                 <w:sz w:val="19"/>
                 <w:szCs w:val="19"/>
               </w:rPr>
-              <w:t xml:space="preserve">faite à toutes les femmes de première CPN reçues</w:t>
+              <w:t xml:space="preserve">demandée par la CPN et faite à toutes les femmes de première CPN reçues</w:t>
+            </w:r>
+          </w:p>
+        </w:tc>
+      </w:tr>
+      <w:tr>
+        <w:trPr>
+          <w:tblHeader w:val="off"/>
+        </w:trPr>
+        <w:tc>
+          <w:tcPr>
+            <w:tcW w:type="dxa" w:w="3400"/>
+            <w:tcMar>
+              <w:top w:type="dxa" w:w="60"/>
+              <w:left w:type="dxa" w:w="100"/>
+              <w:bottom w:type="dxa" w:w="60"/>
+              <w:right w:type="dxa" w:w="100"/>
+            </w:tcMar>
+          </w:tcPr>
+          <w:p>
+            <w:r>
+              <w:rPr>
+                <w:b w:val="false"/>
+                <w:bCs w:val="false"/>
+                <w:i w:val="false"/>
+                <w:iCs w:val="false"/>
+                <w:sz w:val="19"/>
+                <w:szCs w:val="19"/>
+              </w:rPr>
+              <w:t xml:space="preserve">Glucomètre propre à la CPN (urgences)</w:t>
+            </w:r>
+          </w:p>
+        </w:tc>
+        <w:tc>
+          <w:tcPr>
+            <w:tcW w:type="dxa" w:w="5626"/>
+            <w:tcMar>
+              <w:top w:type="dxa" w:w="60"/>
+              <w:left w:type="dxa" w:w="100"/>
+              <w:bottom w:type="dxa" w:w="60"/>
+              <w:right w:type="dxa" w:w="100"/>
+            </w:tcMar>
+          </w:tcPr>
+          <w:p>
+            <w:r>
+              <w:rPr>
+                <w:b w:val="false"/>
+                <w:bCs w:val="false"/>
+                <w:i w:val="false"/>
+                <w:iCs w:val="false"/>
+                <w:sz w:val="19"/>
+                <w:szCs w:val="19"/>
+              </w:rPr>
+              <w:t xml:space="preserve">non</w:t>
             </w:r>
           </w:p>
         </w:tc>
@@ -41104,7 +41793,7 @@
                 <w:sz w:val="19"/>
                 <w:szCs w:val="19"/>
               </w:rPr>
-              <w:t xml:space="preserve">NON fonctionnel — en salle de CPN, message d'erreur persistant</w:t>
+              <w:t xml:space="preserve">NON fonctionnel — au laboratoire, message d'erreur persistant ; aucun glucomètre en salle de CPN</w:t>
             </w:r>
           </w:p>
         </w:tc>
@@ -41958,7 +42647,60 @@
                 <w:sz w:val="19"/>
                 <w:szCs w:val="19"/>
               </w:rPr>
-              <w:t xml:space="preserve">NON faite — glucomètre en panne</w:t>
+              <w:t xml:space="preserve">NON faite — glucomètre du laboratoire en panne</w:t>
+            </w:r>
+          </w:p>
+        </w:tc>
+      </w:tr>
+      <w:tr>
+        <w:trPr>
+          <w:tblHeader w:val="off"/>
+        </w:trPr>
+        <w:tc>
+          <w:tcPr>
+            <w:tcW w:type="dxa" w:w="3400"/>
+            <w:tcMar>
+              <w:top w:type="dxa" w:w="60"/>
+              <w:left w:type="dxa" w:w="100"/>
+              <w:bottom w:type="dxa" w:w="60"/>
+              <w:right w:type="dxa" w:w="100"/>
+            </w:tcMar>
+          </w:tcPr>
+          <w:p>
+            <w:r>
+              <w:rPr>
+                <w:b w:val="false"/>
+                <w:bCs w:val="false"/>
+                <w:i w:val="false"/>
+                <w:iCs w:val="false"/>
+                <w:sz w:val="19"/>
+                <w:szCs w:val="19"/>
+              </w:rPr>
+              <w:t xml:space="preserve">Glucomètre propre à la CPN (urgences)</w:t>
+            </w:r>
+          </w:p>
+        </w:tc>
+        <w:tc>
+          <w:tcPr>
+            <w:tcW w:type="dxa" w:w="5626"/>
+            <w:tcMar>
+              <w:top w:type="dxa" w:w="60"/>
+              <w:left w:type="dxa" w:w="100"/>
+              <w:bottom w:type="dxa" w:w="60"/>
+              <w:right w:type="dxa" w:w="100"/>
+            </w:tcMar>
+          </w:tcPr>
+          <w:p>
+            <w:r>
+              <w:rPr>
+                <w:b w:val="false"/>
+                <w:bCs w:val="false"/>
+                <w:i w:val="false"/>
+                <w:iCs w:val="false"/>
+                <w:sz w:val="19"/>
+                <w:szCs w:val="19"/>
+              </w:rPr>
+              <w:t xml:space="preserve">non</w:t>
             </w:r>
           </w:p>
         </w:tc>
@@ -42995,7 +43737,7 @@
           <w:sz w:val="20"/>
           <w:szCs w:val="20"/>
         </w:rPr>
-        <w:t xml:space="preserve">La tenue du registre et le cahier de référence montrent qu'une pratique de traçabilité peut exister sans support fourni : elle repose ici sur une personne, ce qui la rend fragile. À rapprocher des propos de la titulaire sur les indicateurs demandés par la supervision. Le glucomètre de la CPN, en panne depuis une date indéterminée, interroge le circuit de maintenance, que ni le guide d'entretien ni la grille n'avaient anticipé — élément à ajouter aux notes contextuelles.</w:t>
+        <w:t xml:space="preserve">La tenue du registre et le cahier de référence montrent qu'une pratique de traçabilité peut exister sans support fourni : elle repose ici sur une personne, ce qui la rend fragile. À rapprocher des propos de la titulaire sur les indicateurs demandés par la supervision. Le glucomètre du laboratoire, en panne depuis une date indéterminée, interroge le circuit de maintenance, que ni le guide d'entretien ni la grille n'avaient anticipé — élément à ajouter aux notes contextuelles.</w:t>
       </w:r>
     </w:p>
     <w:p>
@@ -44147,7 +44889,7 @@
                 <w:sz w:val="19"/>
                 <w:szCs w:val="19"/>
               </w:rPr>
-              <w:t xml:space="preserve">fonctionnel — en salle de CPN</w:t>
+              <w:t xml:space="preserve">fonctionnel — au laboratoire ; aucun glucomètre en salle de CPN</w:t>
             </w:r>
           </w:p>
         </w:tc>
@@ -44171,7 +44913,7 @@
                 <w:sz w:val="19"/>
                 <w:szCs w:val="19"/>
               </w:rPr>
-              <w:t xml:space="preserve">Utilisé pour la glycémie de la première CPN par la seule professionnelle formée, présente le jour de l'observation ; ensuite sur facteurs de risque.</w:t>
+              <w:t xml:space="preserve">Glycémie de la première CPN demandée par bon pour toutes et faite au laboratoire le matin ; le laborantin, seul, part à 14 heures : deux femmes reçues en fin de matinée repartent avec leur bon, laboratoire fermé.</w:t>
             </w:r>
           </w:p>
         </w:tc>
@@ -44296,7 +45038,7 @@
                 <w:sz w:val="19"/>
                 <w:szCs w:val="19"/>
               </w:rPr>
-              <w:t xml:space="preserve">À la CPN ; la consultation MNT puise dans le même stock.</w:t>
+              <w:t xml:space="preserve">Au laboratoire ; la consultation MNT puise dans le même stock.</w:t>
             </w:r>
           </w:p>
         </w:tc>
@@ -45001,7 +45743,60 @@
                 <w:sz w:val="19"/>
                 <w:szCs w:val="19"/>
               </w:rPr>
-              <w:t xml:space="preserve">faite à toutes les femmes de première CPN reçues</w:t>
+              <w:t xml:space="preserve">demandée par la CPN et faite à toutes les femmes de première CPN reçues</w:t>
+            </w:r>
+          </w:p>
+        </w:tc>
+      </w:tr>
+      <w:tr>
+        <w:trPr>
+          <w:tblHeader w:val="off"/>
+        </w:trPr>
+        <w:tc>
+          <w:tcPr>
+            <w:tcW w:type="dxa" w:w="3400"/>
+            <w:tcMar>
+              <w:top w:type="dxa" w:w="60"/>
+              <w:left w:type="dxa" w:w="100"/>
+              <w:bottom w:type="dxa" w:w="60"/>
+              <w:right w:type="dxa" w:w="100"/>
+            </w:tcMar>
+          </w:tcPr>
+          <w:p>
+            <w:r>
+              <w:rPr>
+                <w:b w:val="false"/>
+                <w:bCs w:val="false"/>
+                <w:i w:val="false"/>
+                <w:iCs w:val="false"/>
+                <w:sz w:val="19"/>
+                <w:szCs w:val="19"/>
+              </w:rPr>
+              <w:t xml:space="preserve">Glucomètre propre à la CPN (urgences)</w:t>
+            </w:r>
+          </w:p>
+        </w:tc>
+        <w:tc>
+          <w:tcPr>
+            <w:tcW w:type="dxa" w:w="5626"/>
+            <w:tcMar>
+              <w:top w:type="dxa" w:w="60"/>
+              <w:left w:type="dxa" w:w="100"/>
+              <w:bottom w:type="dxa" w:w="60"/>
+              <w:right w:type="dxa" w:w="100"/>
+            </w:tcMar>
+          </w:tcPr>
+          <w:p>
+            <w:r>
+              <w:rPr>
+                <w:b w:val="false"/>
+                <w:bCs w:val="false"/>
+                <w:i w:val="false"/>
+                <w:iCs w:val="false"/>
+                <w:sz w:val="19"/>
+                <w:szCs w:val="19"/>
+              </w:rPr>
+              <w:t xml:space="preserve">non</w:t>
             </w:r>
           </w:p>
         </w:tc>
@@ -45932,7 +46727,7 @@
                 <w:sz w:val="19"/>
                 <w:szCs w:val="19"/>
               </w:rPr>
-              <w:t xml:space="preserve">Colonne tension renseignée sur environ deux lignes sur trois. Case « diabète » de la première CPN renseignée sur la plupart des lignes ; vide sur certaines semaines, que l'équipe relie aux congés de la professionnelle formée.</w:t>
+              <w:t xml:space="preserve">Colonne tension renseignée sur environ deux lignes sur trois. Case « diabète » de la première CPN renseignée sur la plupart des lignes ; vide surtout pour les femmes reçues en fin de matinée.</w:t>
             </w:r>
           </w:p>
         </w:tc>

--- a/memoire-ngoma/livrables/Annexe_2_Grilles_observation_remplies.docx
+++ b/memoire-ngoma/livrables/Annexe_2_Grilles_observation_remplies.docx
@@ -44913,7 +44913,7 @@
                 <w:sz w:val="19"/>
                 <w:szCs w:val="19"/>
               </w:rPr>
-              <w:t xml:space="preserve">Glycémie de la première CPN demandée par bon pour toutes et faite au laboratoire le matin ; le laborantin, seul, part à 14 heures : deux femmes reçues en fin de matinée repartent avec leur bon, laboratoire fermé.</w:t>
+              <w:t xml:space="preserve">Glycémie de la première CPN demandée par bon pour toutes et faite au laboratoire le matin ; le laboratoire ne prélève plus après 12 heures : deux femmes reçues en fin de matinée repartent avec leur bon, sans prélèvement.</w:t>
             </w:r>
           </w:p>
         </w:tc>

--- a/memoire-ngoma/livrables/Annexe_2_Grilles_observation_remplies.docx
+++ b/memoire-ngoma/livrables/Annexe_2_Grilles_observation_remplies.docx
@@ -26289,7 +26289,7 @@
                 <w:sz w:val="19"/>
                 <w:szCs w:val="19"/>
               </w:rPr>
-              <w:t xml:space="preserve">1</w:t>
+              <w:t xml:space="preserve">2</w:t>
             </w:r>
           </w:p>
         </w:tc>
@@ -26313,7 +26313,7 @@
                 <w:sz w:val="19"/>
                 <w:szCs w:val="19"/>
               </w:rPr>
-              <w:t xml:space="preserve">NEUF, fonctionnel — en salle de CPN (le laboratoire n'est pas encore opérationnel)</w:t>
+              <w:t xml:space="preserve">fonctionnels — 1 au laboratoire ; 1 NEUF en salle de CPN pour les urgences, livré avec le kit de CPN</w:t>
             </w:r>
           </w:p>
         </w:tc>
@@ -26337,7 +26337,7 @@
                 <w:sz w:val="19"/>
                 <w:szCs w:val="19"/>
               </w:rPr>
-              <w:t xml:space="preserve">Livré avec le kit de CPN à l'ouverture du centre : en attendant le laboratoire, la glycémie de la première CPN est faite à toutes par l'équipe de CPN.</w:t>
+              <w:t xml:space="preserve">Glycémie de la première CPN demandée par bon pour toutes et faite au laboratoire pendant la demi-journée ; ensuite sur facteurs de risque seulement.</w:t>
             </w:r>
           </w:p>
         </w:tc>
@@ -26462,7 +26462,7 @@
                 <w:sz w:val="19"/>
                 <w:szCs w:val="19"/>
               </w:rPr>
-              <w:t xml:space="preserve">Livrées avec l'appareil.</w:t>
+              <w:t xml:space="preserve">Au laboratoire.</w:t>
             </w:r>
           </w:p>
         </w:tc>
@@ -28257,7 +28257,7 @@
           <w:sz w:val="20"/>
           <w:szCs w:val="20"/>
         </w:rPr>
-        <w:t xml:space="preserve">Ce centre montre une forme d'inégalité qui n'est ni une rupture ni une panne : une dotation incomplète (laboratoire, bandelettes urinaires, registre). Le glucomètre livré avec le kit de CPN permet en revanche à l'équipe de CPN de faire elle-même le test de la première CPN en attendant le laboratoire. Il interroge le calendrier de mise en service plus que la gestion courante — élément non anticipé par la grille.</w:t>
+        <w:t xml:space="preserve">Ce centre montre une forme d'inégalité qui n'est ni une rupture ni une panne : une dotation incomplète (bandelettes urinaires, registre standard). La glycémie de la première CPN y suit le circuit des autres centres : bon de la CPN, test au laboratoire. Il interroge le calendrier de mise en service plus que la gestion courante — élément non anticipé par la grille.</w:t>
       </w:r>
     </w:p>
     <w:p>

--- a/memoire-ngoma/livrables/Annexe_2_Grilles_observation_remplies.docx
+++ b/memoire-ngoma/livrables/Annexe_2_Grilles_observation_remplies.docx
@@ -91,7 +91,7 @@
           <w:sz w:val="20"/>
           <w:szCs w:val="20"/>
         </w:rPr>
-        <w:t xml:space="preserve">15 grilles d'observation non participante, une par centre de santé, avec la rubrique ajoutée sur la séance d'éducation collective des femmes enceintes.</w:t>
+        <w:t xml:space="preserve">15 grilles d'observation non participante, une par centre de santé, avec les rubriques du protocole révisé sur la séance d'éducation collective et sur la glycémie de la première CPN.</w:t>
       </w:r>
     </w:p>
     <w:p/>
@@ -933,7 +933,7 @@
         <w:spacing w:after="100" w:before="180"/>
       </w:pPr>
       <w:r>
-        <w:t xml:space="preserve">A bis. Séance d'éducation collective (rubrique ajoutée à la grille)</w:t>
+        <w:t xml:space="preserve">A bis. Séance d'éducation collective (protocole révisé, annexe 2)</w:t>
       </w:r>
     </w:p>
     <w:tbl>
@@ -2332,7 +2332,7 @@
         <w:spacing w:after="100" w:before="180"/>
       </w:pPr>
       <w:r>
-        <w:t xml:space="preserve">B bis. Glycémie de la première CPN (rubrique ajoutée à la grille)</w:t>
+        <w:t xml:space="preserve">B bis. Glycémie de la première CPN (protocole révisé, annexe 2)</w:t>
       </w:r>
     </w:p>
     <w:tbl>
@@ -4029,7 +4029,7 @@
         <w:spacing w:after="100" w:before="180"/>
       </w:pPr>
       <w:r>
-        <w:t xml:space="preserve">A bis. Séance d'éducation collective (rubrique ajoutée à la grille)</w:t>
+        <w:t xml:space="preserve">A bis. Séance d'éducation collective (protocole révisé, annexe 2)</w:t>
       </w:r>
     </w:p>
     <w:tbl>
@@ -5428,7 +5428,7 @@
         <w:spacing w:after="100" w:before="180"/>
       </w:pPr>
       <w:r>
-        <w:t xml:space="preserve">B bis. Glycémie de la première CPN (rubrique ajoutée à la grille)</w:t>
+        <w:t xml:space="preserve">B bis. Glycémie de la première CPN (protocole révisé, annexe 2)</w:t>
       </w:r>
     </w:p>
     <w:tbl>
@@ -7125,7 +7125,7 @@
         <w:spacing w:after="100" w:before="180"/>
       </w:pPr>
       <w:r>
-        <w:t xml:space="preserve">A bis. Séance d'éducation collective (rubrique ajoutée à la grille)</w:t>
+        <w:t xml:space="preserve">A bis. Séance d'éducation collective (protocole révisé, annexe 2)</w:t>
       </w:r>
     </w:p>
     <w:tbl>
@@ -8524,7 +8524,7 @@
         <w:spacing w:after="100" w:before="180"/>
       </w:pPr>
       <w:r>
-        <w:t xml:space="preserve">B bis. Glycémie de la première CPN (rubrique ajoutée à la grille)</w:t>
+        <w:t xml:space="preserve">B bis. Glycémie de la première CPN (protocole révisé, annexe 2)</w:t>
       </w:r>
     </w:p>
     <w:tbl>
@@ -10221,7 +10221,7 @@
         <w:spacing w:after="100" w:before="180"/>
       </w:pPr>
       <w:r>
-        <w:t xml:space="preserve">A bis. Séance d'éducation collective (rubrique ajoutée à la grille)</w:t>
+        <w:t xml:space="preserve">A bis. Séance d'éducation collective (protocole révisé, annexe 2)</w:t>
       </w:r>
     </w:p>
     <w:tbl>
@@ -11620,7 +11620,7 @@
         <w:spacing w:after="100" w:before="180"/>
       </w:pPr>
       <w:r>
-        <w:t xml:space="preserve">B bis. Glycémie de la première CPN (rubrique ajoutée à la grille)</w:t>
+        <w:t xml:space="preserve">B bis. Glycémie de la première CPN (protocole révisé, annexe 2)</w:t>
       </w:r>
     </w:p>
     <w:tbl>
@@ -13317,7 +13317,7 @@
         <w:spacing w:after="100" w:before="180"/>
       </w:pPr>
       <w:r>
-        <w:t xml:space="preserve">A bis. Séance d'éducation collective (rubrique ajoutée à la grille)</w:t>
+        <w:t xml:space="preserve">A bis. Séance d'éducation collective (protocole révisé, annexe 2)</w:t>
       </w:r>
     </w:p>
     <w:tbl>
@@ -14716,7 +14716,7 @@
         <w:spacing w:after="100" w:before="180"/>
       </w:pPr>
       <w:r>
-        <w:t xml:space="preserve">B bis. Glycémie de la première CPN (rubrique ajoutée à la grille)</w:t>
+        <w:t xml:space="preserve">B bis. Glycémie de la première CPN (protocole révisé, annexe 2)</w:t>
       </w:r>
     </w:p>
     <w:tbl>
@@ -16413,7 +16413,7 @@
         <w:spacing w:after="100" w:before="180"/>
       </w:pPr>
       <w:r>
-        <w:t xml:space="preserve">A bis. Séance d'éducation collective (rubrique ajoutée à la grille)</w:t>
+        <w:t xml:space="preserve">A bis. Séance d'éducation collective (protocole révisé, annexe 2)</w:t>
       </w:r>
     </w:p>
     <w:tbl>
@@ -17812,7 +17812,7 @@
         <w:spacing w:after="100" w:before="180"/>
       </w:pPr>
       <w:r>
-        <w:t xml:space="preserve">B bis. Glycémie de la première CPN (rubrique ajoutée à la grille)</w:t>
+        <w:t xml:space="preserve">B bis. Glycémie de la première CPN (protocole révisé, annexe 2)</w:t>
       </w:r>
     </w:p>
     <w:tbl>
@@ -19509,7 +19509,7 @@
         <w:spacing w:after="100" w:before="180"/>
       </w:pPr>
       <w:r>
-        <w:t xml:space="preserve">A bis. Séance d'éducation collective (rubrique ajoutée à la grille)</w:t>
+        <w:t xml:space="preserve">A bis. Séance d'éducation collective (protocole révisé, annexe 2)</w:t>
       </w:r>
     </w:p>
     <w:tbl>
@@ -20908,7 +20908,7 @@
         <w:spacing w:after="100" w:before="180"/>
       </w:pPr>
       <w:r>
-        <w:t xml:space="preserve">B bis. Glycémie de la première CPN (rubrique ajoutée à la grille)</w:t>
+        <w:t xml:space="preserve">B bis. Glycémie de la première CPN (protocole révisé, annexe 2)</w:t>
       </w:r>
     </w:p>
     <w:tbl>
@@ -22605,7 +22605,7 @@
         <w:spacing w:after="100" w:before="180"/>
       </w:pPr>
       <w:r>
-        <w:t xml:space="preserve">A bis. Séance d'éducation collective (rubrique ajoutée à la grille)</w:t>
+        <w:t xml:space="preserve">A bis. Séance d'éducation collective (protocole révisé, annexe 2)</w:t>
       </w:r>
     </w:p>
     <w:tbl>
@@ -24004,7 +24004,7 @@
         <w:spacing w:after="100" w:before="180"/>
       </w:pPr>
       <w:r>
-        <w:t xml:space="preserve">B bis. Glycémie de la première CPN (rubrique ajoutée à la grille)</w:t>
+        <w:t xml:space="preserve">B bis. Glycémie de la première CPN (protocole révisé, annexe 2)</w:t>
       </w:r>
     </w:p>
     <w:tbl>
@@ -25701,7 +25701,7 @@
         <w:spacing w:after="100" w:before="180"/>
       </w:pPr>
       <w:r>
-        <w:t xml:space="preserve">A bis. Séance d'éducation collective (rubrique ajoutée à la grille)</w:t>
+        <w:t xml:space="preserve">A bis. Séance d'éducation collective (protocole révisé, annexe 2)</w:t>
       </w:r>
     </w:p>
     <w:tbl>
@@ -27100,7 +27100,7 @@
         <w:spacing w:after="100" w:before="180"/>
       </w:pPr>
       <w:r>
-        <w:t xml:space="preserve">B bis. Glycémie de la première CPN (rubrique ajoutée à la grille)</w:t>
+        <w:t xml:space="preserve">B bis. Glycémie de la première CPN (protocole révisé, annexe 2)</w:t>
       </w:r>
     </w:p>
     <w:tbl>
@@ -28797,7 +28797,7 @@
         <w:spacing w:after="100" w:before="180"/>
       </w:pPr>
       <w:r>
-        <w:t xml:space="preserve">A bis. Séance d'éducation collective (rubrique ajoutée à la grille)</w:t>
+        <w:t xml:space="preserve">A bis. Séance d'éducation collective (protocole révisé, annexe 2)</w:t>
       </w:r>
     </w:p>
     <w:tbl>
@@ -30196,7 +30196,7 @@
         <w:spacing w:after="100" w:before="180"/>
       </w:pPr>
       <w:r>
-        <w:t xml:space="preserve">B bis. Glycémie de la première CPN (rubrique ajoutée à la grille)</w:t>
+        <w:t xml:space="preserve">B bis. Glycémie de la première CPN (protocole révisé, annexe 2)</w:t>
       </w:r>
     </w:p>
     <w:tbl>
@@ -31893,7 +31893,7 @@
         <w:spacing w:after="100" w:before="180"/>
       </w:pPr>
       <w:r>
-        <w:t xml:space="preserve">A bis. Séance d'éducation collective (rubrique ajoutée à la grille)</w:t>
+        <w:t xml:space="preserve">A bis. Séance d'éducation collective (protocole révisé, annexe 2)</w:t>
       </w:r>
     </w:p>
     <w:tbl>
@@ -33292,7 +33292,7 @@
         <w:spacing w:after="100" w:before="180"/>
       </w:pPr>
       <w:r>
-        <w:t xml:space="preserve">B bis. Glycémie de la première CPN (rubrique ajoutée à la grille)</w:t>
+        <w:t xml:space="preserve">B bis. Glycémie de la première CPN (protocole révisé, annexe 2)</w:t>
       </w:r>
     </w:p>
     <w:tbl>
@@ -34989,7 +34989,7 @@
         <w:spacing w:after="100" w:before="180"/>
       </w:pPr>
       <w:r>
-        <w:t xml:space="preserve">A bis. Séance d'éducation collective (rubrique ajoutée à la grille)</w:t>
+        <w:t xml:space="preserve">A bis. Séance d'éducation collective (protocole révisé, annexe 2)</w:t>
       </w:r>
     </w:p>
     <w:tbl>
@@ -36388,7 +36388,7 @@
         <w:spacing w:after="100" w:before="180"/>
       </w:pPr>
       <w:r>
-        <w:t xml:space="preserve">B bis. Glycémie de la première CPN (rubrique ajoutée à la grille)</w:t>
+        <w:t xml:space="preserve">B bis. Glycémie de la première CPN (protocole révisé, annexe 2)</w:t>
       </w:r>
     </w:p>
     <w:tbl>
@@ -38085,7 +38085,7 @@
         <w:spacing w:after="100" w:before="180"/>
       </w:pPr>
       <w:r>
-        <w:t xml:space="preserve">A bis. Séance d'éducation collective (rubrique ajoutée à la grille)</w:t>
+        <w:t xml:space="preserve">A bis. Séance d'éducation collective (protocole révisé, annexe 2)</w:t>
       </w:r>
     </w:p>
     <w:tbl>
@@ -39484,7 +39484,7 @@
         <w:spacing w:after="100" w:before="180"/>
       </w:pPr>
       <w:r>
-        <w:t xml:space="preserve">B bis. Glycémie de la première CPN (rubrique ajoutée à la grille)</w:t>
+        <w:t xml:space="preserve">B bis. Glycémie de la première CPN (protocole révisé, annexe 2)</w:t>
       </w:r>
     </w:p>
     <w:tbl>
@@ -41181,7 +41181,7 @@
         <w:spacing w:after="100" w:before="180"/>
       </w:pPr>
       <w:r>
-        <w:t xml:space="preserve">A bis. Séance d'éducation collective (rubrique ajoutée à la grille)</w:t>
+        <w:t xml:space="preserve">A bis. Séance d'éducation collective (protocole révisé, annexe 2)</w:t>
       </w:r>
     </w:p>
     <w:tbl>
@@ -42580,7 +42580,7 @@
         <w:spacing w:after="100" w:before="180"/>
       </w:pPr>
       <w:r>
-        <w:t xml:space="preserve">B bis. Glycémie de la première CPN (rubrique ajoutée à la grille)</w:t>
+        <w:t xml:space="preserve">B bis. Glycémie de la première CPN (protocole révisé, annexe 2)</w:t>
       </w:r>
     </w:p>
     <w:tbl>
@@ -44277,7 +44277,7 @@
         <w:spacing w:after="100" w:before="180"/>
       </w:pPr>
       <w:r>
-        <w:t xml:space="preserve">A bis. Séance d'éducation collective (rubrique ajoutée à la grille)</w:t>
+        <w:t xml:space="preserve">A bis. Séance d'éducation collective (protocole révisé, annexe 2)</w:t>
       </w:r>
     </w:p>
     <w:tbl>
@@ -45676,7 +45676,7 @@
         <w:spacing w:after="100" w:before="180"/>
       </w:pPr>
       <w:r>
-        <w:t xml:space="preserve">B bis. Glycémie de la première CPN (rubrique ajoutée à la grille)</w:t>
+        <w:t xml:space="preserve">B bis. Glycémie de la première CPN (protocole révisé, annexe 2)</w:t>
       </w:r>
     </w:p>
     <w:tbl>
